--- a/Ingsoftwareproyecto.docx
+++ b/Ingsoftwareproyecto.docx
@@ -27,7 +27,7 @@
                     </pic:cNvPicPr>
                   </pic:nvPicPr>
                   <pic:blipFill>
-                    <a:blip r:embed="rId7">
+                    <a:blip r:embed="rId8">
                       <a:extLst>
                         <a:ext uri="{28A0092B-C50C-407E-A947-70E740481C1C}">
                           <a14:useLocalDpi xmlns:a14="http://schemas.microsoft.com/office/drawing/2010/main" val="0"/>
@@ -258,16 +258,15 @@
           <w:sz w:val="36"/>
           <w:szCs w:val="36"/>
         </w:rPr>
-        <w:t>1°ENTREGA</w:t>
-      </w:r>
-    </w:p>
-    <w:p>
-      <w:pPr>
+        <w:t>2</w:t>
+      </w:r>
+      <w:r>
         <w:rPr>
           <w:sz w:val="36"/>
           <w:szCs w:val="36"/>
         </w:rPr>
-      </w:pPr>
+        <w:t>°ENTREGA</w:t>
+      </w:r>
     </w:p>
     <w:p>
       <w:pPr>
@@ -287,691 +286,694 @@
     </w:p>
     <w:p>
       <w:pPr>
-        <w:pStyle w:val="Prrafodelista"/>
-        <w:numPr>
-          <w:ilvl w:val="0"/>
-          <w:numId w:val="2"/>
-        </w:numPr>
-        <w:rPr>
-          <w:rFonts w:ascii="Arial" w:hAnsi="Arial" w:cs="Arial"/>
-          <w:sz w:val="24"/>
-          <w:szCs w:val="24"/>
-        </w:rPr>
-      </w:pPr>
-      <w:r>
-        <w:rPr>
-          <w:rFonts w:ascii="Arial" w:hAnsi="Arial" w:cs="Arial"/>
-          <w:sz w:val="24"/>
-          <w:szCs w:val="24"/>
-        </w:rPr>
-        <w:lastRenderedPageBreak/>
-        <w:t>T0</w:t>
-      </w:r>
-      <w:r>
-        <w:rPr>
-          <w:rFonts w:ascii="Arial" w:hAnsi="Arial" w:cs="Arial"/>
-          <w:sz w:val="24"/>
-          <w:szCs w:val="24"/>
-        </w:rPr>
-        <w:t>1</w:t>
-      </w:r>
-      <w:r>
-        <w:rPr>
-          <w:rFonts w:ascii="Arial" w:hAnsi="Arial" w:cs="Arial"/>
-          <w:sz w:val="24"/>
-          <w:szCs w:val="24"/>
-        </w:rPr>
-        <w:t>.Arquitectura base……………………………………………</w:t>
-      </w:r>
-      <w:r>
-        <w:rPr>
-          <w:rFonts w:ascii="Arial" w:hAnsi="Arial" w:cs="Arial"/>
-          <w:sz w:val="24"/>
-          <w:szCs w:val="24"/>
-        </w:rPr>
-        <w:t>……….</w:t>
-      </w:r>
-      <w:r>
-        <w:rPr>
-          <w:rFonts w:ascii="Arial" w:hAnsi="Arial" w:cs="Arial"/>
-          <w:sz w:val="24"/>
-          <w:szCs w:val="24"/>
-        </w:rPr>
-        <w:t>3</w:t>
-      </w:r>
-    </w:p>
-    <w:p>
-      <w:pPr>
-        <w:pStyle w:val="Prrafodelista"/>
-        <w:numPr>
-          <w:ilvl w:val="0"/>
-          <w:numId w:val="2"/>
-        </w:numPr>
-        <w:rPr>
-          <w:rFonts w:ascii="Arial" w:hAnsi="Arial" w:cs="Arial"/>
-          <w:sz w:val="24"/>
-          <w:szCs w:val="24"/>
-        </w:rPr>
-      </w:pPr>
-      <w:r>
-        <w:rPr>
-          <w:rFonts w:ascii="Arial" w:hAnsi="Arial" w:cs="Arial"/>
-          <w:sz w:val="24"/>
-          <w:szCs w:val="24"/>
-        </w:rPr>
-        <w:t>Objetivo</w:t>
-      </w:r>
-      <w:r>
-        <w:rPr>
-          <w:rFonts w:ascii="Arial" w:hAnsi="Arial" w:cs="Arial"/>
-          <w:sz w:val="24"/>
-          <w:szCs w:val="24"/>
-        </w:rPr>
-        <w:t>…………………………………………</w:t>
-      </w:r>
-      <w:r>
-        <w:rPr>
-          <w:rFonts w:ascii="Arial" w:hAnsi="Arial" w:cs="Arial"/>
-          <w:sz w:val="24"/>
-          <w:szCs w:val="24"/>
-        </w:rPr>
-        <w:t>…………………</w:t>
-      </w:r>
-      <w:r>
-        <w:rPr>
-          <w:rFonts w:ascii="Arial" w:hAnsi="Arial" w:cs="Arial"/>
-          <w:sz w:val="24"/>
-          <w:szCs w:val="24"/>
-        </w:rPr>
-        <w:t>…</w:t>
-      </w:r>
-      <w:r>
-        <w:rPr>
-          <w:rFonts w:ascii="Arial" w:hAnsi="Arial" w:cs="Arial"/>
-          <w:sz w:val="24"/>
-          <w:szCs w:val="24"/>
-        </w:rPr>
-        <w:t>……..</w:t>
-      </w:r>
-      <w:r>
-        <w:rPr>
-          <w:rFonts w:ascii="Arial" w:hAnsi="Arial" w:cs="Arial"/>
-          <w:sz w:val="24"/>
-          <w:szCs w:val="24"/>
-        </w:rPr>
-        <w:t>3</w:t>
-      </w:r>
-    </w:p>
-    <w:p>
-      <w:pPr>
-        <w:pStyle w:val="Prrafodelista"/>
-        <w:numPr>
-          <w:ilvl w:val="0"/>
-          <w:numId w:val="2"/>
-        </w:numPr>
-        <w:rPr>
-          <w:rFonts w:ascii="Arial" w:hAnsi="Arial" w:cs="Arial"/>
-          <w:sz w:val="24"/>
-          <w:szCs w:val="24"/>
-        </w:rPr>
-      </w:pPr>
-      <w:r>
-        <w:rPr>
-          <w:rFonts w:ascii="Arial" w:hAnsi="Arial" w:cs="Arial"/>
-          <w:sz w:val="24"/>
-          <w:szCs w:val="24"/>
-        </w:rPr>
-        <w:t>Descripcion detallada</w:t>
-      </w:r>
-      <w:r>
-        <w:rPr>
-          <w:rFonts w:ascii="Arial" w:hAnsi="Arial" w:cs="Arial"/>
-          <w:sz w:val="24"/>
-          <w:szCs w:val="24"/>
-        </w:rPr>
-        <w:t>………………………………………………</w:t>
-      </w:r>
-      <w:r>
-        <w:rPr>
-          <w:rFonts w:ascii="Arial" w:hAnsi="Arial" w:cs="Arial"/>
-          <w:sz w:val="24"/>
-          <w:szCs w:val="24"/>
-        </w:rPr>
-        <w:t>…</w:t>
-      </w:r>
-      <w:r>
-        <w:rPr>
-          <w:rFonts w:ascii="Arial" w:hAnsi="Arial" w:cs="Arial"/>
-          <w:sz w:val="24"/>
-          <w:szCs w:val="24"/>
-        </w:rPr>
-        <w:t>……</w:t>
-      </w:r>
-      <w:r>
-        <w:rPr>
-          <w:rFonts w:ascii="Arial" w:hAnsi="Arial" w:cs="Arial"/>
-          <w:sz w:val="24"/>
-          <w:szCs w:val="24"/>
-        </w:rPr>
-        <w:t>3</w:t>
-      </w:r>
-    </w:p>
-    <w:p>
-      <w:pPr>
-        <w:pStyle w:val="Prrafodelista"/>
-        <w:numPr>
-          <w:ilvl w:val="0"/>
-          <w:numId w:val="2"/>
-        </w:numPr>
-        <w:rPr>
-          <w:rFonts w:ascii="Arial" w:hAnsi="Arial" w:cs="Arial"/>
-          <w:sz w:val="24"/>
-          <w:szCs w:val="24"/>
-        </w:rPr>
-      </w:pPr>
-      <w:r>
-        <w:rPr>
-          <w:rFonts w:ascii="Arial" w:hAnsi="Arial" w:cs="Arial"/>
-          <w:sz w:val="24"/>
-          <w:szCs w:val="24"/>
-        </w:rPr>
-        <w:t>Diagrama de clase</w:t>
-      </w:r>
-      <w:r>
-        <w:rPr>
-          <w:rFonts w:ascii="Arial" w:hAnsi="Arial" w:cs="Arial"/>
-          <w:sz w:val="24"/>
-          <w:szCs w:val="24"/>
-        </w:rPr>
-        <w:t>……………………………………………………</w:t>
-      </w:r>
-      <w:r>
-        <w:rPr>
-          <w:rFonts w:ascii="Arial" w:hAnsi="Arial" w:cs="Arial"/>
-          <w:sz w:val="24"/>
-          <w:szCs w:val="24"/>
-        </w:rPr>
-        <w:t>……</w:t>
-      </w:r>
-      <w:r>
-        <w:rPr>
-          <w:rFonts w:ascii="Arial" w:hAnsi="Arial" w:cs="Arial"/>
-          <w:sz w:val="24"/>
-          <w:szCs w:val="24"/>
-        </w:rPr>
-        <w:t>5</w:t>
-      </w:r>
-    </w:p>
-    <w:p>
-      <w:pPr>
-        <w:pStyle w:val="Prrafodelista"/>
-        <w:numPr>
-          <w:ilvl w:val="0"/>
-          <w:numId w:val="2"/>
-        </w:numPr>
-        <w:rPr>
-          <w:rFonts w:ascii="Arial" w:hAnsi="Arial" w:cs="Arial"/>
-          <w:sz w:val="24"/>
-          <w:szCs w:val="24"/>
-        </w:rPr>
-      </w:pPr>
-      <w:r>
-        <w:rPr>
-          <w:rFonts w:ascii="Arial" w:hAnsi="Arial" w:cs="Arial"/>
-          <w:sz w:val="24"/>
-          <w:szCs w:val="24"/>
-        </w:rPr>
-        <w:t>DER…………………………………………………………………</w:t>
-      </w:r>
-      <w:r>
-        <w:rPr>
-          <w:rFonts w:ascii="Arial" w:hAnsi="Arial" w:cs="Arial"/>
-          <w:sz w:val="24"/>
-          <w:szCs w:val="24"/>
-        </w:rPr>
-        <w:t>…</w:t>
-      </w:r>
-      <w:r>
-        <w:rPr>
-          <w:rFonts w:ascii="Arial" w:hAnsi="Arial" w:cs="Arial"/>
-          <w:sz w:val="24"/>
-          <w:szCs w:val="24"/>
-        </w:rPr>
-        <w:t>…</w:t>
-      </w:r>
-      <w:r>
-        <w:rPr>
-          <w:rFonts w:ascii="Arial" w:hAnsi="Arial" w:cs="Arial"/>
-          <w:sz w:val="24"/>
-          <w:szCs w:val="24"/>
-        </w:rPr>
-        <w:t>….</w:t>
-      </w:r>
-      <w:r>
-        <w:rPr>
-          <w:rFonts w:ascii="Arial" w:hAnsi="Arial" w:cs="Arial"/>
-          <w:sz w:val="24"/>
-          <w:szCs w:val="24"/>
-        </w:rPr>
-        <w:t>6</w:t>
-      </w:r>
-      <w:r>
-        <w:rPr>
-          <w:rFonts w:ascii="Arial" w:hAnsi="Arial" w:cs="Arial"/>
-          <w:sz w:val="24"/>
-          <w:szCs w:val="24"/>
-        </w:rPr>
-        <w:t xml:space="preserve"> </w:t>
-      </w:r>
-    </w:p>
-    <w:p>
-      <w:pPr>
-        <w:pStyle w:val="Prrafodelista"/>
-        <w:numPr>
-          <w:ilvl w:val="0"/>
-          <w:numId w:val="2"/>
-        </w:numPr>
-        <w:rPr>
-          <w:rFonts w:ascii="Arial" w:hAnsi="Arial" w:cs="Arial"/>
-          <w:sz w:val="24"/>
-          <w:szCs w:val="24"/>
-          <w:lang w:val="en-US"/>
-        </w:rPr>
-      </w:pPr>
-      <w:r>
-        <w:rPr>
-          <w:rFonts w:ascii="Arial" w:hAnsi="Arial" w:cs="Arial"/>
-          <w:sz w:val="24"/>
-          <w:szCs w:val="24"/>
-          <w:lang w:val="en-US"/>
-        </w:rPr>
-        <w:t>T02. Gestion de Log in / Log out</w:t>
-      </w:r>
-      <w:r>
-        <w:rPr>
-          <w:rFonts w:ascii="Arial" w:hAnsi="Arial" w:cs="Arial"/>
-          <w:sz w:val="24"/>
-          <w:szCs w:val="24"/>
-          <w:lang w:val="en-US"/>
-        </w:rPr>
-        <w:t>………………………………………</w:t>
-      </w:r>
-      <w:r>
-        <w:rPr>
-          <w:rFonts w:ascii="Arial" w:hAnsi="Arial" w:cs="Arial"/>
-          <w:sz w:val="24"/>
-          <w:szCs w:val="24"/>
-          <w:lang w:val="en-US"/>
-        </w:rPr>
-        <w:t>…</w:t>
-      </w:r>
-      <w:r>
-        <w:rPr>
-          <w:rFonts w:ascii="Arial" w:hAnsi="Arial" w:cs="Arial"/>
-          <w:sz w:val="24"/>
-          <w:szCs w:val="24"/>
-          <w:lang w:val="en-US"/>
-        </w:rPr>
-        <w:t>7</w:t>
-      </w:r>
-    </w:p>
-    <w:p>
-      <w:pPr>
-        <w:pStyle w:val="Prrafodelista"/>
-        <w:numPr>
-          <w:ilvl w:val="0"/>
-          <w:numId w:val="2"/>
-        </w:numPr>
-        <w:rPr>
-          <w:rFonts w:ascii="Arial" w:hAnsi="Arial" w:cs="Arial"/>
-          <w:sz w:val="24"/>
-          <w:szCs w:val="24"/>
-          <w:lang w:val="en-US"/>
-        </w:rPr>
-      </w:pPr>
-      <w:r>
-        <w:rPr>
-          <w:rFonts w:ascii="Arial" w:hAnsi="Arial" w:cs="Arial"/>
-          <w:sz w:val="24"/>
-          <w:szCs w:val="24"/>
-          <w:lang w:val="en-US"/>
-        </w:rPr>
-        <w:t>Objetivo</w:t>
-      </w:r>
-      <w:r>
-        <w:rPr>
-          <w:rFonts w:ascii="Arial" w:hAnsi="Arial" w:cs="Arial"/>
-          <w:sz w:val="24"/>
-          <w:szCs w:val="24"/>
-          <w:lang w:val="en-US"/>
-        </w:rPr>
-        <w:t>………………………………………………………………</w:t>
-      </w:r>
-      <w:r>
-        <w:rPr>
-          <w:rFonts w:ascii="Arial" w:hAnsi="Arial" w:cs="Arial"/>
-          <w:sz w:val="24"/>
-          <w:szCs w:val="24"/>
-          <w:lang w:val="en-US"/>
-        </w:rPr>
-        <w:t>…</w:t>
-      </w:r>
-      <w:r>
-        <w:rPr>
-          <w:rFonts w:ascii="Arial" w:hAnsi="Arial" w:cs="Arial"/>
-          <w:sz w:val="24"/>
-          <w:szCs w:val="24"/>
-          <w:lang w:val="en-US"/>
-        </w:rPr>
-        <w:t>…..</w:t>
-      </w:r>
-      <w:r>
-        <w:rPr>
-          <w:rFonts w:ascii="Arial" w:hAnsi="Arial" w:cs="Arial"/>
-          <w:sz w:val="24"/>
-          <w:szCs w:val="24"/>
-          <w:lang w:val="en-US"/>
-        </w:rPr>
-        <w:t>7</w:t>
-      </w:r>
-    </w:p>
-    <w:p>
-      <w:pPr>
-        <w:pStyle w:val="Prrafodelista"/>
-        <w:numPr>
-          <w:ilvl w:val="0"/>
-          <w:numId w:val="2"/>
-        </w:numPr>
-        <w:rPr>
-          <w:rFonts w:ascii="Arial" w:hAnsi="Arial" w:cs="Arial"/>
-          <w:sz w:val="24"/>
-          <w:szCs w:val="24"/>
-          <w:lang w:val="en-US"/>
-        </w:rPr>
-      </w:pPr>
-      <w:r>
-        <w:rPr>
-          <w:rFonts w:ascii="Arial" w:hAnsi="Arial" w:cs="Arial"/>
-          <w:sz w:val="24"/>
-          <w:szCs w:val="24"/>
-          <w:lang w:val="en-US"/>
-        </w:rPr>
-        <w:t>Descripcion detallada</w:t>
-      </w:r>
-      <w:r>
-        <w:rPr>
-          <w:rFonts w:ascii="Arial" w:hAnsi="Arial" w:cs="Arial"/>
-          <w:sz w:val="24"/>
-          <w:szCs w:val="24"/>
-          <w:lang w:val="en-US"/>
-        </w:rPr>
-        <w:t>…………………………………………………...</w:t>
-      </w:r>
-      <w:r>
-        <w:rPr>
-          <w:rFonts w:ascii="Arial" w:hAnsi="Arial" w:cs="Arial"/>
-          <w:sz w:val="24"/>
-          <w:szCs w:val="24"/>
-          <w:lang w:val="en-US"/>
-        </w:rPr>
-        <w:t>...</w:t>
-      </w:r>
-      <w:r>
-        <w:rPr>
-          <w:rFonts w:ascii="Arial" w:hAnsi="Arial" w:cs="Arial"/>
-          <w:sz w:val="24"/>
-          <w:szCs w:val="24"/>
-          <w:lang w:val="en-US"/>
-        </w:rPr>
-        <w:t>7</w:t>
-      </w:r>
-    </w:p>
-    <w:p>
-      <w:pPr>
-        <w:pStyle w:val="Prrafodelista"/>
-        <w:numPr>
-          <w:ilvl w:val="0"/>
-          <w:numId w:val="2"/>
-        </w:numPr>
-        <w:rPr>
-          <w:rFonts w:ascii="Arial" w:hAnsi="Arial" w:cs="Arial"/>
-          <w:sz w:val="24"/>
-          <w:szCs w:val="24"/>
-        </w:rPr>
-      </w:pPr>
-      <w:r>
-        <w:rPr>
-          <w:rFonts w:ascii="Arial" w:hAnsi="Arial" w:cs="Arial"/>
-          <w:sz w:val="24"/>
-          <w:szCs w:val="24"/>
-        </w:rPr>
-        <w:t>Diagrama caso de uso Login…………………………………………</w:t>
-      </w:r>
-      <w:r>
-        <w:rPr>
-          <w:rFonts w:ascii="Arial" w:hAnsi="Arial" w:cs="Arial"/>
-          <w:sz w:val="24"/>
-          <w:szCs w:val="24"/>
-        </w:rPr>
-        <w:t>…..</w:t>
-      </w:r>
-      <w:r>
-        <w:rPr>
-          <w:rFonts w:ascii="Arial" w:hAnsi="Arial" w:cs="Arial"/>
-          <w:sz w:val="24"/>
-          <w:szCs w:val="24"/>
-        </w:rPr>
-        <w:t>7</w:t>
-      </w:r>
-    </w:p>
-    <w:p>
-      <w:pPr>
-        <w:pStyle w:val="Prrafodelista"/>
-        <w:numPr>
-          <w:ilvl w:val="0"/>
-          <w:numId w:val="2"/>
-        </w:numPr>
-        <w:rPr>
-          <w:rFonts w:ascii="Arial" w:hAnsi="Arial" w:cs="Arial"/>
-          <w:sz w:val="24"/>
-          <w:szCs w:val="24"/>
-        </w:rPr>
-      </w:pPr>
-      <w:r>
-        <w:rPr>
-          <w:rFonts w:ascii="Arial" w:hAnsi="Arial" w:cs="Arial"/>
-          <w:sz w:val="24"/>
-          <w:szCs w:val="24"/>
-        </w:rPr>
-        <w:t>Diagrama de secuencia Login…………………………………………</w:t>
-      </w:r>
-      <w:r>
-        <w:rPr>
-          <w:rFonts w:ascii="Arial" w:hAnsi="Arial" w:cs="Arial"/>
-          <w:sz w:val="24"/>
-          <w:szCs w:val="24"/>
-        </w:rPr>
-        <w:t>…</w:t>
-      </w:r>
-      <w:r>
-        <w:rPr>
-          <w:rFonts w:ascii="Arial" w:hAnsi="Arial" w:cs="Arial"/>
-          <w:sz w:val="24"/>
-          <w:szCs w:val="24"/>
-        </w:rPr>
-        <w:t>8</w:t>
-      </w:r>
-    </w:p>
-    <w:p>
-      <w:pPr>
-        <w:pStyle w:val="Prrafodelista"/>
-        <w:numPr>
-          <w:ilvl w:val="0"/>
-          <w:numId w:val="2"/>
-        </w:numPr>
-        <w:rPr>
-          <w:rFonts w:ascii="Arial" w:hAnsi="Arial" w:cs="Arial"/>
-          <w:sz w:val="24"/>
-          <w:szCs w:val="24"/>
-        </w:rPr>
-      </w:pPr>
-      <w:r>
-        <w:rPr>
-          <w:rFonts w:ascii="Arial" w:hAnsi="Arial" w:cs="Arial"/>
-          <w:sz w:val="24"/>
-          <w:szCs w:val="24"/>
-        </w:rPr>
-        <w:t>Diagrama de caso de uso Logout………………………………………</w:t>
-      </w:r>
-      <w:r>
-        <w:rPr>
-          <w:rFonts w:ascii="Arial" w:hAnsi="Arial" w:cs="Arial"/>
-          <w:sz w:val="24"/>
-          <w:szCs w:val="24"/>
-        </w:rPr>
-        <w:t xml:space="preserve"> </w:t>
-      </w:r>
-      <w:r>
-        <w:rPr>
-          <w:rFonts w:ascii="Arial" w:hAnsi="Arial" w:cs="Arial"/>
-          <w:sz w:val="24"/>
-          <w:szCs w:val="24"/>
-        </w:rPr>
-        <w:t>.9</w:t>
-      </w:r>
-    </w:p>
-    <w:p>
-      <w:pPr>
-        <w:pStyle w:val="Prrafodelista"/>
-        <w:numPr>
-          <w:ilvl w:val="0"/>
-          <w:numId w:val="2"/>
-        </w:numPr>
-        <w:rPr>
-          <w:rFonts w:ascii="Arial" w:hAnsi="Arial" w:cs="Arial"/>
-          <w:sz w:val="24"/>
-          <w:szCs w:val="24"/>
-        </w:rPr>
-      </w:pPr>
-      <w:r>
-        <w:rPr>
-          <w:rFonts w:ascii="Arial" w:hAnsi="Arial" w:cs="Arial"/>
-          <w:sz w:val="24"/>
-          <w:szCs w:val="24"/>
-        </w:rPr>
-        <w:t>Diagrama de secuencia Logout…………………………………………10</w:t>
-      </w:r>
-    </w:p>
-    <w:p>
-      <w:pPr>
-        <w:pStyle w:val="Prrafodelista"/>
-        <w:numPr>
-          <w:ilvl w:val="0"/>
-          <w:numId w:val="2"/>
-        </w:numPr>
-        <w:rPr>
-          <w:rFonts w:ascii="Arial" w:hAnsi="Arial" w:cs="Arial"/>
-          <w:sz w:val="24"/>
-          <w:szCs w:val="24"/>
-        </w:rPr>
-      </w:pPr>
-      <w:r>
-        <w:rPr>
-          <w:rFonts w:ascii="Arial" w:hAnsi="Arial" w:cs="Arial"/>
-          <w:sz w:val="24"/>
-          <w:szCs w:val="24"/>
-        </w:rPr>
-        <w:t>T03.Gestion de encriptado………………………………………………10</w:t>
-      </w:r>
-    </w:p>
-    <w:p>
-      <w:pPr>
-        <w:pStyle w:val="Prrafodelista"/>
-        <w:numPr>
-          <w:ilvl w:val="0"/>
-          <w:numId w:val="2"/>
-        </w:numPr>
-        <w:rPr>
-          <w:rFonts w:ascii="Arial" w:hAnsi="Arial" w:cs="Arial"/>
-          <w:sz w:val="24"/>
-          <w:szCs w:val="24"/>
-        </w:rPr>
-      </w:pPr>
-      <w:r>
-        <w:rPr>
-          <w:rFonts w:ascii="Arial" w:hAnsi="Arial" w:cs="Arial"/>
-          <w:sz w:val="24"/>
-          <w:szCs w:val="24"/>
-        </w:rPr>
-        <w:t>Objetivo…………………………………………………………………   .10</w:t>
-      </w:r>
-    </w:p>
-    <w:p>
-      <w:pPr>
-        <w:pStyle w:val="Prrafodelista"/>
-        <w:numPr>
-          <w:ilvl w:val="0"/>
-          <w:numId w:val="2"/>
-        </w:numPr>
-        <w:rPr>
-          <w:rFonts w:ascii="Arial" w:hAnsi="Arial" w:cs="Arial"/>
-          <w:sz w:val="24"/>
-          <w:szCs w:val="24"/>
-        </w:rPr>
-      </w:pPr>
-      <w:r>
-        <w:rPr>
-          <w:rFonts w:ascii="Arial" w:hAnsi="Arial" w:cs="Arial"/>
-          <w:sz w:val="24"/>
-          <w:szCs w:val="24"/>
-        </w:rPr>
-        <w:t>Descripcion detallada…………………………………………………….10</w:t>
-      </w:r>
-    </w:p>
-    <w:p>
-      <w:pPr>
-        <w:pStyle w:val="Prrafodelista"/>
-        <w:numPr>
-          <w:ilvl w:val="0"/>
-          <w:numId w:val="2"/>
-        </w:numPr>
-        <w:rPr>
-          <w:rFonts w:ascii="Arial" w:hAnsi="Arial" w:cs="Arial"/>
-          <w:sz w:val="24"/>
-          <w:szCs w:val="24"/>
-        </w:rPr>
-      </w:pPr>
-      <w:r>
-        <w:rPr>
-          <w:rFonts w:ascii="Arial" w:hAnsi="Arial" w:cs="Arial"/>
-          <w:sz w:val="24"/>
-          <w:szCs w:val="24"/>
-        </w:rPr>
-        <w:t>Diagrama de caso de uso gestion de usuarios………………………..12</w:t>
-      </w:r>
-    </w:p>
-    <w:p>
-      <w:pPr>
-        <w:pStyle w:val="Prrafodelista"/>
-        <w:numPr>
-          <w:ilvl w:val="0"/>
-          <w:numId w:val="2"/>
-        </w:numPr>
-        <w:rPr>
-          <w:rFonts w:ascii="Arial" w:hAnsi="Arial" w:cs="Arial"/>
-          <w:sz w:val="24"/>
-          <w:szCs w:val="24"/>
-        </w:rPr>
-      </w:pPr>
-      <w:r>
-        <w:rPr>
-          <w:rFonts w:ascii="Arial" w:hAnsi="Arial" w:cs="Arial"/>
-          <w:sz w:val="24"/>
-          <w:szCs w:val="24"/>
-        </w:rPr>
-        <w:t>Diagrama de secuencia de gestion de usuarios……………………   .14</w:t>
-      </w:r>
-    </w:p>
+        <w:rPr>
+          <w:sz w:val="36"/>
+          <w:szCs w:val="36"/>
+        </w:rPr>
+      </w:pPr>
+    </w:p>
+    <w:sdt>
+      <w:sdtPr>
+        <w:rPr>
+          <w:rFonts w:asciiTheme="minorHAnsi" w:eastAsiaTheme="minorHAnsi" w:hAnsiTheme="minorHAnsi" w:cstheme="minorBidi"/>
+          <w:color w:val="156082" w:themeColor="accent1"/>
+          <w:kern w:val="2"/>
+          <w:sz w:val="22"/>
+          <w:szCs w:val="22"/>
+          <w:lang w:val="es-ES" w:eastAsia="en-US"/>
+          <w14:ligatures w14:val="standardContextual"/>
+        </w:rPr>
+        <w:id w:val="-921332057"/>
+        <w:docPartObj>
+          <w:docPartGallery w:val="Table of Contents"/>
+          <w:docPartUnique/>
+        </w:docPartObj>
+      </w:sdtPr>
+      <w:sdtEndPr>
+        <w:rPr>
+          <w:color w:val="auto"/>
+        </w:rPr>
+      </w:sdtEndPr>
+      <w:sdtContent>
+        <w:p>
+          <w:pPr>
+            <w:pStyle w:val="TtuloTDC"/>
+            <w:rPr>
+              <w:color w:val="156082" w:themeColor="accent1"/>
+            </w:rPr>
+          </w:pPr>
+          <w:r>
+            <w:rPr>
+              <w:color w:val="156082" w:themeColor="accent1"/>
+              <w:lang w:val="es-ES"/>
+            </w:rPr>
+            <w:t>Indice</w:t>
+          </w:r>
+        </w:p>
+        <w:p>
+          <w:pPr>
+            <w:pStyle w:val="TDC1"/>
+          </w:pPr>
+          <w:r>
+            <w:t>T01 Arquitectura base</w:t>
+          </w:r>
+          <w:r>
+            <w:ptab w:relativeTo="margin" w:alignment="right" w:leader="dot"/>
+          </w:r>
+          <w:r>
+            <w:rPr>
+              <w:b/>
+              <w:bCs/>
+              <w:lang w:val="es-ES"/>
+            </w:rPr>
+            <w:t>3</w:t>
+          </w:r>
+        </w:p>
+        <w:p>
+          <w:pPr>
+            <w:pStyle w:val="TDC2"/>
+            <w:ind w:left="216"/>
+            <w:rPr>
+              <w:lang w:val="es-ES"/>
+            </w:rPr>
+          </w:pPr>
+          <w:r>
+            <w:t>Objetivo</w:t>
+          </w:r>
+          <w:r>
+            <w:ptab w:relativeTo="margin" w:alignment="right" w:leader="dot"/>
+          </w:r>
+          <w:r>
+            <w:rPr>
+              <w:lang w:val="es-ES"/>
+            </w:rPr>
+            <w:t>3</w:t>
+          </w:r>
+        </w:p>
+        <w:p>
+          <w:pPr>
+            <w:pStyle w:val="TDC2"/>
+            <w:ind w:left="216"/>
+          </w:pPr>
+          <w:r>
+            <w:t>Descripción detallada</w:t>
+          </w:r>
+          <w:r>
+            <w:ptab w:relativeTo="margin" w:alignment="right" w:leader="dot"/>
+          </w:r>
+          <w:r>
+            <w:rPr>
+              <w:lang w:val="es-ES"/>
+            </w:rPr>
+            <w:t>4</w:t>
+          </w:r>
+        </w:p>
+        <w:p>
+          <w:pPr>
+            <w:pStyle w:val="TDC2"/>
+            <w:ind w:left="216"/>
+            <w:rPr>
+              <w:lang w:val="es-ES"/>
+            </w:rPr>
+          </w:pPr>
+          <w:r>
+            <w:t>Diagrama de clases</w:t>
+          </w:r>
+          <w:r>
+            <w:ptab w:relativeTo="margin" w:alignment="right" w:leader="dot"/>
+          </w:r>
+          <w:r>
+            <w:rPr>
+              <w:lang w:val="es-ES"/>
+            </w:rPr>
+            <w:t>6</w:t>
+          </w:r>
+        </w:p>
+        <w:p>
+          <w:pPr>
+            <w:pStyle w:val="TDC2"/>
+            <w:ind w:left="216"/>
+            <w:rPr>
+              <w:lang w:val="es-ES"/>
+            </w:rPr>
+          </w:pPr>
+          <w:r>
+            <w:t>DER</w:t>
+          </w:r>
+          <w:r>
+            <w:ptab w:relativeTo="margin" w:alignment="right" w:leader="dot"/>
+          </w:r>
+          <w:r>
+            <w:rPr>
+              <w:lang w:val="es-ES"/>
+            </w:rPr>
+            <w:t>7</w:t>
+          </w:r>
+        </w:p>
+        <w:p>
+          <w:pPr>
+            <w:pStyle w:val="TDC2"/>
+            <w:ind w:left="216"/>
+            <w:rPr>
+              <w:lang w:val="es-ES"/>
+            </w:rPr>
+          </w:pPr>
+          <w:r>
+            <w:t>Diagrama de componentes</w:t>
+          </w:r>
+          <w:r>
+            <w:ptab w:relativeTo="margin" w:alignment="right" w:leader="dot"/>
+          </w:r>
+          <w:r>
+            <w:rPr>
+              <w:lang w:val="es-ES"/>
+            </w:rPr>
+            <w:t>7</w:t>
+          </w:r>
+        </w:p>
+        <w:p>
+          <w:pPr>
+            <w:pStyle w:val="TDC1"/>
+          </w:pPr>
+          <w:r>
+            <w:t>T02.Gestión de Log in / Log out</w:t>
+          </w:r>
+          <w:r>
+            <w:ptab w:relativeTo="margin" w:alignment="right" w:leader="dot"/>
+          </w:r>
+          <w:r>
+            <w:rPr>
+              <w:b/>
+              <w:bCs/>
+              <w:lang w:val="es-ES"/>
+            </w:rPr>
+            <w:t>8</w:t>
+          </w:r>
+        </w:p>
+        <w:p>
+          <w:pPr>
+            <w:pStyle w:val="TDC2"/>
+            <w:ind w:left="216"/>
+            <w:rPr>
+              <w:lang w:val="es-ES"/>
+            </w:rPr>
+          </w:pPr>
+          <w:r>
+            <w:t>Objetivo</w:t>
+          </w:r>
+          <w:r>
+            <w:ptab w:relativeTo="margin" w:alignment="right" w:leader="dot"/>
+          </w:r>
+          <w:r>
+            <w:rPr>
+              <w:lang w:val="es-ES"/>
+            </w:rPr>
+            <w:t>8</w:t>
+          </w:r>
+        </w:p>
+        <w:p>
+          <w:pPr>
+            <w:pStyle w:val="TDC2"/>
+            <w:ind w:left="216"/>
+          </w:pPr>
+          <w:r>
+            <w:t>Descripción detallada</w:t>
+          </w:r>
+          <w:r>
+            <w:ptab w:relativeTo="margin" w:alignment="right" w:leader="dot"/>
+          </w:r>
+          <w:r>
+            <w:rPr>
+              <w:lang w:val="es-ES"/>
+            </w:rPr>
+            <w:t>8</w:t>
+          </w:r>
+        </w:p>
+        <w:p>
+          <w:pPr>
+            <w:pStyle w:val="TDC2"/>
+            <w:ind w:left="216"/>
+          </w:pPr>
+          <w:r>
+            <w:t>Diagrama de caso de uso Login</w:t>
+          </w:r>
+          <w:r>
+            <w:ptab w:relativeTo="margin" w:alignment="right" w:leader="dot"/>
+          </w:r>
+          <w:r>
+            <w:rPr>
+              <w:lang w:val="es-ES"/>
+            </w:rPr>
+            <w:t>9</w:t>
+          </w:r>
+        </w:p>
+        <w:p>
+          <w:pPr>
+            <w:pStyle w:val="TDC2"/>
+            <w:ind w:left="216"/>
+          </w:pPr>
+          <w:r>
+            <w:t>Diagrama de secuencia Login</w:t>
+          </w:r>
+          <w:r>
+            <w:ptab w:relativeTo="margin" w:alignment="right" w:leader="dot"/>
+          </w:r>
+          <w:r>
+            <w:rPr>
+              <w:lang w:val="es-ES"/>
+            </w:rPr>
+            <w:t>11</w:t>
+          </w:r>
+        </w:p>
+        <w:p>
+          <w:pPr>
+            <w:pStyle w:val="TDC2"/>
+            <w:ind w:left="216"/>
+          </w:pPr>
+          <w:r>
+            <w:t>Diagrama de caso de uso Logout</w:t>
+          </w:r>
+          <w:r>
+            <w:ptab w:relativeTo="margin" w:alignment="right" w:leader="dot"/>
+          </w:r>
+          <w:r>
+            <w:rPr>
+              <w:lang w:val="es-ES"/>
+            </w:rPr>
+            <w:t>11</w:t>
+          </w:r>
+        </w:p>
+        <w:p>
+          <w:pPr>
+            <w:pStyle w:val="TDC2"/>
+            <w:ind w:left="216"/>
+          </w:pPr>
+          <w:r>
+            <w:t>Diagrama de secuencia Logout</w:t>
+          </w:r>
+          <w:r>
+            <w:ptab w:relativeTo="margin" w:alignment="right" w:leader="dot"/>
+          </w:r>
+          <w:r>
+            <w:rPr>
+              <w:lang w:val="es-ES"/>
+            </w:rPr>
+            <w:t>12</w:t>
+          </w:r>
+        </w:p>
+        <w:p>
+          <w:pPr>
+            <w:pStyle w:val="TDC1"/>
+          </w:pPr>
+          <w:r>
+            <w:t>T03.Gestión de Encriptado</w:t>
+          </w:r>
+          <w:r>
+            <w:ptab w:relativeTo="margin" w:alignment="right" w:leader="dot"/>
+          </w:r>
+          <w:r>
+            <w:rPr>
+              <w:b/>
+              <w:bCs/>
+              <w:lang w:val="es-ES"/>
+            </w:rPr>
+            <w:t>13</w:t>
+          </w:r>
+        </w:p>
+        <w:p>
+          <w:pPr>
+            <w:pStyle w:val="TDC2"/>
+            <w:ind w:left="216"/>
+            <w:rPr>
+              <w:lang w:val="es-ES"/>
+            </w:rPr>
+          </w:pPr>
+          <w:r>
+            <w:t>Objetivo</w:t>
+          </w:r>
+          <w:r>
+            <w:ptab w:relativeTo="margin" w:alignment="right" w:leader="dot"/>
+          </w:r>
+          <w:r>
+            <w:rPr>
+              <w:lang w:val="es-ES"/>
+            </w:rPr>
+            <w:t>13</w:t>
+          </w:r>
+        </w:p>
+        <w:p>
+          <w:pPr>
+            <w:pStyle w:val="TDC2"/>
+            <w:ind w:left="216"/>
+          </w:pPr>
+          <w:r>
+            <w:t>Descripción detallada</w:t>
+          </w:r>
+          <w:r>
+            <w:ptab w:relativeTo="margin" w:alignment="right" w:leader="dot"/>
+          </w:r>
+          <w:r>
+            <w:rPr>
+              <w:lang w:val="es-ES"/>
+            </w:rPr>
+            <w:t>13</w:t>
+          </w:r>
+        </w:p>
+        <w:p>
+          <w:pPr>
+            <w:pStyle w:val="TDC2"/>
+            <w:ind w:left="216"/>
+          </w:pPr>
+          <w:r>
+            <w:t xml:space="preserve">Diagrama de caso de uso gestión de usuarios </w:t>
+          </w:r>
+          <w:r>
+            <w:ptab w:relativeTo="margin" w:alignment="right" w:leader="dot"/>
+          </w:r>
+          <w:r>
+            <w:rPr>
+              <w:lang w:val="es-ES"/>
+            </w:rPr>
+            <w:t>14</w:t>
+          </w:r>
+        </w:p>
+        <w:p>
+          <w:pPr>
+            <w:pStyle w:val="TDC2"/>
+            <w:ind w:left="216"/>
+          </w:pPr>
+          <w:r>
+            <w:t>Diagrama de secuencia de gestión de usuarios</w:t>
+          </w:r>
+          <w:r>
+            <w:ptab w:relativeTo="margin" w:alignment="right" w:leader="dot"/>
+          </w:r>
+          <w:r>
+            <w:rPr>
+              <w:lang w:val="es-ES"/>
+            </w:rPr>
+            <w:t>16</w:t>
+          </w:r>
+        </w:p>
+        <w:p>
+          <w:pPr>
+            <w:pStyle w:val="TDC1"/>
+          </w:pPr>
+          <w:r>
+            <w:t>T04.Gestión de Perfiles de usuarios</w:t>
+          </w:r>
+          <w:r>
+            <w:ptab w:relativeTo="margin" w:alignment="right" w:leader="dot"/>
+          </w:r>
+          <w:r>
+            <w:rPr>
+              <w:b/>
+              <w:bCs/>
+              <w:lang w:val="es-ES"/>
+            </w:rPr>
+            <w:t>17</w:t>
+          </w:r>
+        </w:p>
+        <w:p>
+          <w:pPr>
+            <w:pStyle w:val="TDC2"/>
+            <w:ind w:left="216"/>
+            <w:rPr>
+              <w:lang w:val="es-ES"/>
+            </w:rPr>
+          </w:pPr>
+          <w:r>
+            <w:t>Objetivo</w:t>
+          </w:r>
+          <w:r>
+            <w:ptab w:relativeTo="margin" w:alignment="right" w:leader="dot"/>
+          </w:r>
+          <w:r>
+            <w:rPr>
+              <w:lang w:val="es-ES"/>
+            </w:rPr>
+            <w:t>17</w:t>
+          </w:r>
+        </w:p>
+        <w:p>
+          <w:pPr>
+            <w:pStyle w:val="TDC2"/>
+            <w:ind w:left="216"/>
+          </w:pPr>
+          <w:r>
+            <w:t>Descripción detallada</w:t>
+          </w:r>
+          <w:r>
+            <w:ptab w:relativeTo="margin" w:alignment="right" w:leader="dot"/>
+          </w:r>
+          <w:r>
+            <w:rPr>
+              <w:lang w:val="es-ES"/>
+            </w:rPr>
+            <w:t>17</w:t>
+          </w:r>
+        </w:p>
+        <w:p>
+          <w:pPr>
+            <w:pStyle w:val="TDC2"/>
+            <w:ind w:left="216"/>
+          </w:pPr>
+          <w:r>
+            <w:t>Diagrama de clases</w:t>
+          </w:r>
+          <w:r>
+            <w:ptab w:relativeTo="margin" w:alignment="right" w:leader="dot"/>
+          </w:r>
+          <w:r>
+            <w:rPr>
+              <w:lang w:val="es-ES"/>
+            </w:rPr>
+            <w:t>18</w:t>
+          </w:r>
+        </w:p>
+        <w:p>
+          <w:pPr>
+            <w:pStyle w:val="TDC2"/>
+            <w:ind w:left="216"/>
+            <w:rPr>
+              <w:lang w:val="es-ES"/>
+            </w:rPr>
+          </w:pPr>
+          <w:r>
+            <w:t xml:space="preserve">Diagrama de caso de uso </w:t>
+          </w:r>
+          <w:r>
+            <w:ptab w:relativeTo="margin" w:alignment="right" w:leader="dot"/>
+          </w:r>
+          <w:r>
+            <w:rPr>
+              <w:lang w:val="es-ES"/>
+            </w:rPr>
+            <w:t>19</w:t>
+          </w:r>
+        </w:p>
+        <w:p>
+          <w:pPr>
+            <w:pStyle w:val="TDC2"/>
+            <w:ind w:left="216"/>
+          </w:pPr>
+          <w:r>
+            <w:t>Diagrama de secuencia</w:t>
+          </w:r>
+          <w:r>
+            <w:ptab w:relativeTo="margin" w:alignment="right" w:leader="dot"/>
+          </w:r>
+          <w:r>
+            <w:rPr>
+              <w:lang w:val="es-ES"/>
+            </w:rPr>
+            <w:t>21</w:t>
+          </w:r>
+        </w:p>
+        <w:p>
+          <w:pPr>
+            <w:pStyle w:val="TDC2"/>
+            <w:ind w:left="216"/>
+            <w:rPr>
+              <w:lang w:val="es-ES"/>
+            </w:rPr>
+          </w:pPr>
+          <w:r>
+            <w:t xml:space="preserve">DER </w:t>
+          </w:r>
+          <w:r>
+            <w:ptab w:relativeTo="margin" w:alignment="right" w:leader="dot"/>
+          </w:r>
+          <w:r>
+            <w:rPr>
+              <w:lang w:val="es-ES"/>
+            </w:rPr>
+            <w:t>22</w:t>
+          </w:r>
+        </w:p>
+        <w:p>
+          <w:pPr>
+            <w:pStyle w:val="TDC1"/>
+          </w:pPr>
+          <w:r>
+            <w:t>T05.Gestión de multiples idiomas</w:t>
+          </w:r>
+          <w:r>
+            <w:ptab w:relativeTo="margin" w:alignment="right" w:leader="dot"/>
+          </w:r>
+          <w:r>
+            <w:rPr>
+              <w:b/>
+              <w:bCs/>
+              <w:lang w:val="es-ES"/>
+            </w:rPr>
+            <w:t>22</w:t>
+          </w:r>
+        </w:p>
+        <w:p>
+          <w:pPr>
+            <w:pStyle w:val="TDC2"/>
+            <w:ind w:left="216"/>
+            <w:rPr>
+              <w:lang w:val="es-ES"/>
+            </w:rPr>
+          </w:pPr>
+          <w:r>
+            <w:t>Objetivo</w:t>
+          </w:r>
+          <w:r>
+            <w:ptab w:relativeTo="margin" w:alignment="right" w:leader="dot"/>
+          </w:r>
+          <w:r>
+            <w:rPr>
+              <w:lang w:val="es-ES"/>
+            </w:rPr>
+            <w:t>22</w:t>
+          </w:r>
+        </w:p>
+        <w:p>
+          <w:pPr>
+            <w:pStyle w:val="TDC2"/>
+            <w:ind w:left="216"/>
+          </w:pPr>
+          <w:r>
+            <w:t>Descripción detallada</w:t>
+          </w:r>
+          <w:r>
+            <w:ptab w:relativeTo="margin" w:alignment="right" w:leader="dot"/>
+          </w:r>
+          <w:r>
+            <w:t>2</w:t>
+          </w:r>
+          <w:r>
+            <w:rPr>
+              <w:lang w:val="es-ES"/>
+            </w:rPr>
+            <w:t>3</w:t>
+          </w:r>
+        </w:p>
+        <w:p>
+          <w:pPr>
+            <w:pStyle w:val="TDC2"/>
+            <w:ind w:left="216"/>
+          </w:pPr>
+          <w:r>
+            <w:t>Diagrama de clases</w:t>
+          </w:r>
+          <w:r>
+            <w:ptab w:relativeTo="margin" w:alignment="right" w:leader="dot"/>
+          </w:r>
+          <w:r>
+            <w:rPr>
+              <w:lang w:val="es-ES"/>
+            </w:rPr>
+            <w:t>24</w:t>
+          </w:r>
+        </w:p>
+        <w:p>
+          <w:pPr>
+            <w:pStyle w:val="TDC2"/>
+            <w:ind w:left="216"/>
+            <w:rPr>
+              <w:lang w:val="es-ES"/>
+            </w:rPr>
+          </w:pPr>
+          <w:r>
+            <w:lastRenderedPageBreak/>
+            <w:t xml:space="preserve">Diagrama de caso de uso </w:t>
+          </w:r>
+          <w:r>
+            <w:ptab w:relativeTo="margin" w:alignment="right" w:leader="dot"/>
+          </w:r>
+          <w:r>
+            <w:rPr>
+              <w:lang w:val="es-ES"/>
+            </w:rPr>
+            <w:t>25</w:t>
+          </w:r>
+        </w:p>
+        <w:p>
+          <w:pPr>
+            <w:pStyle w:val="TDC2"/>
+            <w:ind w:left="216"/>
+          </w:pPr>
+          <w:r>
+            <w:t>Diagrama de secuencia</w:t>
+          </w:r>
+          <w:r>
+            <w:ptab w:relativeTo="margin" w:alignment="right" w:leader="dot"/>
+          </w:r>
+          <w:r>
+            <w:rPr>
+              <w:lang w:val="es-ES"/>
+            </w:rPr>
+            <w:t>27</w:t>
+          </w:r>
+        </w:p>
+        <w:p>
+          <w:pPr>
+            <w:pStyle w:val="TDC2"/>
+            <w:ind w:left="216"/>
+            <w:rPr>
+              <w:lang w:val="es-ES"/>
+            </w:rPr>
+          </w:pPr>
+          <w:r>
+            <w:t xml:space="preserve">DER </w:t>
+          </w:r>
+          <w:r>
+            <w:ptab w:relativeTo="margin" w:alignment="right" w:leader="dot"/>
+          </w:r>
+          <w:r>
+            <w:rPr>
+              <w:lang w:val="es-ES"/>
+            </w:rPr>
+            <w:t>28</w:t>
+          </w:r>
+        </w:p>
+        <w:p>
+          <w:pPr>
+            <w:rPr>
+              <w:lang w:eastAsia="es-AR"/>
+            </w:rPr>
+          </w:pPr>
+        </w:p>
+        <w:p>
+          <w:pPr>
+            <w:rPr>
+              <w:lang w:eastAsia="es-AR"/>
+            </w:rPr>
+          </w:pPr>
+        </w:p>
+        <w:p>
+          <w:pPr>
+            <w:rPr>
+              <w:lang w:eastAsia="es-AR"/>
+            </w:rPr>
+          </w:pPr>
+        </w:p>
+      </w:sdtContent>
+    </w:sdt>
     <w:p>
       <w:pPr>
         <w:rPr>
@@ -1079,7 +1081,6 @@
           <w:sz w:val="24"/>
           <w:szCs w:val="24"/>
         </w:rPr>
-        <w:lastRenderedPageBreak/>
         <w:t>T01. Arquitectura Base</w:t>
       </w:r>
     </w:p>
@@ -1136,6 +1137,7 @@
           <w:sz w:val="28"/>
           <w:szCs w:val="28"/>
         </w:rPr>
+        <w:lastRenderedPageBreak/>
         <w:t>Descripcion detallada</w:t>
       </w:r>
     </w:p>
@@ -1397,7 +1399,6 @@
         <w:rPr>
           <w:rFonts w:ascii="Arial" w:hAnsi="Arial" w:cs="Arial"/>
         </w:rPr>
-        <w:lastRenderedPageBreak/>
         <w:t>UsuarioDAL: implementa los metodos Insertar, Modificar, Eliminar y ObtenerPorTerminal sobre la tabla USUARIOS.</w:t>
       </w:r>
     </w:p>
@@ -1484,6 +1485,7 @@
         <w:rPr>
           <w:rFonts w:ascii="Arial" w:hAnsi="Arial" w:cs="Arial"/>
         </w:rPr>
+        <w:lastRenderedPageBreak/>
         <w:t>La capa DAL utiliza ADO.NET con SqlConnection y SqlCommand parametrizados para todas las operaciones sobre la base de datos SQL Server. Para consultas se utiliza SqlDataReader, y para altas, bajas y modificaciones se utiliza ExecuteNonQuery. Todas las conexiones se abren y cierran dentro de bloques using para garantizar la liberacion de recursos.</w:t>
       </w:r>
     </w:p>
@@ -1599,15 +1601,6 @@
         </w:rPr>
         <w:t>Al hacer logout se cierra el FormPrincipal y se vuelve al FormLogin.</w:t>
       </w:r>
-    </w:p>
-    <w:p>
-      <w:pPr>
-        <w:rPr>
-          <w:rFonts w:ascii="Arial" w:hAnsi="Arial" w:cs="Arial"/>
-          <w:sz w:val="36"/>
-          <w:szCs w:val="36"/>
-        </w:rPr>
-      </w:pPr>
     </w:p>
     <w:p>
       <w:pPr>
@@ -1684,7 +1677,7 @@
                     </pic:cNvPicPr>
                   </pic:nvPicPr>
                   <pic:blipFill>
-                    <a:blip r:embed="rId8">
+                    <a:blip r:embed="rId9">
                       <a:extLst>
                         <a:ext uri="{28A0092B-C50C-407E-A947-70E740481C1C}">
                           <a14:useLocalDpi xmlns:a14="http://schemas.microsoft.com/office/drawing/2010/main" val="0"/>
@@ -1840,7 +1833,7 @@
                     </pic:cNvPicPr>
                   </pic:nvPicPr>
                   <pic:blipFill>
-                    <a:blip r:embed="rId9">
+                    <a:blip r:embed="rId10">
                       <a:extLst>
                         <a:ext uri="{28A0092B-C50C-407E-A947-70E740481C1C}">
                           <a14:useLocalDpi xmlns:a14="http://schemas.microsoft.com/office/drawing/2010/main" val="0"/>
@@ -1879,22 +1872,6 @@
           <w:szCs w:val="36"/>
         </w:rPr>
       </w:pPr>
-    </w:p>
-    <w:p>
-      <w:pPr>
-        <w:rPr>
-          <w:sz w:val="36"/>
-          <w:szCs w:val="36"/>
-        </w:rPr>
-      </w:pPr>
-    </w:p>
-    <w:p>
-      <w:pPr>
-        <w:rPr>
-          <w:sz w:val="36"/>
-          <w:szCs w:val="36"/>
-        </w:rPr>
-      </w:pPr>
       <w:r>
         <w:rPr>
           <w:noProof/>
@@ -1902,10 +1879,10 @@
           <w:szCs w:val="36"/>
         </w:rPr>
         <w:drawing>
-          <wp:inline distT="0" distB="0" distL="0" distR="0" wp14:anchorId="32E35F7D" wp14:editId="6F87A8C1">
-            <wp:extent cx="5400040" cy="3002915"/>
-            <wp:effectExtent l="0" t="0" r="0" b="6985"/>
-            <wp:docPr id="892860806" name="Imagen 2"/>
+          <wp:inline distT="0" distB="0" distL="0" distR="0" wp14:anchorId="6516C95E" wp14:editId="72ACA7A5">
+            <wp:extent cx="5400040" cy="5109210"/>
+            <wp:effectExtent l="0" t="0" r="0" b="0"/>
+            <wp:docPr id="1668801885" name="Imagen 2"/>
             <wp:cNvGraphicFramePr>
               <a:graphicFrameLocks xmlns:a="http://schemas.openxmlformats.org/drawingml/2006/main" noChangeAspect="1"/>
             </wp:cNvGraphicFramePr>
@@ -1919,7 +1896,7 @@
                     </pic:cNvPicPr>
                   </pic:nvPicPr>
                   <pic:blipFill>
-                    <a:blip r:embed="rId10">
+                    <a:blip r:embed="rId11">
                       <a:extLst>
                         <a:ext uri="{28A0092B-C50C-407E-A947-70E740481C1C}">
                           <a14:useLocalDpi xmlns:a14="http://schemas.microsoft.com/office/drawing/2010/main" val="0"/>
@@ -1934,7 +1911,7 @@
                   <pic:spPr bwMode="auto">
                     <a:xfrm>
                       <a:off x="0" y="0"/>
-                      <a:ext cx="5400040" cy="3002915"/>
+                      <a:ext cx="5400040" cy="5109210"/>
                     </a:xfrm>
                     <a:prstGeom prst="rect">
                       <a:avLst/>
@@ -1961,6 +1938,38 @@
     </w:p>
     <w:p>
       <w:pPr>
+        <w:rPr>
+          <w:sz w:val="36"/>
+          <w:szCs w:val="36"/>
+        </w:rPr>
+      </w:pPr>
+    </w:p>
+    <w:p>
+      <w:pPr>
+        <w:rPr>
+          <w:sz w:val="36"/>
+          <w:szCs w:val="36"/>
+        </w:rPr>
+      </w:pPr>
+    </w:p>
+    <w:p>
+      <w:pPr>
+        <w:rPr>
+          <w:sz w:val="36"/>
+          <w:szCs w:val="36"/>
+        </w:rPr>
+      </w:pPr>
+    </w:p>
+    <w:p>
+      <w:pPr>
+        <w:rPr>
+          <w:sz w:val="36"/>
+          <w:szCs w:val="36"/>
+        </w:rPr>
+      </w:pPr>
+    </w:p>
+    <w:p>
+      <w:pPr>
         <w:jc w:val="center"/>
         <w:rPr>
           <w:sz w:val="36"/>
@@ -1992,7 +2001,6 @@
           <w:szCs w:val="28"/>
           <w:lang w:val="en-US"/>
         </w:rPr>
-        <w:lastRenderedPageBreak/>
         <w:t>T02. Gestion de Log In / Log Out</w:t>
       </w:r>
     </w:p>
@@ -2205,6 +2213,7 @@
           <w:sz w:val="24"/>
           <w:szCs w:val="24"/>
         </w:rPr>
+        <w:lastRenderedPageBreak/>
         <w:t>Proceso de Log Out</w:t>
       </w:r>
     </w:p>
@@ -2309,7 +2318,6 @@
           <w:sz w:val="24"/>
           <w:szCs w:val="24"/>
         </w:rPr>
-        <w:lastRenderedPageBreak/>
         <w:t>Auditoria</w:t>
       </w:r>
     </w:p>
@@ -2397,7 +2405,7 @@
                     </pic:cNvPicPr>
                   </pic:nvPicPr>
                   <pic:blipFill>
-                    <a:blip r:embed="rId11">
+                    <a:blip r:embed="rId12">
                       <a:extLst>
                         <a:ext uri="{28A0092B-C50C-407E-A947-70E740481C1C}">
                           <a14:useLocalDpi xmlns:a14="http://schemas.microsoft.com/office/drawing/2010/main" val="0"/>
@@ -2709,6 +2717,7 @@
                 <w:bCs/>
                 <w:color w:val="1F4E79"/>
               </w:rPr>
+              <w:lastRenderedPageBreak/>
               <w:t>ACTORES SECUNDARIO: -</w:t>
             </w:r>
           </w:p>
@@ -3041,7 +3050,6 @@
                 <w:bCs/>
                 <w:color w:val="1F4E79"/>
               </w:rPr>
-              <w:lastRenderedPageBreak/>
               <w:t>Se registra la auditoria</w:t>
             </w:r>
           </w:p>
@@ -3118,7 +3126,6 @@
                 <w:bCs/>
                 <w:color w:val="1F4E79"/>
               </w:rPr>
-              <w:lastRenderedPageBreak/>
               <w:t>FLUJOS ALTERNATIVO:</w:t>
             </w:r>
             <w:r>
@@ -3270,6 +3277,7 @@
           <w:noProof/>
           <w:color w:val="1F4E79"/>
         </w:rPr>
+        <w:lastRenderedPageBreak/>
         <w:drawing>
           <wp:inline distT="0" distB="0" distL="0" distR="0" wp14:anchorId="52DBE64F" wp14:editId="2D3BB825">
             <wp:extent cx="5400040" cy="2942590"/>
@@ -3288,7 +3296,7 @@
                     </pic:cNvPicPr>
                   </pic:nvPicPr>
                   <pic:blipFill>
-                    <a:blip r:embed="rId12">
+                    <a:blip r:embed="rId13">
                       <a:extLst>
                         <a:ext uri="{28A0092B-C50C-407E-A947-70E740481C1C}">
                           <a14:useLocalDpi xmlns:a14="http://schemas.microsoft.com/office/drawing/2010/main" val="0"/>
@@ -3364,7 +3372,6 @@
           <w:noProof/>
           <w:color w:val="1F4E79"/>
         </w:rPr>
-        <w:lastRenderedPageBreak/>
         <w:drawing>
           <wp:inline distT="0" distB="0" distL="0" distR="0" wp14:anchorId="531D2985" wp14:editId="3BDAC398">
             <wp:extent cx="3535680" cy="2552700"/>
@@ -3383,7 +3390,7 @@
                     </pic:cNvPicPr>
                   </pic:nvPicPr>
                   <pic:blipFill>
-                    <a:blip r:embed="rId13">
+                    <a:blip r:embed="rId14">
                       <a:extLst>
                         <a:ext uri="{28A0092B-C50C-407E-A947-70E740481C1C}">
                           <a14:useLocalDpi xmlns:a14="http://schemas.microsoft.com/office/drawing/2010/main" val="0"/>
@@ -3790,6 +3797,7 @@
                 <w:bCs/>
                 <w:color w:val="1F4E79"/>
               </w:rPr>
+              <w:lastRenderedPageBreak/>
               <w:t>PRECONDICIONES: El usuario debe</w:t>
             </w:r>
             <w:r>
@@ -4256,7 +4264,6 @@
           <w:bCs/>
           <w:color w:val="1F4E79"/>
         </w:rPr>
-        <w:lastRenderedPageBreak/>
         <w:t>Diagrama de secuencia LogOut</w:t>
       </w:r>
     </w:p>
@@ -4294,7 +4301,7 @@
                     </pic:cNvPicPr>
                   </pic:nvPicPr>
                   <pic:blipFill>
-                    <a:blip r:embed="rId14">
+                    <a:blip r:embed="rId15">
                       <a:extLst>
                         <a:ext uri="{28A0092B-C50C-407E-A947-70E740481C1C}">
                           <a14:useLocalDpi xmlns:a14="http://schemas.microsoft.com/office/drawing/2010/main" val="0"/>
@@ -4471,7 +4478,6 @@
         <w:rPr>
           <w:rFonts w:ascii="Arial" w:hAnsi="Arial" w:cs="Arial"/>
         </w:rPr>
-        <w:lastRenderedPageBreak/>
         <w:t>Determinismo: el mismo input siempre produce el mismo hash.</w:t>
       </w:r>
     </w:p>
@@ -4663,6 +4669,7 @@
           <w:sz w:val="24"/>
           <w:szCs w:val="24"/>
         </w:rPr>
+        <w:lastRenderedPageBreak/>
         <w:t>Ejemplo de aplicacion</w:t>
       </w:r>
     </w:p>
@@ -4767,7 +4774,6 @@
           <w:noProof/>
           <w:color w:val="1F4E79"/>
         </w:rPr>
-        <w:lastRenderedPageBreak/>
         <w:drawing>
           <wp:inline distT="0" distB="0" distL="0" distR="0" wp14:anchorId="09E6EFF7" wp14:editId="7A4891A1">
             <wp:extent cx="4229100" cy="3180176"/>
@@ -4786,7 +4792,7 @@
                     </pic:cNvPicPr>
                   </pic:nvPicPr>
                   <pic:blipFill>
-                    <a:blip r:embed="rId15">
+                    <a:blip r:embed="rId16">
                       <a:extLst>
                         <a:ext uri="{28A0092B-C50C-407E-A947-70E740481C1C}">
                           <a14:useLocalDpi xmlns:a14="http://schemas.microsoft.com/office/drawing/2010/main" val="0"/>
@@ -5301,6 +5307,7 @@
                 <w:bCs/>
                 <w:color w:val="1F4E79"/>
               </w:rPr>
+              <w:lastRenderedPageBreak/>
               <w:t>CONDICIÓN: </w:t>
             </w:r>
             <w:r>
@@ -5512,7 +5519,6 @@
                 <w:bCs/>
                 <w:color w:val="1F4E79"/>
               </w:rPr>
-              <w:lastRenderedPageBreak/>
               <w:t>FLUJOS ALTERNATIVO:</w:t>
             </w:r>
             <w:r>
@@ -5983,63 +5989,12 @@
           <w:color w:val="1F4E79"/>
         </w:rPr>
       </w:pPr>
-    </w:p>
-    <w:p>
-      <w:pPr>
-        <w:spacing w:before="80" w:after="80"/>
+      <w:r>
         <w:rPr>
           <w:b/>
           <w:bCs/>
           <w:color w:val="1F4E79"/>
         </w:rPr>
-      </w:pPr>
-    </w:p>
-    <w:p>
-      <w:pPr>
-        <w:spacing w:before="80" w:after="80"/>
-        <w:rPr>
-          <w:b/>
-          <w:bCs/>
-          <w:color w:val="1F4E79"/>
-        </w:rPr>
-      </w:pPr>
-    </w:p>
-    <w:p>
-      <w:pPr>
-        <w:spacing w:before="80" w:after="80"/>
-        <w:rPr>
-          <w:b/>
-          <w:bCs/>
-          <w:color w:val="1F4E79"/>
-        </w:rPr>
-      </w:pPr>
-    </w:p>
-    <w:p>
-      <w:pPr>
-        <w:spacing w:before="80" w:after="80"/>
-        <w:rPr>
-          <w:b/>
-          <w:bCs/>
-          <w:color w:val="1F4E79"/>
-        </w:rPr>
-      </w:pPr>
-    </w:p>
-    <w:p>
-      <w:pPr>
-        <w:spacing w:before="80" w:after="80"/>
-        <w:rPr>
-          <w:b/>
-          <w:bCs/>
-          <w:color w:val="1F4E79"/>
-        </w:rPr>
-      </w:pPr>
-      <w:r>
-        <w:rPr>
-          <w:b/>
-          <w:bCs/>
-          <w:color w:val="1F4E79"/>
-        </w:rPr>
-        <w:lastRenderedPageBreak/>
         <w:t>Diagrama de secuencia</w:t>
       </w:r>
     </w:p>
@@ -6074,7 +6029,7 @@
                     </pic:cNvPicPr>
                   </pic:nvPicPr>
                   <pic:blipFill>
-                    <a:blip r:embed="rId16">
+                    <a:blip r:embed="rId17">
                       <a:extLst>
                         <a:ext uri="{28A0092B-C50C-407E-A947-70E740481C1C}">
                           <a14:useLocalDpi xmlns:a14="http://schemas.microsoft.com/office/drawing/2010/main" val="0"/>
@@ -6124,15 +6079,3646 @@
     </w:p>
     <w:p>
       <w:pPr>
+        <w:pStyle w:val="Ttulo1"/>
+        <w:spacing w:after="180"/>
+        <w:rPr>
+          <w:rFonts w:ascii="Arial" w:hAnsi="Arial" w:cs="Arial"/>
+          <w:b/>
+          <w:bCs/>
+          <w:color w:val="2E5B9A"/>
+          <w:sz w:val="28"/>
+          <w:szCs w:val="28"/>
+        </w:rPr>
+      </w:pPr>
+    </w:p>
+    <w:p>
+      <w:pPr>
+        <w:pStyle w:val="Ttulo1"/>
+        <w:spacing w:after="180"/>
+        <w:rPr>
+          <w:rFonts w:ascii="Arial" w:hAnsi="Arial" w:cs="Arial"/>
+          <w:b/>
+          <w:bCs/>
+          <w:color w:val="2E5B9A"/>
+          <w:sz w:val="28"/>
+          <w:szCs w:val="28"/>
+        </w:rPr>
+      </w:pPr>
+      <w:r>
+        <w:rPr>
+          <w:rFonts w:ascii="Arial" w:hAnsi="Arial" w:cs="Arial"/>
+          <w:b/>
+          <w:bCs/>
+          <w:color w:val="2E5B9A"/>
+          <w:sz w:val="28"/>
+          <w:szCs w:val="28"/>
+        </w:rPr>
+        <w:t>T0</w:t>
+      </w:r>
+      <w:r>
+        <w:rPr>
+          <w:rFonts w:ascii="Arial" w:hAnsi="Arial" w:cs="Arial"/>
+          <w:b/>
+          <w:bCs/>
+          <w:color w:val="2E5B9A"/>
+          <w:sz w:val="28"/>
+          <w:szCs w:val="28"/>
+        </w:rPr>
+        <w:t>4. Gestion de Perfiles de Usuarios</w:t>
+      </w:r>
+    </w:p>
+    <w:p>
+      <w:pPr>
+        <w:pStyle w:val="Ttulo2"/>
+        <w:spacing w:before="280" w:after="120"/>
+      </w:pPr>
+      <w:r>
+        <w:rPr>
+          <w:rFonts w:ascii="Arial" w:eastAsia="Arial" w:hAnsi="Arial" w:cs="Arial"/>
+          <w:b/>
+          <w:bCs/>
+          <w:color w:val="1F4E79"/>
+          <w:sz w:val="26"/>
+          <w:szCs w:val="26"/>
+        </w:rPr>
+        <w:t>a. Objetivo</w:t>
+      </w:r>
+    </w:p>
+    <w:p>
+      <w:pPr>
+        <w:spacing w:before="80" w:after="80"/>
+      </w:pPr>
+      <w:r>
+        <w:rPr>
+          <w:rFonts w:ascii="Arial" w:eastAsia="Arial" w:hAnsi="Arial" w:cs="Arial"/>
+        </w:rPr>
+        <w:t>Implementar la gestion de perfiles y permisos del sistema mediante el patron de diseno Composite, permitiendo definir permisos atomicos (funcionalidades individuales del sistema) y permisos compuestos (agrupaciones jerarquicas de permisos), y asignarlos a perfiles de usuario. Los permisos se visualizan en forma de arbol mediante un control TreeView con funcion recursiva, garantizando una representacion clara y extensible de la jerarquia de permisos.</w:t>
+      </w:r>
+    </w:p>
+    <w:p>
+      <w:pPr>
+        <w:pStyle w:val="Ttulo2"/>
+        <w:spacing w:before="280" w:after="120"/>
+      </w:pPr>
+      <w:r>
+        <w:rPr>
+          <w:rFonts w:ascii="Arial" w:eastAsia="Arial" w:hAnsi="Arial" w:cs="Arial"/>
+          <w:b/>
+          <w:bCs/>
+          <w:color w:val="1F4E79"/>
+          <w:sz w:val="26"/>
+          <w:szCs w:val="26"/>
+        </w:rPr>
+        <w:t>b. Descripcion detallada</w:t>
+      </w:r>
+    </w:p>
+    <w:p>
+      <w:pPr>
+        <w:spacing w:before="200" w:after="100"/>
+      </w:pPr>
+      <w:r>
+        <w:rPr>
+          <w:rFonts w:ascii="Arial" w:eastAsia="Arial" w:hAnsi="Arial" w:cs="Arial"/>
+          <w:b/>
+        </w:rPr>
+        <w:t>Patron de diseno Composite</w:t>
+      </w:r>
+    </w:p>
+    <w:p>
+      <w:pPr>
+        <w:spacing w:before="80" w:after="80"/>
+      </w:pPr>
+      <w:r>
+        <w:rPr>
+          <w:rFonts w:ascii="Arial" w:eastAsia="Arial" w:hAnsi="Arial" w:cs="Arial"/>
+        </w:rPr>
+        <w:t>El patron Composite permite tratar objetos individuales y composiciones de objetos de manera uniforme. En este sistema se aplica de la siguiente forma:</w:t>
+      </w:r>
+    </w:p>
+    <w:p>
+      <w:pPr>
+        <w:numPr>
+          <w:ilvl w:val="0"/>
+          <w:numId w:val="9"/>
+        </w:numPr>
+        <w:spacing w:before="60" w:after="60" w:line="240" w:lineRule="auto"/>
+      </w:pPr>
+      <w:r>
+        <w:rPr>
+          <w:rFonts w:ascii="Arial" w:eastAsia="Arial" w:hAnsi="Arial" w:cs="Arial"/>
+          <w:b/>
+        </w:rPr>
+        <w:t xml:space="preserve">Permiso (abstracto): </w:t>
+      </w:r>
+      <w:r>
+        <w:rPr>
+          <w:rFonts w:ascii="Arial" w:eastAsia="Arial" w:hAnsi="Arial" w:cs="Arial"/>
+        </w:rPr>
+        <w:t>clase base con propiedades Codigo, Nombre y Descripcion, y el metodo abstracto MostrarArbol(nivel).</w:t>
+      </w:r>
+    </w:p>
+    <w:p>
+      <w:pPr>
+        <w:numPr>
+          <w:ilvl w:val="0"/>
+          <w:numId w:val="9"/>
+        </w:numPr>
+        <w:spacing w:before="60" w:after="60" w:line="240" w:lineRule="auto"/>
+      </w:pPr>
+      <w:r>
+        <w:rPr>
+          <w:rFonts w:ascii="Arial" w:eastAsia="Arial" w:hAnsi="Arial" w:cs="Arial"/>
+          <w:b/>
+        </w:rPr>
+        <w:t>Permiso</w:t>
+      </w:r>
+      <w:r>
+        <w:rPr>
+          <w:rFonts w:ascii="Arial" w:eastAsia="Arial" w:hAnsi="Arial" w:cs="Arial"/>
+          <w:b/>
+        </w:rPr>
+        <w:t>Simple</w:t>
+      </w:r>
+      <w:r>
+        <w:rPr>
+          <w:rFonts w:ascii="Arial" w:eastAsia="Arial" w:hAnsi="Arial" w:cs="Arial"/>
+          <w:b/>
+        </w:rPr>
+        <w:t xml:space="preserve"> (hoja): </w:t>
+      </w:r>
+      <w:r>
+        <w:rPr>
+          <w:rFonts w:ascii="Arial" w:eastAsia="Arial" w:hAnsi="Arial" w:cs="Arial"/>
+        </w:rPr>
+        <w:t>representa una funcionalidad individual del sistema (ej: OP001 Crear orden de pedido). No tiene hijos. Implementa MostrarArbol mostrando su propio nodo.</w:t>
+      </w:r>
+    </w:p>
+    <w:p>
+      <w:pPr>
+        <w:numPr>
+          <w:ilvl w:val="0"/>
+          <w:numId w:val="9"/>
+        </w:numPr>
+        <w:spacing w:before="60" w:after="60" w:line="240" w:lineRule="auto"/>
+      </w:pPr>
+      <w:r>
+        <w:rPr>
+          <w:rFonts w:ascii="Arial" w:eastAsia="Arial" w:hAnsi="Arial" w:cs="Arial"/>
+          <w:b/>
+        </w:rPr>
+        <w:t>PermisoComp</w:t>
+      </w:r>
+      <w:r>
+        <w:rPr>
+          <w:rFonts w:ascii="Arial" w:eastAsia="Arial" w:hAnsi="Arial" w:cs="Arial"/>
+          <w:b/>
+        </w:rPr>
+        <w:t>leto</w:t>
+      </w:r>
+      <w:r>
+        <w:rPr>
+          <w:rFonts w:ascii="Arial" w:eastAsia="Arial" w:hAnsi="Arial" w:cs="Arial"/>
+          <w:b/>
+        </w:rPr>
+        <w:t xml:space="preserve"> (nodo): </w:t>
+      </w:r>
+      <w:r>
+        <w:rPr>
+          <w:rFonts w:ascii="Arial" w:eastAsia="Arial" w:hAnsi="Arial" w:cs="Arial"/>
+        </w:rPr>
+        <w:t>agrupa permisos atomicos u otros compuestos en una lista interna. Implementa MostrarArbol de forma recursiva, iterando sobre sus subPermisos y llamando MostrarArbol(nivel+1) en cada uno.</w:t>
+      </w:r>
+    </w:p>
+    <w:p>
+      <w:pPr>
+        <w:numPr>
+          <w:ilvl w:val="0"/>
+          <w:numId w:val="9"/>
+        </w:numPr>
+        <w:spacing w:before="60" w:after="60" w:line="240" w:lineRule="auto"/>
+      </w:pPr>
+      <w:r>
+        <w:rPr>
+          <w:rFonts w:ascii="Arial" w:eastAsia="Arial" w:hAnsi="Arial" w:cs="Arial"/>
+          <w:b/>
+        </w:rPr>
+        <w:t xml:space="preserve">Perfil: </w:t>
+      </w:r>
+      <w:r>
+        <w:rPr>
+          <w:rFonts w:ascii="Arial" w:eastAsia="Arial" w:hAnsi="Arial" w:cs="Arial"/>
+        </w:rPr>
+        <w:t>es un PermisoCompuesto raiz que se asigna a un usuario. Por ejemplo, el perfil AA099 Administrador contiene GE050 Gestion de pedidos y GE051 Gestion de producto.</w:t>
+      </w:r>
+    </w:p>
+    <w:p>
+      <w:pPr>
+        <w:spacing w:before="200" w:after="100"/>
+      </w:pPr>
+      <w:r>
+        <w:rPr>
+          <w:rFonts w:ascii="Arial" w:eastAsia="Arial" w:hAnsi="Arial" w:cs="Arial"/>
+          <w:b/>
+        </w:rPr>
+        <w:t>Funcion recursiva y TreeView</w:t>
+      </w:r>
+    </w:p>
+    <w:p>
+      <w:pPr>
+        <w:spacing w:before="80" w:after="80"/>
+        <w:rPr>
+          <w:rFonts w:ascii="Arial" w:eastAsia="Arial" w:hAnsi="Arial" w:cs="Arial"/>
+        </w:rPr>
+      </w:pPr>
+      <w:r>
+        <w:rPr>
+          <w:rFonts w:ascii="Arial" w:eastAsia="Arial" w:hAnsi="Arial" w:cs="Arial"/>
+        </w:rPr>
+        <w:t>El metodo MostrarArbol(nivel) se invoca inicialmente sobre el PermisoCom</w:t>
+      </w:r>
+      <w:r>
+        <w:rPr>
+          <w:rFonts w:ascii="Arial" w:eastAsia="Arial" w:hAnsi="Arial" w:cs="Arial"/>
+        </w:rPr>
+        <w:t>pleto</w:t>
+      </w:r>
+      <w:r>
+        <w:rPr>
+          <w:rFonts w:ascii="Arial" w:eastAsia="Arial" w:hAnsi="Arial" w:cs="Arial"/>
+        </w:rPr>
+        <w:t xml:space="preserve"> raiz del perfil con nivel=0. En cada llamada se agrega un nodo al TreeView con la indentacion correspondiente al nivel. Si el permiso es comp</w:t>
+      </w:r>
+      <w:r>
+        <w:rPr>
+          <w:rFonts w:ascii="Arial" w:eastAsia="Arial" w:hAnsi="Arial" w:cs="Arial"/>
+        </w:rPr>
+        <w:t>leto</w:t>
+      </w:r>
+      <w:r>
+        <w:rPr>
+          <w:rFonts w:ascii="Arial" w:eastAsia="Arial" w:hAnsi="Arial" w:cs="Arial"/>
+        </w:rPr>
+        <w:t>, llama recursivamente a MostrarArbol(nivel+1) sobre cada hijo, construyendo el arbol completo de permisos. La recursion se detiene cuando se alcanza un Permiso</w:t>
+      </w:r>
+      <w:r>
+        <w:rPr>
+          <w:rFonts w:ascii="Arial" w:eastAsia="Arial" w:hAnsi="Arial" w:cs="Arial"/>
+        </w:rPr>
+        <w:t>Simple</w:t>
+      </w:r>
+      <w:r>
+        <w:rPr>
+          <w:rFonts w:ascii="Arial" w:eastAsia="Arial" w:hAnsi="Arial" w:cs="Arial"/>
+        </w:rPr>
+        <w:t xml:space="preserve"> (hoja), que no tiene hijos.</w:t>
+      </w:r>
+    </w:p>
+    <w:p>
+      <w:pPr>
+        <w:spacing w:before="80" w:after="80"/>
+        <w:rPr>
+          <w:rFonts w:eastAsia="Arial" w:cs="Arial"/>
+        </w:rPr>
+      </w:pPr>
+    </w:p>
+    <w:p>
+      <w:pPr>
+        <w:spacing w:before="80" w:after="80"/>
+        <w:rPr>
+          <w:rFonts w:eastAsia="Arial" w:cs="Arial"/>
+        </w:rPr>
+      </w:pPr>
+    </w:p>
+    <w:p>
+      <w:pPr>
+        <w:spacing w:before="80" w:after="80"/>
+      </w:pPr>
+    </w:p>
+    <w:tbl>
+      <w:tblPr>
+        <w:tblW w:w="9026" w:type="dxa"/>
+        <w:tblBorders>
+          <w:top w:val="single" w:sz="4" w:space="0" w:color="2E5B9A"/>
+          <w:left w:val="single" w:sz="4" w:space="0" w:color="2E5B9A"/>
+          <w:bottom w:val="single" w:sz="4" w:space="0" w:color="2E5B9A"/>
+          <w:right w:val="single" w:sz="4" w:space="0" w:color="2E5B9A"/>
+          <w:insideH w:val="single" w:sz="2" w:space="0" w:color="CCCCCC"/>
+          <w:insideV w:val="single" w:sz="2" w:space="0" w:color="CCCCCC"/>
+        </w:tblBorders>
+        <w:tblCellMar>
+          <w:left w:w="10" w:type="dxa"/>
+          <w:right w:w="10" w:type="dxa"/>
+        </w:tblCellMar>
+        <w:tblLook w:val="04A0" w:firstRow="1" w:lastRow="0" w:firstColumn="1" w:lastColumn="0" w:noHBand="0" w:noVBand="1"/>
+      </w:tblPr>
+      <w:tblGrid>
+        <w:gridCol w:w="2000"/>
+        <w:gridCol w:w="4526"/>
+        <w:gridCol w:w="2500"/>
+      </w:tblGrid>
+      <w:tr>
+        <w:tc>
+          <w:tcPr>
+            <w:tcW w:w="2000" w:type="dxa"/>
+            <w:shd w:val="clear" w:color="auto" w:fill="2E5B9A"/>
+          </w:tcPr>
+          <w:p>
+            <w:pPr>
+              <w:rPr>
+                <w:color w:val="000000" w:themeColor="text1"/>
+              </w:rPr>
+            </w:pPr>
+            <w:r>
+              <w:rPr>
+                <w:rFonts w:ascii="Arial" w:hAnsi="Arial"/>
+                <w:b/>
+                <w:color w:val="000000" w:themeColor="text1"/>
+                <w:sz w:val="20"/>
+              </w:rPr>
+              <w:t>Codigo</w:t>
+            </w:r>
+          </w:p>
+        </w:tc>
+        <w:tc>
+          <w:tcPr>
+            <w:tcW w:w="4526" w:type="dxa"/>
+            <w:shd w:val="clear" w:color="auto" w:fill="2E5B9A"/>
+          </w:tcPr>
+          <w:p>
+            <w:pPr>
+              <w:jc w:val="center"/>
+              <w:rPr>
+                <w:color w:val="000000" w:themeColor="text1"/>
+              </w:rPr>
+            </w:pPr>
+            <w:r>
+              <w:rPr>
+                <w:rFonts w:ascii="Arial" w:hAnsi="Arial"/>
+                <w:b/>
+                <w:color w:val="000000" w:themeColor="text1"/>
+                <w:sz w:val="20"/>
+              </w:rPr>
+              <w:t>Descripcion</w:t>
+            </w:r>
+          </w:p>
+        </w:tc>
+        <w:tc>
+          <w:tcPr>
+            <w:tcW w:w="2500" w:type="dxa"/>
+            <w:shd w:val="clear" w:color="auto" w:fill="2E5B9A"/>
+          </w:tcPr>
+          <w:p>
+            <w:pPr>
+              <w:jc w:val="center"/>
+              <w:rPr>
+                <w:color w:val="000000" w:themeColor="text1"/>
+              </w:rPr>
+            </w:pPr>
+            <w:r>
+              <w:rPr>
+                <w:rFonts w:ascii="Arial" w:hAnsi="Arial"/>
+                <w:b/>
+                <w:color w:val="000000" w:themeColor="text1"/>
+                <w:sz w:val="20"/>
+              </w:rPr>
+              <w:t>Tipo</w:t>
+            </w:r>
+          </w:p>
+        </w:tc>
+      </w:tr>
+      <w:tr>
+        <w:tc>
+          <w:tcPr>
+            <w:tcW w:w="2000" w:type="dxa"/>
+            <w:shd w:val="clear" w:color="auto" w:fill="EBF3FB"/>
+          </w:tcPr>
+          <w:p>
+            <w:pPr>
+              <w:jc w:val="center"/>
+              <w:rPr>
+                <w:color w:val="000000" w:themeColor="text1"/>
+              </w:rPr>
+            </w:pPr>
+            <w:r>
+              <w:rPr>
+                <w:rFonts w:ascii="Arial" w:hAnsi="Arial"/>
+                <w:color w:val="000000" w:themeColor="text1"/>
+                <w:sz w:val="20"/>
+              </w:rPr>
+              <w:t>OP001</w:t>
+            </w:r>
+          </w:p>
+        </w:tc>
+        <w:tc>
+          <w:tcPr>
+            <w:tcW w:w="4526" w:type="dxa"/>
+            <w:shd w:val="clear" w:color="auto" w:fill="EBF3FB"/>
+          </w:tcPr>
+          <w:p>
+            <w:pPr>
+              <w:rPr>
+                <w:color w:val="000000" w:themeColor="text1"/>
+              </w:rPr>
+            </w:pPr>
+            <w:r>
+              <w:rPr>
+                <w:rFonts w:ascii="Arial" w:hAnsi="Arial"/>
+                <w:color w:val="000000" w:themeColor="text1"/>
+                <w:sz w:val="20"/>
+              </w:rPr>
+              <w:t>Crear orden de pedido</w:t>
+            </w:r>
+          </w:p>
+        </w:tc>
+        <w:tc>
+          <w:tcPr>
+            <w:tcW w:w="2500" w:type="dxa"/>
+            <w:shd w:val="clear" w:color="auto" w:fill="EBF3FB"/>
+          </w:tcPr>
+          <w:p>
+            <w:pPr>
+              <w:jc w:val="center"/>
+              <w:rPr>
+                <w:color w:val="000000" w:themeColor="text1"/>
+              </w:rPr>
+            </w:pPr>
+            <w:r>
+              <w:rPr>
+                <w:color w:val="000000" w:themeColor="text1"/>
+              </w:rPr>
+              <w:t>Simple</w:t>
+            </w:r>
+          </w:p>
+        </w:tc>
+      </w:tr>
+      <w:tr>
+        <w:tc>
+          <w:tcPr>
+            <w:tcW w:w="2000" w:type="dxa"/>
+          </w:tcPr>
+          <w:p>
+            <w:pPr>
+              <w:jc w:val="center"/>
+              <w:rPr>
+                <w:color w:val="000000" w:themeColor="text1"/>
+              </w:rPr>
+            </w:pPr>
+            <w:r>
+              <w:rPr>
+                <w:rFonts w:ascii="Arial" w:hAnsi="Arial"/>
+                <w:color w:val="000000" w:themeColor="text1"/>
+                <w:sz w:val="20"/>
+              </w:rPr>
+              <w:t>OP002</w:t>
+            </w:r>
+          </w:p>
+        </w:tc>
+        <w:tc>
+          <w:tcPr>
+            <w:tcW w:w="4526" w:type="dxa"/>
+          </w:tcPr>
+          <w:p>
+            <w:pPr>
+              <w:rPr>
+                <w:color w:val="000000" w:themeColor="text1"/>
+              </w:rPr>
+            </w:pPr>
+            <w:r>
+              <w:rPr>
+                <w:rFonts w:ascii="Arial" w:hAnsi="Arial"/>
+                <w:color w:val="000000" w:themeColor="text1"/>
+                <w:sz w:val="20"/>
+              </w:rPr>
+              <w:t>Modificar orden de pedido</w:t>
+            </w:r>
+          </w:p>
+        </w:tc>
+        <w:tc>
+          <w:tcPr>
+            <w:tcW w:w="2500" w:type="dxa"/>
+          </w:tcPr>
+          <w:p>
+            <w:pPr>
+              <w:jc w:val="center"/>
+              <w:rPr>
+                <w:color w:val="000000" w:themeColor="text1"/>
+              </w:rPr>
+            </w:pPr>
+            <w:r>
+              <w:rPr>
+                <w:color w:val="000000" w:themeColor="text1"/>
+              </w:rPr>
+              <w:t>Simple</w:t>
+            </w:r>
+          </w:p>
+        </w:tc>
+      </w:tr>
+      <w:tr>
+        <w:tc>
+          <w:tcPr>
+            <w:tcW w:w="2000" w:type="dxa"/>
+            <w:shd w:val="clear" w:color="auto" w:fill="EBF3FB"/>
+          </w:tcPr>
+          <w:p>
+            <w:pPr>
+              <w:jc w:val="center"/>
+              <w:rPr>
+                <w:color w:val="000000" w:themeColor="text1"/>
+              </w:rPr>
+            </w:pPr>
+            <w:r>
+              <w:rPr>
+                <w:rFonts w:ascii="Arial" w:hAnsi="Arial"/>
+                <w:color w:val="000000" w:themeColor="text1"/>
+                <w:sz w:val="20"/>
+              </w:rPr>
+              <w:t>OP003</w:t>
+            </w:r>
+          </w:p>
+        </w:tc>
+        <w:tc>
+          <w:tcPr>
+            <w:tcW w:w="4526" w:type="dxa"/>
+            <w:shd w:val="clear" w:color="auto" w:fill="EBF3FB"/>
+          </w:tcPr>
+          <w:p>
+            <w:pPr>
+              <w:rPr>
+                <w:color w:val="000000" w:themeColor="text1"/>
+              </w:rPr>
+            </w:pPr>
+            <w:r>
+              <w:rPr>
+                <w:rFonts w:ascii="Arial" w:hAnsi="Arial"/>
+                <w:color w:val="000000" w:themeColor="text1"/>
+                <w:sz w:val="20"/>
+              </w:rPr>
+              <w:t>Leer orden de pedido</w:t>
+            </w:r>
+          </w:p>
+        </w:tc>
+        <w:tc>
+          <w:tcPr>
+            <w:tcW w:w="2500" w:type="dxa"/>
+            <w:shd w:val="clear" w:color="auto" w:fill="EBF3FB"/>
+          </w:tcPr>
+          <w:p>
+            <w:pPr>
+              <w:jc w:val="center"/>
+              <w:rPr>
+                <w:color w:val="000000" w:themeColor="text1"/>
+              </w:rPr>
+            </w:pPr>
+            <w:r>
+              <w:rPr>
+                <w:rFonts w:ascii="Arial" w:hAnsi="Arial"/>
+                <w:color w:val="000000" w:themeColor="text1"/>
+                <w:sz w:val="20"/>
+              </w:rPr>
+              <w:t>Simple</w:t>
+            </w:r>
+          </w:p>
+        </w:tc>
+      </w:tr>
+      <w:tr>
+        <w:tc>
+          <w:tcPr>
+            <w:tcW w:w="2000" w:type="dxa"/>
+          </w:tcPr>
+          <w:p>
+            <w:pPr>
+              <w:jc w:val="center"/>
+              <w:rPr>
+                <w:color w:val="000000" w:themeColor="text1"/>
+              </w:rPr>
+            </w:pPr>
+            <w:r>
+              <w:rPr>
+                <w:rFonts w:ascii="Arial" w:hAnsi="Arial"/>
+                <w:color w:val="000000" w:themeColor="text1"/>
+                <w:sz w:val="20"/>
+              </w:rPr>
+              <w:t>GE050</w:t>
+            </w:r>
+          </w:p>
+        </w:tc>
+        <w:tc>
+          <w:tcPr>
+            <w:tcW w:w="4526" w:type="dxa"/>
+          </w:tcPr>
+          <w:p>
+            <w:pPr>
+              <w:rPr>
+                <w:color w:val="000000" w:themeColor="text1"/>
+              </w:rPr>
+            </w:pPr>
+            <w:r>
+              <w:rPr>
+                <w:rFonts w:ascii="Arial" w:hAnsi="Arial"/>
+                <w:color w:val="000000" w:themeColor="text1"/>
+                <w:sz w:val="20"/>
+              </w:rPr>
+              <w:t>Gestion de orden de pedido</w:t>
+            </w:r>
+          </w:p>
+        </w:tc>
+        <w:tc>
+          <w:tcPr>
+            <w:tcW w:w="2500" w:type="dxa"/>
+          </w:tcPr>
+          <w:p>
+            <w:pPr>
+              <w:jc w:val="center"/>
+              <w:rPr>
+                <w:color w:val="000000" w:themeColor="text1"/>
+              </w:rPr>
+            </w:pPr>
+            <w:r>
+              <w:rPr>
+                <w:rFonts w:ascii="Arial" w:hAnsi="Arial"/>
+                <w:color w:val="000000" w:themeColor="text1"/>
+                <w:sz w:val="20"/>
+              </w:rPr>
+              <w:t>Completo</w:t>
+            </w:r>
+          </w:p>
+        </w:tc>
+      </w:tr>
+      <w:tr>
+        <w:tc>
+          <w:tcPr>
+            <w:tcW w:w="2000" w:type="dxa"/>
+            <w:shd w:val="clear" w:color="auto" w:fill="EBF3FB"/>
+          </w:tcPr>
+          <w:p>
+            <w:pPr>
+              <w:jc w:val="center"/>
+              <w:rPr>
+                <w:color w:val="000000" w:themeColor="text1"/>
+              </w:rPr>
+            </w:pPr>
+            <w:r>
+              <w:rPr>
+                <w:rFonts w:ascii="Arial" w:hAnsi="Arial"/>
+                <w:color w:val="000000" w:themeColor="text1"/>
+                <w:sz w:val="20"/>
+              </w:rPr>
+              <w:t>AA099</w:t>
+            </w:r>
+          </w:p>
+        </w:tc>
+        <w:tc>
+          <w:tcPr>
+            <w:tcW w:w="4526" w:type="dxa"/>
+            <w:shd w:val="clear" w:color="auto" w:fill="EBF3FB"/>
+          </w:tcPr>
+          <w:p>
+            <w:pPr>
+              <w:rPr>
+                <w:color w:val="000000" w:themeColor="text1"/>
+              </w:rPr>
+            </w:pPr>
+            <w:r>
+              <w:rPr>
+                <w:rFonts w:ascii="Arial" w:hAnsi="Arial"/>
+                <w:color w:val="000000" w:themeColor="text1"/>
+                <w:sz w:val="20"/>
+              </w:rPr>
+              <w:t>Administrador (perfil raiz)</w:t>
+            </w:r>
+          </w:p>
+        </w:tc>
+        <w:tc>
+          <w:tcPr>
+            <w:tcW w:w="2500" w:type="dxa"/>
+            <w:shd w:val="clear" w:color="auto" w:fill="EBF3FB"/>
+          </w:tcPr>
+          <w:p>
+            <w:pPr>
+              <w:jc w:val="center"/>
+              <w:rPr>
+                <w:color w:val="000000" w:themeColor="text1"/>
+              </w:rPr>
+            </w:pPr>
+            <w:r>
+              <w:rPr>
+                <w:rFonts w:ascii="Arial" w:hAnsi="Arial"/>
+                <w:color w:val="000000" w:themeColor="text1"/>
+                <w:sz w:val="20"/>
+              </w:rPr>
+              <w:t>Completo (Perfil)</w:t>
+            </w:r>
+          </w:p>
+        </w:tc>
+      </w:tr>
+    </w:tbl>
+    <w:p/>
+    <w:p/>
+    <w:p>
+      <w:pPr>
+        <w:rPr>
+          <w:rFonts w:ascii="Arial" w:eastAsia="Arial" w:hAnsi="Arial" w:cs="Arial"/>
+          <w:b/>
+          <w:bCs/>
+          <w:color w:val="1F4E79"/>
+          <w:sz w:val="26"/>
+          <w:szCs w:val="26"/>
+        </w:rPr>
+      </w:pPr>
+    </w:p>
+    <w:p>
+      <w:r>
+        <w:rPr>
+          <w:rFonts w:ascii="Arial" w:eastAsia="Arial" w:hAnsi="Arial" w:cs="Arial"/>
+          <w:b/>
+          <w:bCs/>
+          <w:color w:val="1F4E79"/>
+          <w:sz w:val="26"/>
+          <w:szCs w:val="26"/>
+        </w:rPr>
+        <w:t>Diagrama de clases</w:t>
+      </w:r>
+    </w:p>
+    <w:p>
+      <w:pPr>
         <w:rPr>
           <w:sz w:val="36"/>
           <w:szCs w:val="36"/>
         </w:rPr>
       </w:pPr>
+      <w:r>
+        <w:rPr>
+          <w:noProof/>
+          <w:sz w:val="36"/>
+          <w:szCs w:val="36"/>
+        </w:rPr>
+        <w:drawing>
+          <wp:inline distT="0" distB="0" distL="0" distR="0" wp14:anchorId="4DAECF1D" wp14:editId="4F69946E">
+            <wp:extent cx="5400040" cy="2814955"/>
+            <wp:effectExtent l="0" t="0" r="0" b="4445"/>
+            <wp:docPr id="1026157254" name="Imagen 2"/>
+            <wp:cNvGraphicFramePr>
+              <a:graphicFrameLocks xmlns:a="http://schemas.openxmlformats.org/drawingml/2006/main" noChangeAspect="1"/>
+            </wp:cNvGraphicFramePr>
+            <a:graphic xmlns:a="http://schemas.openxmlformats.org/drawingml/2006/main">
+              <a:graphicData uri="http://schemas.openxmlformats.org/drawingml/2006/picture">
+                <pic:pic xmlns:pic="http://schemas.openxmlformats.org/drawingml/2006/picture">
+                  <pic:nvPicPr>
+                    <pic:cNvPr id="0" name="Picture 6"/>
+                    <pic:cNvPicPr>
+                      <a:picLocks noChangeAspect="1" noChangeArrowheads="1"/>
+                    </pic:cNvPicPr>
+                  </pic:nvPicPr>
+                  <pic:blipFill>
+                    <a:blip r:embed="rId18">
+                      <a:extLst>
+                        <a:ext uri="{28A0092B-C50C-407E-A947-70E740481C1C}">
+                          <a14:useLocalDpi xmlns:a14="http://schemas.microsoft.com/office/drawing/2010/main" val="0"/>
+                        </a:ext>
+                      </a:extLst>
+                    </a:blip>
+                    <a:srcRect/>
+                    <a:stretch>
+                      <a:fillRect/>
+                    </a:stretch>
+                  </pic:blipFill>
+                  <pic:spPr bwMode="auto">
+                    <a:xfrm>
+                      <a:off x="0" y="0"/>
+                      <a:ext cx="5400040" cy="2814955"/>
+                    </a:xfrm>
+                    <a:prstGeom prst="rect">
+                      <a:avLst/>
+                    </a:prstGeom>
+                    <a:noFill/>
+                    <a:ln>
+                      <a:noFill/>
+                    </a:ln>
+                  </pic:spPr>
+                </pic:pic>
+              </a:graphicData>
+            </a:graphic>
+          </wp:inline>
+        </w:drawing>
+      </w:r>
+    </w:p>
+    <w:p>
+      <w:pPr>
+        <w:rPr>
+          <w:sz w:val="36"/>
+          <w:szCs w:val="36"/>
+        </w:rPr>
+      </w:pPr>
+    </w:p>
+    <w:p>
+      <w:pPr>
+        <w:rPr>
+          <w:sz w:val="36"/>
+          <w:szCs w:val="36"/>
+        </w:rPr>
+      </w:pPr>
+    </w:p>
+    <w:p>
+      <w:pPr>
+        <w:rPr>
+          <w:rFonts w:ascii="Arial" w:eastAsia="Arial" w:hAnsi="Arial" w:cs="Arial"/>
+          <w:b/>
+          <w:bCs/>
+          <w:color w:val="1F4E79"/>
+          <w:sz w:val="26"/>
+          <w:szCs w:val="26"/>
+        </w:rPr>
+      </w:pPr>
+    </w:p>
+    <w:p>
+      <w:pPr>
+        <w:rPr>
+          <w:rFonts w:ascii="Arial" w:eastAsia="Arial" w:hAnsi="Arial" w:cs="Arial"/>
+          <w:b/>
+          <w:bCs/>
+          <w:color w:val="1F4E79"/>
+          <w:sz w:val="26"/>
+          <w:szCs w:val="26"/>
+        </w:rPr>
+      </w:pPr>
+    </w:p>
+    <w:p>
+      <w:pPr>
+        <w:rPr>
+          <w:rFonts w:ascii="Arial" w:eastAsia="Arial" w:hAnsi="Arial" w:cs="Arial"/>
+          <w:b/>
+          <w:bCs/>
+          <w:color w:val="1F4E79"/>
+          <w:sz w:val="26"/>
+          <w:szCs w:val="26"/>
+        </w:rPr>
+      </w:pPr>
+    </w:p>
+    <w:p>
+      <w:pPr>
+        <w:rPr>
+          <w:rFonts w:ascii="Arial" w:eastAsia="Arial" w:hAnsi="Arial" w:cs="Arial"/>
+          <w:b/>
+          <w:bCs/>
+          <w:color w:val="1F4E79"/>
+          <w:sz w:val="26"/>
+          <w:szCs w:val="26"/>
+        </w:rPr>
+      </w:pPr>
+    </w:p>
+    <w:p>
+      <w:pPr>
+        <w:rPr>
+          <w:rFonts w:ascii="Arial" w:eastAsia="Arial" w:hAnsi="Arial" w:cs="Arial"/>
+          <w:b/>
+          <w:bCs/>
+          <w:color w:val="1F4E79"/>
+          <w:sz w:val="26"/>
+          <w:szCs w:val="26"/>
+        </w:rPr>
+      </w:pPr>
+      <w:r>
+        <w:rPr>
+          <w:rFonts w:ascii="Arial" w:eastAsia="Arial" w:hAnsi="Arial" w:cs="Arial"/>
+          <w:b/>
+          <w:bCs/>
+          <w:color w:val="1F4E79"/>
+          <w:sz w:val="26"/>
+          <w:szCs w:val="26"/>
+        </w:rPr>
+        <w:t xml:space="preserve">Diagrama de </w:t>
+      </w:r>
+      <w:r>
+        <w:rPr>
+          <w:rFonts w:ascii="Arial" w:eastAsia="Arial" w:hAnsi="Arial" w:cs="Arial"/>
+          <w:b/>
+          <w:bCs/>
+          <w:color w:val="1F4E79"/>
+          <w:sz w:val="26"/>
+          <w:szCs w:val="26"/>
+        </w:rPr>
+        <w:t>caso</w:t>
+      </w:r>
+      <w:r>
+        <w:rPr>
+          <w:rFonts w:ascii="Arial" w:eastAsia="Arial" w:hAnsi="Arial" w:cs="Arial"/>
+          <w:b/>
+          <w:bCs/>
+          <w:color w:val="1F4E79"/>
+          <w:sz w:val="26"/>
+          <w:szCs w:val="26"/>
+        </w:rPr>
+        <w:t xml:space="preserve"> de uso</w:t>
+      </w:r>
+    </w:p>
+    <w:p>
+      <w:pPr>
+        <w:rPr>
+          <w:rFonts w:ascii="Arial" w:eastAsia="Arial" w:hAnsi="Arial" w:cs="Arial"/>
+          <w:b/>
+          <w:bCs/>
+          <w:color w:val="1F4E79"/>
+          <w:sz w:val="26"/>
+          <w:szCs w:val="26"/>
+        </w:rPr>
+      </w:pPr>
+    </w:p>
+    <w:p>
+      <w:pPr>
+        <w:rPr>
+          <w:rFonts w:ascii="Arial" w:eastAsia="Arial" w:hAnsi="Arial" w:cs="Arial"/>
+          <w:b/>
+          <w:bCs/>
+          <w:color w:val="1F4E79"/>
+          <w:sz w:val="26"/>
+          <w:szCs w:val="26"/>
+        </w:rPr>
+      </w:pPr>
+      <w:r>
+        <w:rPr>
+          <w:rFonts w:ascii="Arial" w:eastAsia="Arial" w:hAnsi="Arial" w:cs="Arial"/>
+          <w:b/>
+          <w:bCs/>
+          <w:noProof/>
+          <w:color w:val="1F4E79"/>
+          <w:sz w:val="26"/>
+          <w:szCs w:val="26"/>
+        </w:rPr>
+        <w:drawing>
+          <wp:inline distT="0" distB="0" distL="0" distR="0" wp14:anchorId="0A5C8141" wp14:editId="41B24400">
+            <wp:extent cx="3338945" cy="3289387"/>
+            <wp:effectExtent l="0" t="0" r="0" b="6350"/>
+            <wp:docPr id="395548840" name="Imagen 4"/>
+            <wp:cNvGraphicFramePr>
+              <a:graphicFrameLocks xmlns:a="http://schemas.openxmlformats.org/drawingml/2006/main" noChangeAspect="1"/>
+            </wp:cNvGraphicFramePr>
+            <a:graphic xmlns:a="http://schemas.openxmlformats.org/drawingml/2006/main">
+              <a:graphicData uri="http://schemas.openxmlformats.org/drawingml/2006/picture">
+                <pic:pic xmlns:pic="http://schemas.openxmlformats.org/drawingml/2006/picture">
+                  <pic:nvPicPr>
+                    <pic:cNvPr id="0" name="Picture 13"/>
+                    <pic:cNvPicPr>
+                      <a:picLocks noChangeAspect="1" noChangeArrowheads="1"/>
+                    </pic:cNvPicPr>
+                  </pic:nvPicPr>
+                  <pic:blipFill>
+                    <a:blip r:embed="rId19">
+                      <a:extLst>
+                        <a:ext uri="{28A0092B-C50C-407E-A947-70E740481C1C}">
+                          <a14:useLocalDpi xmlns:a14="http://schemas.microsoft.com/office/drawing/2010/main" val="0"/>
+                        </a:ext>
+                      </a:extLst>
+                    </a:blip>
+                    <a:srcRect/>
+                    <a:stretch>
+                      <a:fillRect/>
+                    </a:stretch>
+                  </pic:blipFill>
+                  <pic:spPr bwMode="auto">
+                    <a:xfrm>
+                      <a:off x="0" y="0"/>
+                      <a:ext cx="3345094" cy="3295445"/>
+                    </a:xfrm>
+                    <a:prstGeom prst="rect">
+                      <a:avLst/>
+                    </a:prstGeom>
+                    <a:noFill/>
+                    <a:ln>
+                      <a:noFill/>
+                    </a:ln>
+                  </pic:spPr>
+                </pic:pic>
+              </a:graphicData>
+            </a:graphic>
+          </wp:inline>
+        </w:drawing>
+      </w:r>
+    </w:p>
+    <w:p>
+      <w:pPr>
+        <w:rPr>
+          <w:rFonts w:ascii="Arial" w:eastAsia="Arial" w:hAnsi="Arial" w:cs="Arial"/>
+          <w:b/>
+          <w:bCs/>
+          <w:color w:val="1F4E79"/>
+          <w:sz w:val="26"/>
+          <w:szCs w:val="26"/>
+        </w:rPr>
+      </w:pPr>
+    </w:p>
+    <w:tbl>
+      <w:tblPr>
+        <w:tblW w:w="0" w:type="auto"/>
+        <w:tblCellMar>
+          <w:top w:w="15" w:type="dxa"/>
+          <w:left w:w="15" w:type="dxa"/>
+          <w:bottom w:w="15" w:type="dxa"/>
+          <w:right w:w="15" w:type="dxa"/>
+        </w:tblCellMar>
+        <w:tblLook w:val="04A0" w:firstRow="1" w:lastRow="0" w:firstColumn="1" w:lastColumn="0" w:noHBand="0" w:noVBand="1"/>
+      </w:tblPr>
+      <w:tblGrid>
+        <w:gridCol w:w="2821"/>
+        <w:gridCol w:w="5673"/>
+      </w:tblGrid>
+      <w:tr>
+        <w:tc>
+          <w:tcPr>
+            <w:tcW w:w="0" w:type="auto"/>
+            <w:tcBorders>
+              <w:top w:val="single" w:sz="4" w:space="0" w:color="000000"/>
+              <w:left w:val="single" w:sz="4" w:space="0" w:color="000000"/>
+              <w:bottom w:val="single" w:sz="4" w:space="0" w:color="000000"/>
+              <w:right w:val="single" w:sz="4" w:space="0" w:color="000000"/>
+            </w:tcBorders>
+            <w:tcMar>
+              <w:top w:w="0" w:type="dxa"/>
+              <w:left w:w="115" w:type="dxa"/>
+              <w:bottom w:w="0" w:type="dxa"/>
+              <w:right w:w="115" w:type="dxa"/>
+            </w:tcMar>
+            <w:hideMark/>
+          </w:tcPr>
+          <w:p>
+            <w:pPr>
+              <w:rPr>
+                <w:rFonts w:ascii="Arial" w:eastAsia="Arial" w:hAnsi="Arial" w:cs="Arial"/>
+                <w:b/>
+                <w:bCs/>
+                <w:color w:val="1F4E79"/>
+              </w:rPr>
+            </w:pPr>
+            <w:r>
+              <w:rPr>
+                <w:rFonts w:ascii="Arial" w:eastAsia="Arial" w:hAnsi="Arial" w:cs="Arial"/>
+                <w:b/>
+                <w:bCs/>
+                <w:color w:val="1F4E79"/>
+              </w:rPr>
+              <w:t>ID  Y NOMBRE:</w:t>
+            </w:r>
+          </w:p>
+        </w:tc>
+        <w:tc>
+          <w:tcPr>
+            <w:tcW w:w="0" w:type="auto"/>
+            <w:tcBorders>
+              <w:top w:val="single" w:sz="4" w:space="0" w:color="000000"/>
+              <w:left w:val="single" w:sz="4" w:space="0" w:color="000000"/>
+              <w:bottom w:val="single" w:sz="4" w:space="0" w:color="000000"/>
+              <w:right w:val="single" w:sz="4" w:space="0" w:color="000000"/>
+            </w:tcBorders>
+            <w:tcMar>
+              <w:top w:w="0" w:type="dxa"/>
+              <w:left w:w="115" w:type="dxa"/>
+              <w:bottom w:w="0" w:type="dxa"/>
+              <w:right w:w="115" w:type="dxa"/>
+            </w:tcMar>
+            <w:hideMark/>
+          </w:tcPr>
+          <w:p>
+            <w:pPr>
+              <w:rPr>
+                <w:rFonts w:ascii="Arial" w:eastAsia="Arial" w:hAnsi="Arial" w:cs="Arial"/>
+                <w:b/>
+                <w:bCs/>
+                <w:color w:val="1F4E79"/>
+              </w:rPr>
+            </w:pPr>
+            <w:r>
+              <w:rPr>
+                <w:rFonts w:ascii="Arial" w:eastAsia="Arial" w:hAnsi="Arial" w:cs="Arial"/>
+                <w:b/>
+                <w:bCs/>
+                <w:color w:val="1F4E79"/>
+              </w:rPr>
+              <w:t>CU04- Gestión de perfiles de usuarios</w:t>
+            </w:r>
+          </w:p>
+        </w:tc>
+      </w:tr>
+      <w:tr>
+        <w:tc>
+          <w:tcPr>
+            <w:tcW w:w="0" w:type="auto"/>
+            <w:tcBorders>
+              <w:top w:val="single" w:sz="4" w:space="0" w:color="000000"/>
+              <w:left w:val="single" w:sz="4" w:space="0" w:color="000000"/>
+              <w:bottom w:val="single" w:sz="4" w:space="0" w:color="000000"/>
+              <w:right w:val="single" w:sz="4" w:space="0" w:color="000000"/>
+            </w:tcBorders>
+            <w:tcMar>
+              <w:top w:w="0" w:type="dxa"/>
+              <w:left w:w="115" w:type="dxa"/>
+              <w:bottom w:w="0" w:type="dxa"/>
+              <w:right w:w="115" w:type="dxa"/>
+            </w:tcMar>
+            <w:hideMark/>
+          </w:tcPr>
+          <w:p>
+            <w:pPr>
+              <w:rPr>
+                <w:rFonts w:ascii="Arial" w:eastAsia="Arial" w:hAnsi="Arial" w:cs="Arial"/>
+                <w:b/>
+                <w:bCs/>
+                <w:color w:val="1F4E79"/>
+              </w:rPr>
+            </w:pPr>
+            <w:r>
+              <w:rPr>
+                <w:rFonts w:ascii="Arial" w:eastAsia="Arial" w:hAnsi="Arial" w:cs="Arial"/>
+                <w:b/>
+                <w:bCs/>
+                <w:color w:val="1F4E79"/>
+              </w:rPr>
+              <w:t>ESTADO:</w:t>
+            </w:r>
+          </w:p>
+        </w:tc>
+        <w:tc>
+          <w:tcPr>
+            <w:tcW w:w="0" w:type="auto"/>
+            <w:tcBorders>
+              <w:top w:val="single" w:sz="4" w:space="0" w:color="000000"/>
+              <w:left w:val="single" w:sz="4" w:space="0" w:color="000000"/>
+              <w:bottom w:val="single" w:sz="4" w:space="0" w:color="000000"/>
+              <w:right w:val="single" w:sz="4" w:space="0" w:color="000000"/>
+            </w:tcBorders>
+            <w:tcMar>
+              <w:top w:w="0" w:type="dxa"/>
+              <w:left w:w="115" w:type="dxa"/>
+              <w:bottom w:w="0" w:type="dxa"/>
+              <w:right w:w="115" w:type="dxa"/>
+            </w:tcMar>
+            <w:hideMark/>
+          </w:tcPr>
+          <w:p>
+            <w:pPr>
+              <w:rPr>
+                <w:rFonts w:ascii="Arial" w:eastAsia="Arial" w:hAnsi="Arial" w:cs="Arial"/>
+                <w:b/>
+                <w:bCs/>
+                <w:color w:val="1F4E79"/>
+              </w:rPr>
+            </w:pPr>
+            <w:r>
+              <w:rPr>
+                <w:rFonts w:ascii="Arial" w:eastAsia="Arial" w:hAnsi="Arial" w:cs="Arial"/>
+                <w:b/>
+                <w:bCs/>
+                <w:color w:val="1F4E79"/>
+              </w:rPr>
+              <w:t>Aprobado</w:t>
+            </w:r>
+          </w:p>
+        </w:tc>
+      </w:tr>
+      <w:tr>
+        <w:tc>
+          <w:tcPr>
+            <w:tcW w:w="0" w:type="auto"/>
+            <w:gridSpan w:val="2"/>
+            <w:tcBorders>
+              <w:top w:val="single" w:sz="4" w:space="0" w:color="000000"/>
+              <w:left w:val="single" w:sz="4" w:space="0" w:color="000000"/>
+              <w:bottom w:val="single" w:sz="4" w:space="0" w:color="000000"/>
+              <w:right w:val="single" w:sz="4" w:space="0" w:color="000000"/>
+            </w:tcBorders>
+            <w:tcMar>
+              <w:top w:w="0" w:type="dxa"/>
+              <w:left w:w="115" w:type="dxa"/>
+              <w:bottom w:w="0" w:type="dxa"/>
+              <w:right w:w="115" w:type="dxa"/>
+            </w:tcMar>
+            <w:hideMark/>
+          </w:tcPr>
+          <w:p>
+            <w:pPr>
+              <w:rPr>
+                <w:rFonts w:ascii="Arial" w:eastAsia="Arial" w:hAnsi="Arial" w:cs="Arial"/>
+                <w:b/>
+                <w:bCs/>
+                <w:color w:val="1F4E79"/>
+              </w:rPr>
+            </w:pPr>
+          </w:p>
+        </w:tc>
+      </w:tr>
+      <w:tr>
+        <w:tc>
+          <w:tcPr>
+            <w:tcW w:w="0" w:type="auto"/>
+            <w:gridSpan w:val="2"/>
+            <w:tcBorders>
+              <w:top w:val="single" w:sz="4" w:space="0" w:color="000000"/>
+              <w:left w:val="single" w:sz="4" w:space="0" w:color="000000"/>
+              <w:bottom w:val="single" w:sz="4" w:space="0" w:color="000000"/>
+              <w:right w:val="single" w:sz="4" w:space="0" w:color="000000"/>
+            </w:tcBorders>
+            <w:tcMar>
+              <w:top w:w="0" w:type="dxa"/>
+              <w:left w:w="115" w:type="dxa"/>
+              <w:bottom w:w="0" w:type="dxa"/>
+              <w:right w:w="115" w:type="dxa"/>
+            </w:tcMar>
+            <w:hideMark/>
+          </w:tcPr>
+          <w:p>
+            <w:pPr>
+              <w:rPr>
+                <w:rFonts w:ascii="Arial" w:eastAsia="Arial" w:hAnsi="Arial" w:cs="Arial"/>
+                <w:b/>
+                <w:bCs/>
+                <w:color w:val="1F4E79"/>
+              </w:rPr>
+            </w:pPr>
+            <w:r>
+              <w:rPr>
+                <w:rFonts w:ascii="Arial" w:eastAsia="Arial" w:hAnsi="Arial" w:cs="Arial"/>
+                <w:b/>
+                <w:bCs/>
+                <w:color w:val="1F4E79"/>
+              </w:rPr>
+              <w:t>ACTOR PRINCIPAL: Administrador</w:t>
+            </w:r>
+          </w:p>
+        </w:tc>
+      </w:tr>
+      <w:tr>
+        <w:tc>
+          <w:tcPr>
+            <w:tcW w:w="0" w:type="auto"/>
+            <w:gridSpan w:val="2"/>
+            <w:tcBorders>
+              <w:top w:val="single" w:sz="4" w:space="0" w:color="000000"/>
+              <w:left w:val="single" w:sz="4" w:space="0" w:color="000000"/>
+              <w:bottom w:val="single" w:sz="4" w:space="0" w:color="000000"/>
+              <w:right w:val="single" w:sz="4" w:space="0" w:color="000000"/>
+            </w:tcBorders>
+            <w:tcMar>
+              <w:top w:w="0" w:type="dxa"/>
+              <w:left w:w="115" w:type="dxa"/>
+              <w:bottom w:w="0" w:type="dxa"/>
+              <w:right w:w="115" w:type="dxa"/>
+            </w:tcMar>
+            <w:hideMark/>
+          </w:tcPr>
+          <w:p>
+            <w:pPr>
+              <w:rPr>
+                <w:rFonts w:ascii="Arial" w:eastAsia="Arial" w:hAnsi="Arial" w:cs="Arial"/>
+                <w:b/>
+                <w:bCs/>
+                <w:color w:val="1F4E79"/>
+              </w:rPr>
+            </w:pPr>
+            <w:r>
+              <w:rPr>
+                <w:rFonts w:ascii="Arial" w:eastAsia="Arial" w:hAnsi="Arial" w:cs="Arial"/>
+                <w:b/>
+                <w:bCs/>
+                <w:color w:val="1F4E79"/>
+              </w:rPr>
+              <w:t>ACTORES SECUNDARIO: -</w:t>
+            </w:r>
+          </w:p>
+        </w:tc>
+      </w:tr>
+      <w:tr>
+        <w:tc>
+          <w:tcPr>
+            <w:tcW w:w="0" w:type="auto"/>
+            <w:gridSpan w:val="2"/>
+            <w:tcBorders>
+              <w:top w:val="single" w:sz="4" w:space="0" w:color="000000"/>
+              <w:left w:val="single" w:sz="4" w:space="0" w:color="000000"/>
+              <w:bottom w:val="single" w:sz="4" w:space="0" w:color="000000"/>
+              <w:right w:val="single" w:sz="4" w:space="0" w:color="000000"/>
+            </w:tcBorders>
+            <w:tcMar>
+              <w:top w:w="0" w:type="dxa"/>
+              <w:left w:w="115" w:type="dxa"/>
+              <w:bottom w:w="0" w:type="dxa"/>
+              <w:right w:w="115" w:type="dxa"/>
+            </w:tcMar>
+            <w:hideMark/>
+          </w:tcPr>
+          <w:p>
+            <w:pPr>
+              <w:rPr>
+                <w:rFonts w:ascii="Arial" w:eastAsia="Arial" w:hAnsi="Arial" w:cs="Arial"/>
+                <w:b/>
+                <w:bCs/>
+                <w:color w:val="1F4E79"/>
+              </w:rPr>
+            </w:pPr>
+            <w:r>
+              <w:rPr>
+                <w:rFonts w:ascii="Arial" w:eastAsia="Arial" w:hAnsi="Arial" w:cs="Arial"/>
+                <w:b/>
+                <w:bCs/>
+                <w:color w:val="1F4E79"/>
+              </w:rPr>
+              <w:t>PRECONDICIONES: El actor debe haber iniciado con un usuario.</w:t>
+            </w:r>
+          </w:p>
+        </w:tc>
+      </w:tr>
+      <w:tr>
+        <w:trPr>
+          <w:trHeight w:val="519"/>
+        </w:trPr>
+        <w:tc>
+          <w:tcPr>
+            <w:tcW w:w="0" w:type="auto"/>
+            <w:gridSpan w:val="2"/>
+            <w:tcBorders>
+              <w:top w:val="single" w:sz="4" w:space="0" w:color="000000"/>
+              <w:left w:val="single" w:sz="4" w:space="0" w:color="000000"/>
+              <w:bottom w:val="single" w:sz="4" w:space="0" w:color="000000"/>
+              <w:right w:val="single" w:sz="4" w:space="0" w:color="000000"/>
+            </w:tcBorders>
+            <w:tcMar>
+              <w:top w:w="0" w:type="dxa"/>
+              <w:left w:w="115" w:type="dxa"/>
+              <w:bottom w:w="0" w:type="dxa"/>
+              <w:right w:w="115" w:type="dxa"/>
+            </w:tcMar>
+            <w:hideMark/>
+          </w:tcPr>
+          <w:p>
+            <w:pPr>
+              <w:rPr>
+                <w:rFonts w:ascii="Arial" w:eastAsia="Arial" w:hAnsi="Arial" w:cs="Arial"/>
+                <w:b/>
+                <w:bCs/>
+                <w:color w:val="1F4E79"/>
+              </w:rPr>
+            </w:pPr>
+            <w:r>
+              <w:rPr>
+                <w:rFonts w:ascii="Arial" w:eastAsia="Arial" w:hAnsi="Arial" w:cs="Arial"/>
+                <w:b/>
+                <w:bCs/>
+                <w:color w:val="1F4E79"/>
+              </w:rPr>
+              <w:t>PUNTOS DE EXTENSIÓN: N/A</w:t>
+            </w:r>
+          </w:p>
+        </w:tc>
+      </w:tr>
+      <w:tr>
+        <w:trPr>
+          <w:trHeight w:val="543"/>
+        </w:trPr>
+        <w:tc>
+          <w:tcPr>
+            <w:tcW w:w="0" w:type="auto"/>
+            <w:gridSpan w:val="2"/>
+            <w:tcBorders>
+              <w:top w:val="single" w:sz="4" w:space="0" w:color="000000"/>
+              <w:left w:val="single" w:sz="4" w:space="0" w:color="000000"/>
+              <w:bottom w:val="single" w:sz="4" w:space="0" w:color="000000"/>
+              <w:right w:val="single" w:sz="4" w:space="0" w:color="000000"/>
+            </w:tcBorders>
+            <w:tcMar>
+              <w:top w:w="0" w:type="dxa"/>
+              <w:left w:w="115" w:type="dxa"/>
+              <w:bottom w:w="0" w:type="dxa"/>
+              <w:right w:w="115" w:type="dxa"/>
+            </w:tcMar>
+            <w:hideMark/>
+          </w:tcPr>
+          <w:p>
+            <w:pPr>
+              <w:rPr>
+                <w:rFonts w:ascii="Arial" w:eastAsia="Arial" w:hAnsi="Arial" w:cs="Arial"/>
+                <w:b/>
+                <w:bCs/>
+                <w:color w:val="1F4E79"/>
+              </w:rPr>
+            </w:pPr>
+            <w:r>
+              <w:rPr>
+                <w:rFonts w:ascii="Arial" w:eastAsia="Arial" w:hAnsi="Arial" w:cs="Arial"/>
+                <w:b/>
+                <w:bCs/>
+                <w:color w:val="1F4E79"/>
+              </w:rPr>
+              <w:t>CONDICIÓN: -</w:t>
+            </w:r>
+          </w:p>
+        </w:tc>
+      </w:tr>
+      <w:tr>
+        <w:tc>
+          <w:tcPr>
+            <w:tcW w:w="0" w:type="auto"/>
+            <w:gridSpan w:val="2"/>
+            <w:tcBorders>
+              <w:top w:val="single" w:sz="4" w:space="0" w:color="000000"/>
+              <w:left w:val="single" w:sz="4" w:space="0" w:color="000000"/>
+              <w:bottom w:val="single" w:sz="4" w:space="0" w:color="000000"/>
+              <w:right w:val="single" w:sz="4" w:space="0" w:color="000000"/>
+            </w:tcBorders>
+            <w:tcMar>
+              <w:top w:w="0" w:type="dxa"/>
+              <w:left w:w="115" w:type="dxa"/>
+              <w:bottom w:w="0" w:type="dxa"/>
+              <w:right w:w="115" w:type="dxa"/>
+            </w:tcMar>
+            <w:hideMark/>
+          </w:tcPr>
+          <w:p>
+            <w:pPr>
+              <w:rPr>
+                <w:rFonts w:ascii="Arial" w:eastAsia="Arial" w:hAnsi="Arial" w:cs="Arial"/>
+                <w:b/>
+                <w:bCs/>
+                <w:color w:val="1F4E79"/>
+              </w:rPr>
+            </w:pPr>
+            <w:r>
+              <w:rPr>
+                <w:rFonts w:ascii="Arial" w:eastAsia="Arial" w:hAnsi="Arial" w:cs="Arial"/>
+                <w:b/>
+                <w:bCs/>
+                <w:color w:val="1F4E79"/>
+              </w:rPr>
+              <w:lastRenderedPageBreak/>
+              <w:t>ESCENARIO PRINCIPAL:</w:t>
+            </w:r>
+          </w:p>
+          <w:p>
+            <w:pPr>
+              <w:rPr>
+                <w:rFonts w:ascii="Arial" w:eastAsia="Arial" w:hAnsi="Arial" w:cs="Arial"/>
+                <w:b/>
+                <w:bCs/>
+                <w:color w:val="1F4E79"/>
+              </w:rPr>
+            </w:pPr>
+          </w:p>
+          <w:p>
+            <w:pPr>
+              <w:numPr>
+                <w:ilvl w:val="0"/>
+                <w:numId w:val="12"/>
+              </w:numPr>
+              <w:rPr>
+                <w:rFonts w:ascii="Arial" w:eastAsia="Arial" w:hAnsi="Arial" w:cs="Arial"/>
+                <w:b/>
+                <w:bCs/>
+                <w:color w:val="1F4E79"/>
+              </w:rPr>
+            </w:pPr>
+            <w:r>
+              <w:rPr>
+                <w:rFonts w:ascii="Arial" w:eastAsia="Arial" w:hAnsi="Arial" w:cs="Arial"/>
+                <w:b/>
+                <w:bCs/>
+                <w:color w:val="1F4E79"/>
+              </w:rPr>
+              <w:t>El Administrador ingresa en la pantalla de “gestión de perfiles”</w:t>
+            </w:r>
+          </w:p>
+          <w:p>
+            <w:pPr>
+              <w:numPr>
+                <w:ilvl w:val="0"/>
+                <w:numId w:val="12"/>
+              </w:numPr>
+              <w:rPr>
+                <w:rFonts w:ascii="Arial" w:eastAsia="Arial" w:hAnsi="Arial" w:cs="Arial"/>
+                <w:b/>
+                <w:bCs/>
+                <w:color w:val="1F4E79"/>
+              </w:rPr>
+            </w:pPr>
+            <w:r>
+              <w:rPr>
+                <w:rFonts w:ascii="Arial" w:eastAsia="Arial" w:hAnsi="Arial" w:cs="Arial"/>
+                <w:b/>
+                <w:bCs/>
+                <w:color w:val="1F4E79"/>
+              </w:rPr>
+              <w:t>El sistema consulta en la base de datos y dibuja la jerarquía actual de los usuarios y sus permisos</w:t>
+            </w:r>
+          </w:p>
+          <w:p>
+            <w:pPr>
+              <w:numPr>
+                <w:ilvl w:val="0"/>
+                <w:numId w:val="12"/>
+              </w:numPr>
+              <w:rPr>
+                <w:rFonts w:ascii="Arial" w:eastAsia="Arial" w:hAnsi="Arial" w:cs="Arial"/>
+                <w:b/>
+                <w:bCs/>
+                <w:color w:val="1F4E79"/>
+              </w:rPr>
+            </w:pPr>
+            <w:r>
+              <w:rPr>
+                <w:rFonts w:ascii="Arial" w:eastAsia="Arial" w:hAnsi="Arial" w:cs="Arial"/>
+                <w:b/>
+                <w:bCs/>
+                <w:color w:val="1F4E79"/>
+              </w:rPr>
+              <w:t>El usuario ingresa el nombre de un nuevo empleado y presiona “agregar”</w:t>
+            </w:r>
+          </w:p>
+          <w:p>
+            <w:pPr>
+              <w:numPr>
+                <w:ilvl w:val="0"/>
+                <w:numId w:val="12"/>
+              </w:numPr>
+              <w:rPr>
+                <w:rFonts w:ascii="Arial" w:eastAsia="Arial" w:hAnsi="Arial" w:cs="Arial"/>
+                <w:b/>
+                <w:bCs/>
+                <w:color w:val="1F4E79"/>
+              </w:rPr>
+            </w:pPr>
+            <w:r>
+              <w:rPr>
+                <w:rFonts w:ascii="Arial" w:eastAsia="Arial" w:hAnsi="Arial" w:cs="Arial"/>
+                <w:b/>
+                <w:bCs/>
+                <w:color w:val="1F4E79"/>
+              </w:rPr>
+              <w:t>El sistema crea el registro le genera un nro de terminal y actualiza el árbol visual en tiempo real</w:t>
+            </w:r>
+          </w:p>
+          <w:p>
+            <w:pPr>
+              <w:numPr>
+                <w:ilvl w:val="0"/>
+                <w:numId w:val="12"/>
+              </w:numPr>
+              <w:rPr>
+                <w:rFonts w:ascii="Arial" w:eastAsia="Arial" w:hAnsi="Arial" w:cs="Arial"/>
+                <w:b/>
+                <w:bCs/>
+                <w:color w:val="1F4E79"/>
+              </w:rPr>
+            </w:pPr>
+            <w:r>
+              <w:rPr>
+                <w:rFonts w:ascii="Arial" w:eastAsia="Arial" w:hAnsi="Arial" w:cs="Arial"/>
+                <w:b/>
+                <w:bCs/>
+                <w:color w:val="1F4E79"/>
+              </w:rPr>
+              <w:t>El usuario marca una o más casillas de la lista de “funciones disponibles”</w:t>
+            </w:r>
+          </w:p>
+          <w:p>
+            <w:pPr>
+              <w:numPr>
+                <w:ilvl w:val="0"/>
+                <w:numId w:val="12"/>
+              </w:numPr>
+              <w:rPr>
+                <w:rFonts w:ascii="Arial" w:eastAsia="Arial" w:hAnsi="Arial" w:cs="Arial"/>
+                <w:b/>
+                <w:bCs/>
+                <w:color w:val="1F4E79"/>
+              </w:rPr>
+            </w:pPr>
+            <w:r>
+              <w:rPr>
+                <w:rFonts w:ascii="Arial" w:eastAsia="Arial" w:hAnsi="Arial" w:cs="Arial"/>
+                <w:b/>
+                <w:bCs/>
+                <w:color w:val="1F4E79"/>
+              </w:rPr>
+              <w:t>El Administrador presiona “asignar funciones al empleado”</w:t>
+            </w:r>
+          </w:p>
+          <w:p>
+            <w:pPr>
+              <w:numPr>
+                <w:ilvl w:val="0"/>
+                <w:numId w:val="12"/>
+              </w:numPr>
+              <w:rPr>
+                <w:rFonts w:ascii="Arial" w:eastAsia="Arial" w:hAnsi="Arial" w:cs="Arial"/>
+                <w:b/>
+                <w:bCs/>
+                <w:color w:val="1F4E79"/>
+              </w:rPr>
+            </w:pPr>
+            <w:r>
+              <w:rPr>
+                <w:rFonts w:ascii="Arial" w:eastAsia="Arial" w:hAnsi="Arial" w:cs="Arial"/>
+                <w:b/>
+                <w:bCs/>
+                <w:color w:val="1F4E79"/>
+              </w:rPr>
+              <w:t>El sistema guarda la relación en la base de datos y redibuja los nodos del árbol para mostrar los nuevos permisos</w:t>
+            </w:r>
+          </w:p>
+          <w:p>
+            <w:pPr>
+              <w:rPr>
+                <w:rFonts w:ascii="Arial" w:eastAsia="Arial" w:hAnsi="Arial" w:cs="Arial"/>
+                <w:b/>
+                <w:bCs/>
+                <w:color w:val="1F4E79"/>
+              </w:rPr>
+            </w:pPr>
+          </w:p>
+        </w:tc>
+      </w:tr>
+      <w:tr>
+        <w:tc>
+          <w:tcPr>
+            <w:tcW w:w="0" w:type="auto"/>
+            <w:gridSpan w:val="2"/>
+            <w:tcBorders>
+              <w:top w:val="single" w:sz="4" w:space="0" w:color="000000"/>
+              <w:left w:val="single" w:sz="4" w:space="0" w:color="000000"/>
+              <w:bottom w:val="single" w:sz="4" w:space="0" w:color="000000"/>
+              <w:right w:val="single" w:sz="4" w:space="0" w:color="000000"/>
+            </w:tcBorders>
+            <w:tcMar>
+              <w:top w:w="0" w:type="dxa"/>
+              <w:left w:w="115" w:type="dxa"/>
+              <w:bottom w:w="0" w:type="dxa"/>
+              <w:right w:w="115" w:type="dxa"/>
+            </w:tcMar>
+            <w:hideMark/>
+          </w:tcPr>
+          <w:p>
+            <w:pPr>
+              <w:rPr>
+                <w:rFonts w:ascii="Arial" w:eastAsia="Arial" w:hAnsi="Arial" w:cs="Arial"/>
+                <w:b/>
+                <w:bCs/>
+                <w:color w:val="1F4E79"/>
+              </w:rPr>
+            </w:pPr>
+            <w:r>
+              <w:rPr>
+                <w:rFonts w:ascii="Arial" w:eastAsia="Arial" w:hAnsi="Arial" w:cs="Arial"/>
+                <w:b/>
+                <w:bCs/>
+                <w:color w:val="1F4E79"/>
+              </w:rPr>
+              <w:t>FLUJOS ALTERNATIVO: 3a. Nombre en blanco: si al intentar “ agregar empleado” el campo está vacío, el sistema aborta la operación.</w:t>
+            </w:r>
+          </w:p>
+          <w:p>
+            <w:pPr>
+              <w:rPr>
+                <w:rFonts w:ascii="Arial" w:eastAsia="Arial" w:hAnsi="Arial" w:cs="Arial"/>
+                <w:b/>
+                <w:bCs/>
+                <w:color w:val="1F4E79"/>
+              </w:rPr>
+            </w:pPr>
+          </w:p>
+        </w:tc>
+      </w:tr>
+      <w:tr>
+        <w:trPr>
+          <w:trHeight w:val="344"/>
+        </w:trPr>
+        <w:tc>
+          <w:tcPr>
+            <w:tcW w:w="0" w:type="auto"/>
+            <w:gridSpan w:val="2"/>
+            <w:tcBorders>
+              <w:top w:val="single" w:sz="4" w:space="0" w:color="000000"/>
+              <w:left w:val="single" w:sz="4" w:space="0" w:color="000000"/>
+              <w:bottom w:val="single" w:sz="4" w:space="0" w:color="000000"/>
+              <w:right w:val="single" w:sz="4" w:space="0" w:color="000000"/>
+            </w:tcBorders>
+            <w:tcMar>
+              <w:top w:w="0" w:type="dxa"/>
+              <w:left w:w="115" w:type="dxa"/>
+              <w:bottom w:w="0" w:type="dxa"/>
+              <w:right w:w="115" w:type="dxa"/>
+            </w:tcMar>
+            <w:hideMark/>
+          </w:tcPr>
+          <w:p>
+            <w:pPr>
+              <w:rPr>
+                <w:rFonts w:ascii="Arial" w:eastAsia="Arial" w:hAnsi="Arial" w:cs="Arial"/>
+                <w:b/>
+                <w:bCs/>
+                <w:color w:val="1F4E79"/>
+              </w:rPr>
+            </w:pPr>
+            <w:r>
+              <w:rPr>
+                <w:rFonts w:ascii="Arial" w:eastAsia="Arial" w:hAnsi="Arial" w:cs="Arial"/>
+                <w:b/>
+                <w:bCs/>
+                <w:color w:val="1F4E79"/>
+              </w:rPr>
+              <w:t>POSTCONDICIONES: El empleado queda registrado en la base de datos con una lista de permisos guardada. </w:t>
+            </w:r>
+          </w:p>
+        </w:tc>
+      </w:tr>
+    </w:tbl>
+    <w:p>
+      <w:pPr>
+        <w:rPr>
+          <w:rFonts w:ascii="Arial" w:eastAsia="Arial" w:hAnsi="Arial" w:cs="Arial"/>
+          <w:b/>
+          <w:bCs/>
+          <w:color w:val="1F4E79"/>
+          <w:sz w:val="26"/>
+          <w:szCs w:val="26"/>
+        </w:rPr>
+      </w:pPr>
+    </w:p>
+    <w:p>
+      <w:pPr>
+        <w:rPr>
+          <w:rFonts w:ascii="Arial" w:eastAsia="Arial" w:hAnsi="Arial" w:cs="Arial"/>
+          <w:b/>
+          <w:bCs/>
+          <w:color w:val="1F4E79"/>
+          <w:sz w:val="26"/>
+          <w:szCs w:val="26"/>
+        </w:rPr>
+      </w:pPr>
+    </w:p>
+    <w:p>
+      <w:pPr>
+        <w:rPr>
+          <w:rFonts w:ascii="Arial" w:eastAsia="Arial" w:hAnsi="Arial" w:cs="Arial"/>
+          <w:b/>
+          <w:bCs/>
+          <w:color w:val="1F4E79"/>
+          <w:sz w:val="26"/>
+          <w:szCs w:val="26"/>
+        </w:rPr>
+      </w:pPr>
+    </w:p>
+    <w:p>
+      <w:pPr>
+        <w:rPr>
+          <w:rFonts w:ascii="Arial" w:eastAsia="Arial" w:hAnsi="Arial" w:cs="Arial"/>
+          <w:b/>
+          <w:bCs/>
+          <w:color w:val="1F4E79"/>
+          <w:sz w:val="26"/>
+          <w:szCs w:val="26"/>
+        </w:rPr>
+      </w:pPr>
+    </w:p>
+    <w:p>
+      <w:pPr>
+        <w:rPr>
+          <w:rFonts w:ascii="Arial" w:eastAsia="Arial" w:hAnsi="Arial" w:cs="Arial"/>
+          <w:b/>
+          <w:bCs/>
+          <w:color w:val="1F4E79"/>
+          <w:sz w:val="26"/>
+          <w:szCs w:val="26"/>
+        </w:rPr>
+      </w:pPr>
+    </w:p>
+    <w:p>
+      <w:pPr>
+        <w:rPr>
+          <w:rFonts w:ascii="Arial" w:eastAsia="Arial" w:hAnsi="Arial" w:cs="Arial"/>
+          <w:b/>
+          <w:bCs/>
+          <w:color w:val="1F4E79"/>
+          <w:sz w:val="26"/>
+          <w:szCs w:val="26"/>
+        </w:rPr>
+      </w:pPr>
+    </w:p>
+    <w:p>
+      <w:pPr>
+        <w:rPr>
+          <w:rFonts w:ascii="Arial" w:eastAsia="Arial" w:hAnsi="Arial" w:cs="Arial"/>
+          <w:b/>
+          <w:bCs/>
+          <w:color w:val="1F4E79"/>
+          <w:sz w:val="26"/>
+          <w:szCs w:val="26"/>
+        </w:rPr>
+      </w:pPr>
+    </w:p>
+    <w:p>
+      <w:pPr>
+        <w:rPr>
+          <w:rFonts w:ascii="Arial" w:eastAsia="Arial" w:hAnsi="Arial" w:cs="Arial"/>
+          <w:b/>
+          <w:bCs/>
+          <w:color w:val="1F4E79"/>
+          <w:sz w:val="26"/>
+          <w:szCs w:val="26"/>
+        </w:rPr>
+      </w:pPr>
+    </w:p>
+    <w:p>
+      <w:pPr>
+        <w:tabs>
+          <w:tab w:val="left" w:pos="2433"/>
+        </w:tabs>
+        <w:rPr>
+          <w:rFonts w:ascii="Arial" w:eastAsia="Arial" w:hAnsi="Arial" w:cs="Arial"/>
+          <w:b/>
+          <w:bCs/>
+          <w:color w:val="1F4E79"/>
+          <w:sz w:val="26"/>
+          <w:szCs w:val="26"/>
+        </w:rPr>
+      </w:pPr>
+    </w:p>
+    <w:p>
+      <w:pPr>
+        <w:tabs>
+          <w:tab w:val="left" w:pos="2433"/>
+        </w:tabs>
+        <w:rPr>
+          <w:sz w:val="36"/>
+          <w:szCs w:val="36"/>
+        </w:rPr>
+      </w:pPr>
+      <w:r>
+        <w:rPr>
+          <w:rFonts w:ascii="Arial" w:eastAsia="Arial" w:hAnsi="Arial" w:cs="Arial"/>
+          <w:b/>
+          <w:bCs/>
+          <w:color w:val="1F4E79"/>
+          <w:sz w:val="26"/>
+          <w:szCs w:val="26"/>
+        </w:rPr>
+        <w:t>Diagrama de secuencia</w:t>
+      </w:r>
+    </w:p>
+    <w:p>
+      <w:pPr>
+        <w:tabs>
+          <w:tab w:val="left" w:pos="2433"/>
+        </w:tabs>
+        <w:rPr>
+          <w:sz w:val="36"/>
+          <w:szCs w:val="36"/>
+        </w:rPr>
+      </w:pPr>
+    </w:p>
+    <w:p>
+      <w:pPr>
+        <w:rPr>
+          <w:sz w:val="36"/>
+          <w:szCs w:val="36"/>
+        </w:rPr>
+      </w:pPr>
+      <w:r>
+        <w:rPr>
+          <w:noProof/>
+          <w:sz w:val="36"/>
+          <w:szCs w:val="36"/>
+        </w:rPr>
+        <w:drawing>
+          <wp:inline distT="0" distB="0" distL="0" distR="0" wp14:anchorId="52EE29CE" wp14:editId="5112D46C">
+            <wp:extent cx="5137771" cy="5292436"/>
+            <wp:effectExtent l="0" t="0" r="6350" b="3810"/>
+            <wp:docPr id="210189353" name="Imagen 2"/>
+            <wp:cNvGraphicFramePr>
+              <a:graphicFrameLocks xmlns:a="http://schemas.openxmlformats.org/drawingml/2006/main" noChangeAspect="1"/>
+            </wp:cNvGraphicFramePr>
+            <a:graphic xmlns:a="http://schemas.openxmlformats.org/drawingml/2006/main">
+              <a:graphicData uri="http://schemas.openxmlformats.org/drawingml/2006/picture">
+                <pic:pic xmlns:pic="http://schemas.openxmlformats.org/drawingml/2006/picture">
+                  <pic:nvPicPr>
+                    <pic:cNvPr id="0" name="Picture 6"/>
+                    <pic:cNvPicPr>
+                      <a:picLocks noChangeAspect="1" noChangeArrowheads="1"/>
+                    </pic:cNvPicPr>
+                  </pic:nvPicPr>
+                  <pic:blipFill>
+                    <a:blip r:embed="rId20">
+                      <a:extLst>
+                        <a:ext uri="{28A0092B-C50C-407E-A947-70E740481C1C}">
+                          <a14:useLocalDpi xmlns:a14="http://schemas.microsoft.com/office/drawing/2010/main" val="0"/>
+                        </a:ext>
+                      </a:extLst>
+                    </a:blip>
+                    <a:srcRect/>
+                    <a:stretch>
+                      <a:fillRect/>
+                    </a:stretch>
+                  </pic:blipFill>
+                  <pic:spPr bwMode="auto">
+                    <a:xfrm>
+                      <a:off x="0" y="0"/>
+                      <a:ext cx="5143230" cy="5298059"/>
+                    </a:xfrm>
+                    <a:prstGeom prst="rect">
+                      <a:avLst/>
+                    </a:prstGeom>
+                    <a:noFill/>
+                    <a:ln>
+                      <a:noFill/>
+                    </a:ln>
+                  </pic:spPr>
+                </pic:pic>
+              </a:graphicData>
+            </a:graphic>
+          </wp:inline>
+        </w:drawing>
+      </w:r>
+    </w:p>
+    <w:p>
+      <w:pPr>
+        <w:rPr>
+          <w:sz w:val="36"/>
+          <w:szCs w:val="36"/>
+        </w:rPr>
+      </w:pPr>
+    </w:p>
+    <w:p>
+      <w:pPr>
+        <w:rPr>
+          <w:sz w:val="36"/>
+          <w:szCs w:val="36"/>
+        </w:rPr>
+      </w:pPr>
+    </w:p>
+    <w:p>
+      <w:pPr>
+        <w:rPr>
+          <w:rFonts w:ascii="Arial" w:eastAsia="Arial" w:hAnsi="Arial" w:cs="Arial"/>
+          <w:b/>
+          <w:bCs/>
+          <w:color w:val="1F4E79"/>
+          <w:sz w:val="26"/>
+          <w:szCs w:val="26"/>
+        </w:rPr>
+      </w:pPr>
+    </w:p>
+    <w:p>
+      <w:pPr>
+        <w:rPr>
+          <w:rFonts w:ascii="Arial" w:eastAsia="Arial" w:hAnsi="Arial" w:cs="Arial"/>
+          <w:b/>
+          <w:bCs/>
+          <w:color w:val="1F4E79"/>
+          <w:sz w:val="26"/>
+          <w:szCs w:val="26"/>
+        </w:rPr>
+      </w:pPr>
+    </w:p>
+    <w:p>
+      <w:pPr>
+        <w:rPr>
+          <w:rFonts w:ascii="Arial" w:eastAsia="Arial" w:hAnsi="Arial" w:cs="Arial"/>
+          <w:b/>
+          <w:bCs/>
+          <w:color w:val="1F4E79"/>
+          <w:sz w:val="26"/>
+          <w:szCs w:val="26"/>
+        </w:rPr>
+      </w:pPr>
+    </w:p>
+    <w:p>
+      <w:pPr>
+        <w:rPr>
+          <w:rFonts w:ascii="Arial" w:eastAsia="Arial" w:hAnsi="Arial" w:cs="Arial"/>
+          <w:b/>
+          <w:bCs/>
+          <w:color w:val="1F4E79"/>
+          <w:sz w:val="26"/>
+          <w:szCs w:val="26"/>
+        </w:rPr>
+      </w:pPr>
+    </w:p>
+    <w:p>
+      <w:r>
+        <w:rPr>
+          <w:rFonts w:ascii="Arial" w:eastAsia="Arial" w:hAnsi="Arial" w:cs="Arial"/>
+          <w:b/>
+          <w:bCs/>
+          <w:color w:val="1F4E79"/>
+          <w:sz w:val="26"/>
+          <w:szCs w:val="26"/>
+        </w:rPr>
+        <w:t>DER</w:t>
+      </w:r>
+    </w:p>
+    <w:p>
+      <w:pPr>
+        <w:rPr>
+          <w:sz w:val="36"/>
+          <w:szCs w:val="36"/>
+        </w:rPr>
+      </w:pPr>
+      <w:r>
+        <w:rPr>
+          <w:noProof/>
+          <w:sz w:val="36"/>
+          <w:szCs w:val="36"/>
+        </w:rPr>
+        <w:drawing>
+          <wp:inline distT="0" distB="0" distL="0" distR="0" wp14:anchorId="7436BC75" wp14:editId="53EE1481">
+            <wp:extent cx="5400040" cy="2678430"/>
+            <wp:effectExtent l="0" t="0" r="0" b="7620"/>
+            <wp:docPr id="1993303606" name="Imagen 2"/>
+            <wp:cNvGraphicFramePr>
+              <a:graphicFrameLocks xmlns:a="http://schemas.openxmlformats.org/drawingml/2006/main" noChangeAspect="1"/>
+            </wp:cNvGraphicFramePr>
+            <a:graphic xmlns:a="http://schemas.openxmlformats.org/drawingml/2006/main">
+              <a:graphicData uri="http://schemas.openxmlformats.org/drawingml/2006/picture">
+                <pic:pic xmlns:pic="http://schemas.openxmlformats.org/drawingml/2006/picture">
+                  <pic:nvPicPr>
+                    <pic:cNvPr id="0" name="Picture 6"/>
+                    <pic:cNvPicPr>
+                      <a:picLocks noChangeAspect="1" noChangeArrowheads="1"/>
+                    </pic:cNvPicPr>
+                  </pic:nvPicPr>
+                  <pic:blipFill>
+                    <a:blip r:embed="rId21">
+                      <a:extLst>
+                        <a:ext uri="{28A0092B-C50C-407E-A947-70E740481C1C}">
+                          <a14:useLocalDpi xmlns:a14="http://schemas.microsoft.com/office/drawing/2010/main" val="0"/>
+                        </a:ext>
+                      </a:extLst>
+                    </a:blip>
+                    <a:srcRect/>
+                    <a:stretch>
+                      <a:fillRect/>
+                    </a:stretch>
+                  </pic:blipFill>
+                  <pic:spPr bwMode="auto">
+                    <a:xfrm>
+                      <a:off x="0" y="0"/>
+                      <a:ext cx="5400040" cy="2678430"/>
+                    </a:xfrm>
+                    <a:prstGeom prst="rect">
+                      <a:avLst/>
+                    </a:prstGeom>
+                    <a:noFill/>
+                    <a:ln>
+                      <a:noFill/>
+                    </a:ln>
+                  </pic:spPr>
+                </pic:pic>
+              </a:graphicData>
+            </a:graphic>
+          </wp:inline>
+        </w:drawing>
+      </w:r>
+    </w:p>
+    <w:p>
+      <w:pPr>
+        <w:rPr>
+          <w:sz w:val="36"/>
+          <w:szCs w:val="36"/>
+        </w:rPr>
+      </w:pPr>
+    </w:p>
+    <w:p>
+      <w:pPr>
+        <w:rPr>
+          <w:sz w:val="36"/>
+          <w:szCs w:val="36"/>
+        </w:rPr>
+      </w:pPr>
+    </w:p>
+    <w:p>
+      <w:pPr>
+        <w:rPr>
+          <w:sz w:val="36"/>
+          <w:szCs w:val="36"/>
+        </w:rPr>
+      </w:pPr>
+    </w:p>
+    <w:p>
+      <w:pPr>
+        <w:pStyle w:val="Ttulo1"/>
+        <w:spacing w:after="180"/>
+        <w:rPr>
+          <w:rFonts w:ascii="Arial" w:hAnsi="Arial" w:cs="Arial"/>
+          <w:b/>
+          <w:bCs/>
+          <w:color w:val="2E5B9A"/>
+          <w:sz w:val="28"/>
+          <w:szCs w:val="28"/>
+        </w:rPr>
+      </w:pPr>
+      <w:r>
+        <w:rPr>
+          <w:rFonts w:ascii="Arial" w:hAnsi="Arial" w:cs="Arial"/>
+          <w:b/>
+          <w:bCs/>
+          <w:color w:val="2E5B9A"/>
+          <w:sz w:val="28"/>
+          <w:szCs w:val="28"/>
+        </w:rPr>
+        <w:t>T0</w:t>
+      </w:r>
+      <w:r>
+        <w:rPr>
+          <w:rFonts w:ascii="Arial" w:hAnsi="Arial" w:cs="Arial"/>
+          <w:b/>
+          <w:bCs/>
+          <w:color w:val="2E5B9A"/>
+          <w:sz w:val="28"/>
+          <w:szCs w:val="28"/>
+        </w:rPr>
+        <w:t>5. Gestión de múltiples idiomas</w:t>
+      </w:r>
+    </w:p>
+    <w:p>
+      <w:pPr>
+        <w:pStyle w:val="Ttulo1"/>
+        <w:spacing w:after="180"/>
+        <w:rPr>
+          <w:rFonts w:ascii="Arial" w:hAnsi="Arial" w:cs="Arial"/>
+          <w:b/>
+          <w:bCs/>
+          <w:color w:val="2E5B9A"/>
+          <w:sz w:val="28"/>
+          <w:szCs w:val="28"/>
+        </w:rPr>
+      </w:pPr>
+      <w:r>
+        <w:rPr>
+          <w:rFonts w:ascii="Arial" w:hAnsi="Arial" w:cs="Arial"/>
+          <w:b/>
+          <w:bCs/>
+          <w:color w:val="2E5B9A"/>
+          <w:sz w:val="28"/>
+          <w:szCs w:val="28"/>
+        </w:rPr>
+        <w:t>a.Objetivo</w:t>
+      </w:r>
+    </w:p>
+    <w:p>
+      <w:pPr>
+        <w:rPr>
+          <w:rFonts w:ascii="Arial" w:hAnsi="Arial" w:cs="Arial"/>
+        </w:rPr>
+      </w:pPr>
+      <w:r>
+        <w:rPr>
+          <w:rFonts w:ascii="Arial" w:hAnsi="Arial" w:cs="Arial"/>
+        </w:rPr>
+        <w:t>Proveer a la aplicación de un mecanismo dinámico, escalable y en tiempo real que permita modificar el idioma de la interfaz gráfica sin necesidad de reiniciar el sistema ni alterar el código fuente. El sistema debe garantizar que todas las leyendas, títulos y mensajes visibles para el usuario sean traducidos automáticamente, utilizando un enfoque desacoplado (Patrón Observer) donde los idiomas y sus traducciones se administran directamente desde la base de datos y no desde archivos de recursos estáticos.</w:t>
+      </w:r>
+    </w:p>
+    <w:p>
+      <w:pPr>
+        <w:rPr>
+          <w:rFonts w:ascii="Arial" w:hAnsi="Arial" w:cs="Arial"/>
+          <w:b/>
+          <w:bCs/>
+          <w:color w:val="2E5B9A"/>
+          <w:sz w:val="28"/>
+          <w:szCs w:val="28"/>
+        </w:rPr>
+      </w:pPr>
+    </w:p>
+    <w:p>
+      <w:pPr>
+        <w:rPr>
+          <w:rFonts w:ascii="Arial" w:hAnsi="Arial" w:cs="Arial"/>
+          <w:b/>
+          <w:bCs/>
+          <w:color w:val="2E5B9A"/>
+          <w:sz w:val="28"/>
+          <w:szCs w:val="28"/>
+        </w:rPr>
+      </w:pPr>
+    </w:p>
+    <w:p>
+      <w:pPr>
+        <w:rPr>
+          <w:rFonts w:ascii="Arial" w:hAnsi="Arial" w:cs="Arial"/>
+          <w:b/>
+          <w:bCs/>
+          <w:color w:val="2E5B9A"/>
+          <w:sz w:val="28"/>
+          <w:szCs w:val="28"/>
+        </w:rPr>
+      </w:pPr>
+      <w:r>
+        <w:rPr>
+          <w:rFonts w:ascii="Arial" w:hAnsi="Arial" w:cs="Arial"/>
+          <w:b/>
+          <w:bCs/>
+          <w:color w:val="2E5B9A"/>
+          <w:sz w:val="28"/>
+          <w:szCs w:val="28"/>
+        </w:rPr>
+        <w:lastRenderedPageBreak/>
+        <w:t>b.Descipción detallada</w:t>
+      </w:r>
+    </w:p>
+    <w:p>
+      <w:pPr>
+        <w:rPr>
+          <w:rFonts w:ascii="Arial" w:hAnsi="Arial" w:cs="Arial"/>
+        </w:rPr>
+      </w:pPr>
+      <w:r>
+        <w:rPr>
+          <w:rFonts w:ascii="Arial" w:hAnsi="Arial" w:cs="Arial"/>
+        </w:rPr>
+        <w:t>El caso de uso inicia cuando el usuario interactúa con la interfaz (por ejemplo, a través de una lista desplegable en la pantalla de inicio de sesión) para seleccionar un idioma distinto al predeterminado. Una vez que el usuario confirma la selección, el sistema dispara un evento centralizado hacia el Gestor de Idiomas (Subject/Publisher).</w:t>
+      </w:r>
+    </w:p>
+    <w:p>
+      <w:pPr>
+        <w:rPr>
+          <w:rFonts w:ascii="Arial" w:hAnsi="Arial" w:cs="Arial"/>
+        </w:rPr>
+      </w:pPr>
+      <w:r>
+        <w:rPr>
+          <w:rFonts w:ascii="Arial" w:hAnsi="Arial" w:cs="Arial"/>
+        </w:rPr>
+        <w:t>Este gestor consulta de manera inmediata a la base de datos relacional para recuperar el diccionario de traducciones asociado al identificador del idioma elegido. Tras obtener la información, el gestor notifica en tiempo real a todos los formularios activos (Observers/Suscriptores) que se ha producido un cambio de estado.</w:t>
+      </w:r>
+    </w:p>
+    <w:p>
+      <w:pPr>
+        <w:rPr>
+          <w:rFonts w:ascii="Arial" w:hAnsi="Arial" w:cs="Arial"/>
+        </w:rPr>
+      </w:pPr>
+      <w:r>
+        <w:rPr>
+          <w:rFonts w:ascii="Arial" w:hAnsi="Arial" w:cs="Arial"/>
+        </w:rPr>
+        <w:t>Cada formulario activo, al recibir la notificación, invoca su propio método de actualización. En este proceso, recorren sus controles visuales (botones, etiquetas, títulos) y solicitan al gestor la cadena de texto correspondiente para cada clave (ej. btn_ingresar). La interfaz se redibuja automáticamente reflejando el nuevo idioma.</w:t>
+      </w:r>
+    </w:p>
+    <w:p>
+      <w:pPr>
+        <w:rPr>
+          <w:rFonts w:ascii="Arial" w:hAnsi="Arial" w:cs="Arial"/>
+        </w:rPr>
+      </w:pPr>
+      <w:r>
+        <w:rPr>
+          <w:rFonts w:ascii="Arial" w:hAnsi="Arial" w:cs="Arial"/>
+        </w:rPr>
+        <w:t>La arquitectura subyacente está diseñada para ser altamente mantenible: si en el futuro se desea incorporar un nuevo idioma (ej. Portugués) o corregir un error ortográfico, basta con insertar los registros correspondientes en las tablas de la base de datos (IDIOMAS y TRADUCCIONES). El sistema adoptará los cambios automáticamente sin requerir una nueva compilación del software, cumpliendo así con las normativas de bajo acoplamiento y alta cohesión.</w:t>
+      </w:r>
+    </w:p>
+    <w:p>
+      <w:pPr>
+        <w:rPr>
+          <w:rFonts w:ascii="Arial" w:hAnsi="Arial" w:cs="Arial"/>
+        </w:rPr>
+      </w:pPr>
+    </w:p>
+    <w:p>
+      <w:pPr>
+        <w:pStyle w:val="Ttulo1"/>
+        <w:spacing w:after="180"/>
+        <w:rPr>
+          <w:rFonts w:ascii="Arial" w:hAnsi="Arial" w:cs="Arial"/>
+          <w:b/>
+          <w:bCs/>
+          <w:color w:val="2E5B9A"/>
+          <w:sz w:val="28"/>
+          <w:szCs w:val="28"/>
+        </w:rPr>
+      </w:pPr>
+      <w:r>
+        <w:rPr>
+          <w:rFonts w:ascii="Arial" w:hAnsi="Arial" w:cs="Arial"/>
+          <w:b/>
+          <w:bCs/>
+          <w:color w:val="2E5B9A"/>
+          <w:sz w:val="28"/>
+          <w:szCs w:val="28"/>
+        </w:rPr>
+        <w:lastRenderedPageBreak/>
+        <w:t>Diagrama de clase</w:t>
+      </w:r>
+    </w:p>
+    <w:p>
+      <w:pPr>
+        <w:pStyle w:val="Ttulo1"/>
+        <w:spacing w:after="180"/>
+        <w:rPr>
+          <w:rFonts w:ascii="Arial" w:hAnsi="Arial" w:cs="Arial"/>
+          <w:b/>
+          <w:bCs/>
+          <w:color w:val="2E5B9A"/>
+          <w:sz w:val="28"/>
+          <w:szCs w:val="28"/>
+        </w:rPr>
+      </w:pPr>
+      <w:r>
+        <w:rPr>
+          <w:rFonts w:ascii="Arial" w:hAnsi="Arial" w:cs="Arial"/>
+          <w:b/>
+          <w:bCs/>
+          <w:noProof/>
+          <w:color w:val="2E5B9A"/>
+          <w:sz w:val="28"/>
+          <w:szCs w:val="28"/>
+        </w:rPr>
+        <w:drawing>
+          <wp:inline distT="0" distB="0" distL="0" distR="0" wp14:anchorId="59856FD8" wp14:editId="58859183">
+            <wp:extent cx="5400040" cy="5109210"/>
+            <wp:effectExtent l="0" t="0" r="0" b="0"/>
+            <wp:docPr id="1329011905" name="Imagen 8"/>
+            <wp:cNvGraphicFramePr>
+              <a:graphicFrameLocks xmlns:a="http://schemas.openxmlformats.org/drawingml/2006/main" noChangeAspect="1"/>
+            </wp:cNvGraphicFramePr>
+            <a:graphic xmlns:a="http://schemas.openxmlformats.org/drawingml/2006/main">
+              <a:graphicData uri="http://schemas.openxmlformats.org/drawingml/2006/picture">
+                <pic:pic xmlns:pic="http://schemas.openxmlformats.org/drawingml/2006/picture">
+                  <pic:nvPicPr>
+                    <pic:cNvPr id="0" name="Picture 27"/>
+                    <pic:cNvPicPr>
+                      <a:picLocks noChangeAspect="1" noChangeArrowheads="1"/>
+                    </pic:cNvPicPr>
+                  </pic:nvPicPr>
+                  <pic:blipFill>
+                    <a:blip r:embed="rId22">
+                      <a:extLst>
+                        <a:ext uri="{28A0092B-C50C-407E-A947-70E740481C1C}">
+                          <a14:useLocalDpi xmlns:a14="http://schemas.microsoft.com/office/drawing/2010/main" val="0"/>
+                        </a:ext>
+                      </a:extLst>
+                    </a:blip>
+                    <a:srcRect/>
+                    <a:stretch>
+                      <a:fillRect/>
+                    </a:stretch>
+                  </pic:blipFill>
+                  <pic:spPr bwMode="auto">
+                    <a:xfrm>
+                      <a:off x="0" y="0"/>
+                      <a:ext cx="5400040" cy="5109210"/>
+                    </a:xfrm>
+                    <a:prstGeom prst="rect">
+                      <a:avLst/>
+                    </a:prstGeom>
+                    <a:noFill/>
+                    <a:ln>
+                      <a:noFill/>
+                    </a:ln>
+                  </pic:spPr>
+                </pic:pic>
+              </a:graphicData>
+            </a:graphic>
+          </wp:inline>
+        </w:drawing>
+      </w:r>
+    </w:p>
+    <w:p>
+      <w:pPr>
+        <w:pStyle w:val="Ttulo1"/>
+        <w:spacing w:after="180"/>
+        <w:rPr>
+          <w:rFonts w:ascii="Arial" w:hAnsi="Arial" w:cs="Arial"/>
+          <w:b/>
+          <w:bCs/>
+          <w:color w:val="2E5B9A"/>
+          <w:sz w:val="28"/>
+          <w:szCs w:val="28"/>
+        </w:rPr>
+      </w:pPr>
+    </w:p>
+    <w:p>
+      <w:pPr>
+        <w:pStyle w:val="Ttulo1"/>
+        <w:spacing w:after="180"/>
+        <w:rPr>
+          <w:rFonts w:ascii="Arial" w:hAnsi="Arial" w:cs="Arial"/>
+          <w:b/>
+          <w:bCs/>
+          <w:color w:val="2E5B9A"/>
+          <w:sz w:val="28"/>
+          <w:szCs w:val="28"/>
+        </w:rPr>
+      </w:pPr>
+    </w:p>
+    <w:p>
+      <w:pPr>
+        <w:pStyle w:val="Ttulo1"/>
+        <w:spacing w:after="180"/>
+        <w:rPr>
+          <w:rFonts w:ascii="Arial" w:hAnsi="Arial" w:cs="Arial"/>
+          <w:b/>
+          <w:bCs/>
+          <w:color w:val="2E5B9A"/>
+          <w:sz w:val="28"/>
+          <w:szCs w:val="28"/>
+        </w:rPr>
+      </w:pPr>
+    </w:p>
+    <w:p>
+      <w:pPr>
+        <w:pStyle w:val="Ttulo1"/>
+        <w:spacing w:after="180"/>
+        <w:rPr>
+          <w:rFonts w:ascii="Arial" w:hAnsi="Arial" w:cs="Arial"/>
+          <w:b/>
+          <w:bCs/>
+          <w:color w:val="2E5B9A"/>
+          <w:sz w:val="28"/>
+          <w:szCs w:val="28"/>
+        </w:rPr>
+      </w:pPr>
+    </w:p>
+    <w:p>
+      <w:pPr>
+        <w:pStyle w:val="Ttulo1"/>
+        <w:spacing w:after="180"/>
+        <w:rPr>
+          <w:rFonts w:ascii="Arial" w:hAnsi="Arial" w:cs="Arial"/>
+          <w:b/>
+          <w:bCs/>
+          <w:color w:val="2E5B9A"/>
+          <w:sz w:val="28"/>
+          <w:szCs w:val="28"/>
+        </w:rPr>
+      </w:pPr>
+      <w:r>
+        <w:rPr>
+          <w:rFonts w:ascii="Arial" w:hAnsi="Arial" w:cs="Arial"/>
+          <w:b/>
+          <w:bCs/>
+          <w:color w:val="2E5B9A"/>
+          <w:sz w:val="28"/>
+          <w:szCs w:val="28"/>
+        </w:rPr>
+        <w:lastRenderedPageBreak/>
+        <w:t>Diagrama de caso de uso</w:t>
+      </w:r>
+    </w:p>
+    <w:p>
+      <w:r>
+        <w:rPr>
+          <w:noProof/>
+        </w:rPr>
+        <w:drawing>
+          <wp:inline distT="0" distB="0" distL="0" distR="0" wp14:anchorId="4006ACCB" wp14:editId="5DB58BE6">
+            <wp:extent cx="3870960" cy="2948940"/>
+            <wp:effectExtent l="0" t="0" r="0" b="3810"/>
+            <wp:docPr id="763717536" name="Imagen 2"/>
+            <wp:cNvGraphicFramePr>
+              <a:graphicFrameLocks xmlns:a="http://schemas.openxmlformats.org/drawingml/2006/main" noChangeAspect="1"/>
+            </wp:cNvGraphicFramePr>
+            <a:graphic xmlns:a="http://schemas.openxmlformats.org/drawingml/2006/main">
+              <a:graphicData uri="http://schemas.openxmlformats.org/drawingml/2006/picture">
+                <pic:pic xmlns:pic="http://schemas.openxmlformats.org/drawingml/2006/picture">
+                  <pic:nvPicPr>
+                    <pic:cNvPr id="0" name="Picture 6"/>
+                    <pic:cNvPicPr>
+                      <a:picLocks noChangeAspect="1" noChangeArrowheads="1"/>
+                    </pic:cNvPicPr>
+                  </pic:nvPicPr>
+                  <pic:blipFill>
+                    <a:blip r:embed="rId23">
+                      <a:extLst>
+                        <a:ext uri="{28A0092B-C50C-407E-A947-70E740481C1C}">
+                          <a14:useLocalDpi xmlns:a14="http://schemas.microsoft.com/office/drawing/2010/main" val="0"/>
+                        </a:ext>
+                      </a:extLst>
+                    </a:blip>
+                    <a:srcRect/>
+                    <a:stretch>
+                      <a:fillRect/>
+                    </a:stretch>
+                  </pic:blipFill>
+                  <pic:spPr bwMode="auto">
+                    <a:xfrm>
+                      <a:off x="0" y="0"/>
+                      <a:ext cx="3870960" cy="2948940"/>
+                    </a:xfrm>
+                    <a:prstGeom prst="rect">
+                      <a:avLst/>
+                    </a:prstGeom>
+                    <a:noFill/>
+                    <a:ln>
+                      <a:noFill/>
+                    </a:ln>
+                  </pic:spPr>
+                </pic:pic>
+              </a:graphicData>
+            </a:graphic>
+          </wp:inline>
+        </w:drawing>
+      </w:r>
+    </w:p>
+    <w:p/>
+    <w:p/>
+    <w:tbl>
+      <w:tblPr>
+        <w:tblW w:w="0" w:type="auto"/>
+        <w:tblCellMar>
+          <w:top w:w="15" w:type="dxa"/>
+          <w:left w:w="15" w:type="dxa"/>
+          <w:bottom w:w="15" w:type="dxa"/>
+          <w:right w:w="15" w:type="dxa"/>
+        </w:tblCellMar>
+        <w:tblLook w:val="04A0" w:firstRow="1" w:lastRow="0" w:firstColumn="1" w:lastColumn="0" w:noHBand="0" w:noVBand="1"/>
+      </w:tblPr>
+      <w:tblGrid>
+        <w:gridCol w:w="2943"/>
+        <w:gridCol w:w="5551"/>
+      </w:tblGrid>
+      <w:tr>
+        <w:tc>
+          <w:tcPr>
+            <w:tcW w:w="0" w:type="auto"/>
+            <w:tcBorders>
+              <w:top w:val="single" w:sz="4" w:space="0" w:color="000000"/>
+              <w:left w:val="single" w:sz="4" w:space="0" w:color="000000"/>
+              <w:bottom w:val="single" w:sz="4" w:space="0" w:color="000000"/>
+              <w:right w:val="single" w:sz="4" w:space="0" w:color="000000"/>
+            </w:tcBorders>
+            <w:tcMar>
+              <w:top w:w="0" w:type="dxa"/>
+              <w:left w:w="115" w:type="dxa"/>
+              <w:bottom w:w="0" w:type="dxa"/>
+              <w:right w:w="115" w:type="dxa"/>
+            </w:tcMar>
+            <w:hideMark/>
+          </w:tcPr>
+          <w:p>
+            <w:pPr>
+              <w:rPr>
+                <w:rFonts w:ascii="Arial" w:eastAsia="Arial" w:hAnsi="Arial" w:cs="Arial"/>
+                <w:b/>
+                <w:bCs/>
+                <w:color w:val="1F4E79"/>
+              </w:rPr>
+            </w:pPr>
+            <w:r>
+              <w:rPr>
+                <w:rFonts w:ascii="Arial" w:eastAsia="Arial" w:hAnsi="Arial" w:cs="Arial"/>
+                <w:b/>
+                <w:bCs/>
+                <w:color w:val="1F4E79"/>
+              </w:rPr>
+              <w:t>ID  Y NOMBRE:</w:t>
+            </w:r>
+          </w:p>
+        </w:tc>
+        <w:tc>
+          <w:tcPr>
+            <w:tcW w:w="0" w:type="auto"/>
+            <w:tcBorders>
+              <w:top w:val="single" w:sz="4" w:space="0" w:color="000000"/>
+              <w:left w:val="single" w:sz="4" w:space="0" w:color="000000"/>
+              <w:bottom w:val="single" w:sz="4" w:space="0" w:color="000000"/>
+              <w:right w:val="single" w:sz="4" w:space="0" w:color="000000"/>
+            </w:tcBorders>
+            <w:tcMar>
+              <w:top w:w="0" w:type="dxa"/>
+              <w:left w:w="115" w:type="dxa"/>
+              <w:bottom w:w="0" w:type="dxa"/>
+              <w:right w:w="115" w:type="dxa"/>
+            </w:tcMar>
+            <w:hideMark/>
+          </w:tcPr>
+          <w:p>
+            <w:pPr>
+              <w:rPr>
+                <w:rFonts w:ascii="Arial" w:eastAsia="Arial" w:hAnsi="Arial" w:cs="Arial"/>
+                <w:b/>
+                <w:bCs/>
+                <w:color w:val="1F4E79"/>
+              </w:rPr>
+            </w:pPr>
+            <w:r>
+              <w:rPr>
+                <w:rFonts w:ascii="Arial" w:eastAsia="Arial" w:hAnsi="Arial" w:cs="Arial"/>
+                <w:b/>
+                <w:bCs/>
+                <w:color w:val="1F4E79"/>
+              </w:rPr>
+              <w:t>CU01- Cambiar idioma del sistema</w:t>
+            </w:r>
+          </w:p>
+        </w:tc>
+      </w:tr>
+      <w:tr>
+        <w:tc>
+          <w:tcPr>
+            <w:tcW w:w="0" w:type="auto"/>
+            <w:tcBorders>
+              <w:top w:val="single" w:sz="4" w:space="0" w:color="000000"/>
+              <w:left w:val="single" w:sz="4" w:space="0" w:color="000000"/>
+              <w:bottom w:val="single" w:sz="4" w:space="0" w:color="000000"/>
+              <w:right w:val="single" w:sz="4" w:space="0" w:color="000000"/>
+            </w:tcBorders>
+            <w:tcMar>
+              <w:top w:w="0" w:type="dxa"/>
+              <w:left w:w="115" w:type="dxa"/>
+              <w:bottom w:w="0" w:type="dxa"/>
+              <w:right w:w="115" w:type="dxa"/>
+            </w:tcMar>
+            <w:hideMark/>
+          </w:tcPr>
+          <w:p>
+            <w:pPr>
+              <w:rPr>
+                <w:rFonts w:ascii="Arial" w:eastAsia="Arial" w:hAnsi="Arial" w:cs="Arial"/>
+                <w:b/>
+                <w:bCs/>
+                <w:color w:val="1F4E79"/>
+              </w:rPr>
+            </w:pPr>
+            <w:r>
+              <w:rPr>
+                <w:rFonts w:ascii="Arial" w:eastAsia="Arial" w:hAnsi="Arial" w:cs="Arial"/>
+                <w:b/>
+                <w:bCs/>
+                <w:color w:val="1F4E79"/>
+              </w:rPr>
+              <w:t>ESTADO:</w:t>
+            </w:r>
+          </w:p>
+        </w:tc>
+        <w:tc>
+          <w:tcPr>
+            <w:tcW w:w="0" w:type="auto"/>
+            <w:tcBorders>
+              <w:top w:val="single" w:sz="4" w:space="0" w:color="000000"/>
+              <w:left w:val="single" w:sz="4" w:space="0" w:color="000000"/>
+              <w:bottom w:val="single" w:sz="4" w:space="0" w:color="000000"/>
+              <w:right w:val="single" w:sz="4" w:space="0" w:color="000000"/>
+            </w:tcBorders>
+            <w:tcMar>
+              <w:top w:w="0" w:type="dxa"/>
+              <w:left w:w="115" w:type="dxa"/>
+              <w:bottom w:w="0" w:type="dxa"/>
+              <w:right w:w="115" w:type="dxa"/>
+            </w:tcMar>
+            <w:hideMark/>
+          </w:tcPr>
+          <w:p>
+            <w:pPr>
+              <w:rPr>
+                <w:rFonts w:ascii="Arial" w:eastAsia="Arial" w:hAnsi="Arial" w:cs="Arial"/>
+                <w:b/>
+                <w:bCs/>
+                <w:color w:val="1F4E79"/>
+              </w:rPr>
+            </w:pPr>
+            <w:r>
+              <w:rPr>
+                <w:rFonts w:ascii="Arial" w:eastAsia="Arial" w:hAnsi="Arial" w:cs="Arial"/>
+                <w:b/>
+                <w:bCs/>
+                <w:color w:val="1F4E79"/>
+              </w:rPr>
+              <w:t>Aprobado</w:t>
+            </w:r>
+          </w:p>
+        </w:tc>
+      </w:tr>
+      <w:tr>
+        <w:tc>
+          <w:tcPr>
+            <w:tcW w:w="0" w:type="auto"/>
+            <w:gridSpan w:val="2"/>
+            <w:tcBorders>
+              <w:top w:val="single" w:sz="4" w:space="0" w:color="000000"/>
+              <w:left w:val="single" w:sz="4" w:space="0" w:color="000000"/>
+              <w:bottom w:val="single" w:sz="4" w:space="0" w:color="000000"/>
+              <w:right w:val="single" w:sz="4" w:space="0" w:color="000000"/>
+            </w:tcBorders>
+            <w:tcMar>
+              <w:top w:w="0" w:type="dxa"/>
+              <w:left w:w="115" w:type="dxa"/>
+              <w:bottom w:w="0" w:type="dxa"/>
+              <w:right w:w="115" w:type="dxa"/>
+            </w:tcMar>
+            <w:hideMark/>
+          </w:tcPr>
+          <w:p>
+            <w:pPr>
+              <w:rPr>
+                <w:rFonts w:ascii="Arial" w:eastAsia="Arial" w:hAnsi="Arial" w:cs="Arial"/>
+                <w:b/>
+                <w:bCs/>
+                <w:color w:val="1F4E79"/>
+              </w:rPr>
+            </w:pPr>
+          </w:p>
+        </w:tc>
+      </w:tr>
+      <w:tr>
+        <w:tc>
+          <w:tcPr>
+            <w:tcW w:w="0" w:type="auto"/>
+            <w:gridSpan w:val="2"/>
+            <w:tcBorders>
+              <w:top w:val="single" w:sz="4" w:space="0" w:color="000000"/>
+              <w:left w:val="single" w:sz="4" w:space="0" w:color="000000"/>
+              <w:bottom w:val="single" w:sz="4" w:space="0" w:color="000000"/>
+              <w:right w:val="single" w:sz="4" w:space="0" w:color="000000"/>
+            </w:tcBorders>
+            <w:tcMar>
+              <w:top w:w="0" w:type="dxa"/>
+              <w:left w:w="115" w:type="dxa"/>
+              <w:bottom w:w="0" w:type="dxa"/>
+              <w:right w:w="115" w:type="dxa"/>
+            </w:tcMar>
+            <w:hideMark/>
+          </w:tcPr>
+          <w:p>
+            <w:pPr>
+              <w:rPr>
+                <w:rFonts w:ascii="Arial" w:eastAsia="Arial" w:hAnsi="Arial" w:cs="Arial"/>
+                <w:b/>
+                <w:bCs/>
+                <w:color w:val="1F4E79"/>
+              </w:rPr>
+            </w:pPr>
+            <w:r>
+              <w:rPr>
+                <w:rFonts w:ascii="Arial" w:eastAsia="Arial" w:hAnsi="Arial" w:cs="Arial"/>
+                <w:b/>
+                <w:bCs/>
+                <w:color w:val="1F4E79"/>
+              </w:rPr>
+              <w:t>ACTOR PRINCIPAL: Usuario</w:t>
+            </w:r>
+          </w:p>
+        </w:tc>
+      </w:tr>
+      <w:tr>
+        <w:tc>
+          <w:tcPr>
+            <w:tcW w:w="0" w:type="auto"/>
+            <w:gridSpan w:val="2"/>
+            <w:tcBorders>
+              <w:top w:val="single" w:sz="4" w:space="0" w:color="000000"/>
+              <w:left w:val="single" w:sz="4" w:space="0" w:color="000000"/>
+              <w:bottom w:val="single" w:sz="4" w:space="0" w:color="000000"/>
+              <w:right w:val="single" w:sz="4" w:space="0" w:color="000000"/>
+            </w:tcBorders>
+            <w:tcMar>
+              <w:top w:w="0" w:type="dxa"/>
+              <w:left w:w="115" w:type="dxa"/>
+              <w:bottom w:w="0" w:type="dxa"/>
+              <w:right w:w="115" w:type="dxa"/>
+            </w:tcMar>
+            <w:hideMark/>
+          </w:tcPr>
+          <w:p>
+            <w:pPr>
+              <w:rPr>
+                <w:rFonts w:ascii="Arial" w:eastAsia="Arial" w:hAnsi="Arial" w:cs="Arial"/>
+                <w:b/>
+                <w:bCs/>
+                <w:color w:val="1F4E79"/>
+              </w:rPr>
+            </w:pPr>
+            <w:r>
+              <w:rPr>
+                <w:rFonts w:ascii="Arial" w:eastAsia="Arial" w:hAnsi="Arial" w:cs="Arial"/>
+                <w:b/>
+                <w:bCs/>
+                <w:color w:val="1F4E79"/>
+              </w:rPr>
+              <w:t>ACTORES SECUNDARIO: -</w:t>
+            </w:r>
+          </w:p>
+        </w:tc>
+      </w:tr>
+      <w:tr>
+        <w:tc>
+          <w:tcPr>
+            <w:tcW w:w="0" w:type="auto"/>
+            <w:gridSpan w:val="2"/>
+            <w:tcBorders>
+              <w:top w:val="single" w:sz="4" w:space="0" w:color="000000"/>
+              <w:left w:val="single" w:sz="4" w:space="0" w:color="000000"/>
+              <w:bottom w:val="single" w:sz="4" w:space="0" w:color="000000"/>
+              <w:right w:val="single" w:sz="4" w:space="0" w:color="000000"/>
+            </w:tcBorders>
+            <w:tcMar>
+              <w:top w:w="0" w:type="dxa"/>
+              <w:left w:w="115" w:type="dxa"/>
+              <w:bottom w:w="0" w:type="dxa"/>
+              <w:right w:w="115" w:type="dxa"/>
+            </w:tcMar>
+            <w:hideMark/>
+          </w:tcPr>
+          <w:p>
+            <w:pPr>
+              <w:rPr>
+                <w:rFonts w:ascii="Arial" w:eastAsia="Arial" w:hAnsi="Arial" w:cs="Arial"/>
+                <w:b/>
+                <w:bCs/>
+                <w:color w:val="1F4E79"/>
+              </w:rPr>
+            </w:pPr>
+            <w:r>
+              <w:rPr>
+                <w:rFonts w:ascii="Arial" w:eastAsia="Arial" w:hAnsi="Arial" w:cs="Arial"/>
+                <w:b/>
+                <w:bCs/>
+                <w:color w:val="1F4E79"/>
+              </w:rPr>
+              <w:t>PRECONDICIONES: Deben existir idiomas registrados en la base de datos con sus respectivas traducciones</w:t>
+            </w:r>
+          </w:p>
+        </w:tc>
+      </w:tr>
+      <w:tr>
+        <w:trPr>
+          <w:trHeight w:val="519"/>
+        </w:trPr>
+        <w:tc>
+          <w:tcPr>
+            <w:tcW w:w="0" w:type="auto"/>
+            <w:gridSpan w:val="2"/>
+            <w:tcBorders>
+              <w:top w:val="single" w:sz="4" w:space="0" w:color="000000"/>
+              <w:left w:val="single" w:sz="4" w:space="0" w:color="000000"/>
+              <w:bottom w:val="single" w:sz="4" w:space="0" w:color="000000"/>
+              <w:right w:val="single" w:sz="4" w:space="0" w:color="000000"/>
+            </w:tcBorders>
+            <w:tcMar>
+              <w:top w:w="0" w:type="dxa"/>
+              <w:left w:w="115" w:type="dxa"/>
+              <w:bottom w:w="0" w:type="dxa"/>
+              <w:right w:w="115" w:type="dxa"/>
+            </w:tcMar>
+            <w:hideMark/>
+          </w:tcPr>
+          <w:p>
+            <w:pPr>
+              <w:rPr>
+                <w:rFonts w:ascii="Arial" w:eastAsia="Arial" w:hAnsi="Arial" w:cs="Arial"/>
+                <w:b/>
+                <w:bCs/>
+                <w:color w:val="1F4E79"/>
+              </w:rPr>
+            </w:pPr>
+            <w:r>
+              <w:rPr>
+                <w:rFonts w:ascii="Arial" w:eastAsia="Arial" w:hAnsi="Arial" w:cs="Arial"/>
+                <w:b/>
+                <w:bCs/>
+                <w:color w:val="1F4E79"/>
+              </w:rPr>
+              <w:t>PUNTOS DE EXTENSIÓN: N/A</w:t>
+            </w:r>
+          </w:p>
+        </w:tc>
+      </w:tr>
+      <w:tr>
+        <w:trPr>
+          <w:trHeight w:val="543"/>
+        </w:trPr>
+        <w:tc>
+          <w:tcPr>
+            <w:tcW w:w="0" w:type="auto"/>
+            <w:gridSpan w:val="2"/>
+            <w:tcBorders>
+              <w:top w:val="single" w:sz="4" w:space="0" w:color="000000"/>
+              <w:left w:val="single" w:sz="4" w:space="0" w:color="000000"/>
+              <w:bottom w:val="single" w:sz="4" w:space="0" w:color="000000"/>
+              <w:right w:val="single" w:sz="4" w:space="0" w:color="000000"/>
+            </w:tcBorders>
+            <w:tcMar>
+              <w:top w:w="0" w:type="dxa"/>
+              <w:left w:w="115" w:type="dxa"/>
+              <w:bottom w:w="0" w:type="dxa"/>
+              <w:right w:w="115" w:type="dxa"/>
+            </w:tcMar>
+            <w:hideMark/>
+          </w:tcPr>
+          <w:p>
+            <w:pPr>
+              <w:rPr>
+                <w:rFonts w:ascii="Arial" w:eastAsia="Arial" w:hAnsi="Arial" w:cs="Arial"/>
+                <w:b/>
+                <w:bCs/>
+                <w:color w:val="1F4E79"/>
+              </w:rPr>
+            </w:pPr>
+            <w:r>
+              <w:rPr>
+                <w:rFonts w:ascii="Arial" w:eastAsia="Arial" w:hAnsi="Arial" w:cs="Arial"/>
+                <w:b/>
+                <w:bCs/>
+                <w:color w:val="1F4E79"/>
+              </w:rPr>
+              <w:t>CONDICIÓN: -</w:t>
+            </w:r>
+          </w:p>
+        </w:tc>
+      </w:tr>
+      <w:tr>
+        <w:tc>
+          <w:tcPr>
+            <w:tcW w:w="0" w:type="auto"/>
+            <w:gridSpan w:val="2"/>
+            <w:tcBorders>
+              <w:top w:val="single" w:sz="4" w:space="0" w:color="000000"/>
+              <w:left w:val="single" w:sz="4" w:space="0" w:color="000000"/>
+              <w:bottom w:val="single" w:sz="4" w:space="0" w:color="000000"/>
+              <w:right w:val="single" w:sz="4" w:space="0" w:color="000000"/>
+            </w:tcBorders>
+            <w:tcMar>
+              <w:top w:w="0" w:type="dxa"/>
+              <w:left w:w="115" w:type="dxa"/>
+              <w:bottom w:w="0" w:type="dxa"/>
+              <w:right w:w="115" w:type="dxa"/>
+            </w:tcMar>
+            <w:hideMark/>
+          </w:tcPr>
+          <w:p>
+            <w:pPr>
+              <w:rPr>
+                <w:rFonts w:ascii="Arial" w:eastAsia="Arial" w:hAnsi="Arial" w:cs="Arial"/>
+                <w:b/>
+                <w:bCs/>
+                <w:color w:val="1F4E79"/>
+              </w:rPr>
+            </w:pPr>
+            <w:r>
+              <w:rPr>
+                <w:rFonts w:ascii="Arial" w:eastAsia="Arial" w:hAnsi="Arial" w:cs="Arial"/>
+                <w:b/>
+                <w:bCs/>
+                <w:color w:val="1F4E79"/>
+              </w:rPr>
+              <w:t>ESCENARIO PRINCIPAL:</w:t>
+            </w:r>
+          </w:p>
+          <w:p>
+            <w:pPr>
+              <w:rPr>
+                <w:rFonts w:ascii="Arial" w:eastAsia="Arial" w:hAnsi="Arial" w:cs="Arial"/>
+                <w:b/>
+                <w:bCs/>
+                <w:color w:val="1F4E79"/>
+              </w:rPr>
+            </w:pPr>
+          </w:p>
+          <w:p>
+            <w:pPr>
+              <w:numPr>
+                <w:ilvl w:val="0"/>
+                <w:numId w:val="11"/>
+              </w:numPr>
+              <w:rPr>
+                <w:rFonts w:ascii="Arial" w:eastAsia="Arial" w:hAnsi="Arial" w:cs="Arial"/>
+                <w:b/>
+                <w:bCs/>
+                <w:color w:val="1F4E79"/>
+              </w:rPr>
+            </w:pPr>
+            <w:r>
+              <w:rPr>
+                <w:rFonts w:ascii="Arial" w:eastAsia="Arial" w:hAnsi="Arial" w:cs="Arial"/>
+                <w:b/>
+                <w:bCs/>
+                <w:color w:val="1F4E79"/>
+              </w:rPr>
+              <w:t>El usuario despliega la lista de idiomas disponibles</w:t>
+            </w:r>
+          </w:p>
+          <w:p>
+            <w:pPr>
+              <w:numPr>
+                <w:ilvl w:val="0"/>
+                <w:numId w:val="11"/>
+              </w:numPr>
+              <w:rPr>
+                <w:rFonts w:ascii="Arial" w:eastAsia="Arial" w:hAnsi="Arial" w:cs="Arial"/>
+                <w:b/>
+                <w:bCs/>
+                <w:color w:val="1F4E79"/>
+              </w:rPr>
+            </w:pPr>
+            <w:r>
+              <w:rPr>
+                <w:rFonts w:ascii="Arial" w:eastAsia="Arial" w:hAnsi="Arial" w:cs="Arial"/>
+                <w:b/>
+                <w:bCs/>
+                <w:color w:val="1F4E79"/>
+              </w:rPr>
+              <w:t>El sistema muestra los idiomas obtenidos de la base de datos</w:t>
+            </w:r>
+          </w:p>
+          <w:p>
+            <w:pPr>
+              <w:numPr>
+                <w:ilvl w:val="0"/>
+                <w:numId w:val="11"/>
+              </w:numPr>
+              <w:rPr>
+                <w:rFonts w:ascii="Arial" w:eastAsia="Arial" w:hAnsi="Arial" w:cs="Arial"/>
+                <w:b/>
+                <w:bCs/>
+                <w:color w:val="1F4E79"/>
+              </w:rPr>
+            </w:pPr>
+            <w:r>
+              <w:rPr>
+                <w:rFonts w:ascii="Arial" w:eastAsia="Arial" w:hAnsi="Arial" w:cs="Arial"/>
+                <w:b/>
+                <w:bCs/>
+                <w:color w:val="1F4E79"/>
+              </w:rPr>
+              <w:lastRenderedPageBreak/>
+              <w:t>El usuarios selecciona un idioma diferente al actual</w:t>
+            </w:r>
+          </w:p>
+          <w:p>
+            <w:pPr>
+              <w:numPr>
+                <w:ilvl w:val="0"/>
+                <w:numId w:val="11"/>
+              </w:numPr>
+              <w:rPr>
+                <w:rFonts w:ascii="Arial" w:eastAsia="Arial" w:hAnsi="Arial" w:cs="Arial"/>
+                <w:b/>
+                <w:bCs/>
+                <w:color w:val="1F4E79"/>
+              </w:rPr>
+            </w:pPr>
+            <w:r>
+              <w:rPr>
+                <w:rFonts w:ascii="Arial" w:eastAsia="Arial" w:hAnsi="Arial" w:cs="Arial"/>
+                <w:b/>
+                <w:bCs/>
+                <w:color w:val="1F4E79"/>
+              </w:rPr>
+              <w:t>El sistema registra el nuevo idioma seleccionado </w:t>
+            </w:r>
+          </w:p>
+          <w:p>
+            <w:pPr>
+              <w:numPr>
+                <w:ilvl w:val="0"/>
+                <w:numId w:val="11"/>
+              </w:numPr>
+              <w:rPr>
+                <w:rFonts w:ascii="Arial" w:eastAsia="Arial" w:hAnsi="Arial" w:cs="Arial"/>
+                <w:b/>
+                <w:bCs/>
+                <w:color w:val="1F4E79"/>
+              </w:rPr>
+            </w:pPr>
+            <w:r>
+              <w:rPr>
+                <w:rFonts w:ascii="Arial" w:eastAsia="Arial" w:hAnsi="Arial" w:cs="Arial"/>
+                <w:b/>
+                <w:bCs/>
+                <w:color w:val="1F4E79"/>
+              </w:rPr>
+              <w:t>El sistema consulta en la base de datos para traer la nueva traducción</w:t>
+            </w:r>
+          </w:p>
+          <w:p>
+            <w:pPr>
+              <w:numPr>
+                <w:ilvl w:val="0"/>
+                <w:numId w:val="11"/>
+              </w:numPr>
+              <w:rPr>
+                <w:rFonts w:ascii="Arial" w:eastAsia="Arial" w:hAnsi="Arial" w:cs="Arial"/>
+                <w:b/>
+                <w:bCs/>
+                <w:color w:val="1F4E79"/>
+              </w:rPr>
+            </w:pPr>
+            <w:r>
+              <w:rPr>
+                <w:rFonts w:ascii="Arial" w:eastAsia="Arial" w:hAnsi="Arial" w:cs="Arial"/>
+                <w:b/>
+                <w:bCs/>
+                <w:color w:val="1F4E79"/>
+              </w:rPr>
+              <w:t>El sistema notifica dinámicamente a todas las pantallas activas</w:t>
+            </w:r>
+          </w:p>
+          <w:p>
+            <w:pPr>
+              <w:numPr>
+                <w:ilvl w:val="0"/>
+                <w:numId w:val="11"/>
+              </w:numPr>
+              <w:rPr>
+                <w:rFonts w:ascii="Arial" w:eastAsia="Arial" w:hAnsi="Arial" w:cs="Arial"/>
+                <w:b/>
+                <w:bCs/>
+                <w:color w:val="1F4E79"/>
+              </w:rPr>
+            </w:pPr>
+            <w:r>
+              <w:rPr>
+                <w:rFonts w:ascii="Arial" w:eastAsia="Arial" w:hAnsi="Arial" w:cs="Arial"/>
+                <w:b/>
+                <w:bCs/>
+                <w:color w:val="1F4E79"/>
+              </w:rPr>
+              <w:t>La interfaz actualiza todos sus textos con las traducciones</w:t>
+            </w:r>
+          </w:p>
+          <w:p>
+            <w:pPr>
+              <w:rPr>
+                <w:rFonts w:ascii="Arial" w:eastAsia="Arial" w:hAnsi="Arial" w:cs="Arial"/>
+                <w:b/>
+                <w:bCs/>
+                <w:color w:val="1F4E79"/>
+              </w:rPr>
+            </w:pPr>
+          </w:p>
+        </w:tc>
+      </w:tr>
+      <w:tr>
+        <w:tc>
+          <w:tcPr>
+            <w:tcW w:w="0" w:type="auto"/>
+            <w:gridSpan w:val="2"/>
+            <w:tcBorders>
+              <w:top w:val="single" w:sz="4" w:space="0" w:color="000000"/>
+              <w:left w:val="single" w:sz="4" w:space="0" w:color="000000"/>
+              <w:bottom w:val="single" w:sz="4" w:space="0" w:color="000000"/>
+              <w:right w:val="single" w:sz="4" w:space="0" w:color="000000"/>
+            </w:tcBorders>
+            <w:tcMar>
+              <w:top w:w="0" w:type="dxa"/>
+              <w:left w:w="115" w:type="dxa"/>
+              <w:bottom w:w="0" w:type="dxa"/>
+              <w:right w:w="115" w:type="dxa"/>
+            </w:tcMar>
+            <w:hideMark/>
+          </w:tcPr>
+          <w:p>
+            <w:pPr>
+              <w:rPr>
+                <w:rFonts w:ascii="Arial" w:eastAsia="Arial" w:hAnsi="Arial" w:cs="Arial"/>
+                <w:b/>
+                <w:bCs/>
+                <w:color w:val="1F4E79"/>
+              </w:rPr>
+            </w:pPr>
+            <w:r>
+              <w:rPr>
+                <w:rFonts w:ascii="Arial" w:eastAsia="Arial" w:hAnsi="Arial" w:cs="Arial"/>
+                <w:b/>
+                <w:bCs/>
+                <w:color w:val="1F4E79"/>
+              </w:rPr>
+              <w:lastRenderedPageBreak/>
+              <w:t>FLUJOS ALTERNATIVO: -</w:t>
+            </w:r>
+          </w:p>
+          <w:p>
+            <w:pPr>
+              <w:rPr>
+                <w:rFonts w:ascii="Arial" w:eastAsia="Arial" w:hAnsi="Arial" w:cs="Arial"/>
+                <w:b/>
+                <w:bCs/>
+                <w:color w:val="1F4E79"/>
+              </w:rPr>
+            </w:pPr>
+          </w:p>
+        </w:tc>
+      </w:tr>
+      <w:tr>
+        <w:trPr>
+          <w:trHeight w:val="344"/>
+        </w:trPr>
+        <w:tc>
+          <w:tcPr>
+            <w:tcW w:w="0" w:type="auto"/>
+            <w:gridSpan w:val="2"/>
+            <w:tcBorders>
+              <w:top w:val="single" w:sz="4" w:space="0" w:color="000000"/>
+              <w:left w:val="single" w:sz="4" w:space="0" w:color="000000"/>
+              <w:bottom w:val="single" w:sz="4" w:space="0" w:color="000000"/>
+              <w:right w:val="single" w:sz="4" w:space="0" w:color="000000"/>
+            </w:tcBorders>
+            <w:tcMar>
+              <w:top w:w="0" w:type="dxa"/>
+              <w:left w:w="115" w:type="dxa"/>
+              <w:bottom w:w="0" w:type="dxa"/>
+              <w:right w:w="115" w:type="dxa"/>
+            </w:tcMar>
+            <w:hideMark/>
+          </w:tcPr>
+          <w:p>
+            <w:pPr>
+              <w:rPr>
+                <w:rFonts w:ascii="Arial" w:eastAsia="Arial" w:hAnsi="Arial" w:cs="Arial"/>
+                <w:b/>
+                <w:bCs/>
+                <w:color w:val="1F4E79"/>
+              </w:rPr>
+            </w:pPr>
+            <w:r>
+              <w:rPr>
+                <w:rFonts w:ascii="Arial" w:eastAsia="Arial" w:hAnsi="Arial" w:cs="Arial"/>
+                <w:b/>
+                <w:bCs/>
+                <w:color w:val="1F4E79"/>
+              </w:rPr>
+              <w:t>POSTCONDICIONES:  Todos los textos en los formularios abiertos estaran en el nuevo idioma elegido.</w:t>
+            </w:r>
+          </w:p>
+        </w:tc>
+      </w:tr>
+    </w:tbl>
+    <w:p/>
+    <w:p>
+      <w:pPr>
+        <w:pStyle w:val="Ttulo1"/>
+        <w:spacing w:after="180"/>
+        <w:rPr>
+          <w:rFonts w:ascii="Arial" w:hAnsi="Arial" w:cs="Arial"/>
+          <w:b/>
+          <w:bCs/>
+          <w:color w:val="2E5B9A"/>
+          <w:sz w:val="28"/>
+          <w:szCs w:val="28"/>
+        </w:rPr>
+      </w:pPr>
+    </w:p>
+    <w:p>
+      <w:pPr>
+        <w:pStyle w:val="Ttulo1"/>
+        <w:spacing w:after="180"/>
+        <w:rPr>
+          <w:rFonts w:ascii="Arial" w:hAnsi="Arial" w:cs="Arial"/>
+          <w:b/>
+          <w:bCs/>
+          <w:color w:val="2E5B9A"/>
+          <w:sz w:val="28"/>
+          <w:szCs w:val="28"/>
+        </w:rPr>
+      </w:pPr>
+      <w:r>
+        <w:rPr>
+          <w:rFonts w:ascii="Arial" w:hAnsi="Arial" w:cs="Arial"/>
+          <w:b/>
+          <w:bCs/>
+          <w:color w:val="2E5B9A"/>
+          <w:sz w:val="28"/>
+          <w:szCs w:val="28"/>
+        </w:rPr>
+        <w:t>Diagrama de secuencia</w:t>
+      </w:r>
+    </w:p>
+    <w:p>
+      <w:pPr>
+        <w:pStyle w:val="Ttulo1"/>
+        <w:spacing w:after="180"/>
+        <w:rPr>
+          <w:rFonts w:ascii="Arial" w:hAnsi="Arial" w:cs="Arial"/>
+          <w:b/>
+          <w:bCs/>
+          <w:color w:val="2E5B9A"/>
+          <w:sz w:val="28"/>
+          <w:szCs w:val="28"/>
+        </w:rPr>
+      </w:pPr>
+      <w:r>
+        <w:rPr>
+          <w:rFonts w:ascii="Arial" w:hAnsi="Arial" w:cs="Arial"/>
+          <w:b/>
+          <w:bCs/>
+          <w:noProof/>
+          <w:color w:val="2E5B9A"/>
+          <w:sz w:val="28"/>
+          <w:szCs w:val="28"/>
+        </w:rPr>
+        <w:drawing>
+          <wp:inline distT="0" distB="0" distL="0" distR="0" wp14:anchorId="053A1BBE" wp14:editId="7F7F85D0">
+            <wp:extent cx="5400040" cy="3666490"/>
+            <wp:effectExtent l="0" t="0" r="0" b="0"/>
+            <wp:docPr id="598296109" name="Imagen 4"/>
+            <wp:cNvGraphicFramePr>
+              <a:graphicFrameLocks xmlns:a="http://schemas.openxmlformats.org/drawingml/2006/main" noChangeAspect="1"/>
+            </wp:cNvGraphicFramePr>
+            <a:graphic xmlns:a="http://schemas.openxmlformats.org/drawingml/2006/main">
+              <a:graphicData uri="http://schemas.openxmlformats.org/drawingml/2006/picture">
+                <pic:pic xmlns:pic="http://schemas.openxmlformats.org/drawingml/2006/picture">
+                  <pic:nvPicPr>
+                    <pic:cNvPr id="0" name="Picture 13"/>
+                    <pic:cNvPicPr>
+                      <a:picLocks noChangeAspect="1" noChangeArrowheads="1"/>
+                    </pic:cNvPicPr>
+                  </pic:nvPicPr>
+                  <pic:blipFill>
+                    <a:blip r:embed="rId24">
+                      <a:extLst>
+                        <a:ext uri="{28A0092B-C50C-407E-A947-70E740481C1C}">
+                          <a14:useLocalDpi xmlns:a14="http://schemas.microsoft.com/office/drawing/2010/main" val="0"/>
+                        </a:ext>
+                      </a:extLst>
+                    </a:blip>
+                    <a:srcRect/>
+                    <a:stretch>
+                      <a:fillRect/>
+                    </a:stretch>
+                  </pic:blipFill>
+                  <pic:spPr bwMode="auto">
+                    <a:xfrm>
+                      <a:off x="0" y="0"/>
+                      <a:ext cx="5400040" cy="3666490"/>
+                    </a:xfrm>
+                    <a:prstGeom prst="rect">
+                      <a:avLst/>
+                    </a:prstGeom>
+                    <a:noFill/>
+                    <a:ln>
+                      <a:noFill/>
+                    </a:ln>
+                  </pic:spPr>
+                </pic:pic>
+              </a:graphicData>
+            </a:graphic>
+          </wp:inline>
+        </w:drawing>
+      </w:r>
+    </w:p>
+    <w:p>
+      <w:pPr>
+        <w:pStyle w:val="Ttulo1"/>
+        <w:spacing w:after="180"/>
+        <w:rPr>
+          <w:rFonts w:ascii="Arial" w:hAnsi="Arial" w:cs="Arial"/>
+          <w:b/>
+          <w:bCs/>
+          <w:color w:val="2E5B9A"/>
+          <w:sz w:val="28"/>
+          <w:szCs w:val="28"/>
+        </w:rPr>
+      </w:pPr>
+    </w:p>
+    <w:p>
+      <w:pPr>
+        <w:pStyle w:val="Ttulo1"/>
+        <w:spacing w:after="180"/>
+        <w:rPr>
+          <w:rFonts w:ascii="Arial" w:hAnsi="Arial" w:cs="Arial"/>
+          <w:b/>
+          <w:bCs/>
+          <w:color w:val="2E5B9A"/>
+          <w:sz w:val="28"/>
+          <w:szCs w:val="28"/>
+        </w:rPr>
+      </w:pPr>
+    </w:p>
+    <w:p>
+      <w:pPr>
+        <w:pStyle w:val="Ttulo1"/>
+        <w:spacing w:after="180"/>
+        <w:rPr>
+          <w:rFonts w:ascii="Arial" w:hAnsi="Arial" w:cs="Arial"/>
+          <w:b/>
+          <w:bCs/>
+          <w:color w:val="2E5B9A"/>
+          <w:sz w:val="28"/>
+          <w:szCs w:val="28"/>
+        </w:rPr>
+      </w:pPr>
+    </w:p>
+    <w:p>
+      <w:pPr>
+        <w:pStyle w:val="Ttulo1"/>
+        <w:spacing w:after="180"/>
+        <w:rPr>
+          <w:rFonts w:ascii="Arial" w:hAnsi="Arial" w:cs="Arial"/>
+          <w:b/>
+          <w:bCs/>
+          <w:color w:val="2E5B9A"/>
+          <w:sz w:val="28"/>
+          <w:szCs w:val="28"/>
+        </w:rPr>
+      </w:pPr>
+    </w:p>
+    <w:p>
+      <w:pPr>
+        <w:pStyle w:val="Ttulo1"/>
+        <w:spacing w:after="180"/>
+        <w:rPr>
+          <w:rFonts w:ascii="Arial" w:hAnsi="Arial" w:cs="Arial"/>
+          <w:b/>
+          <w:bCs/>
+          <w:color w:val="2E5B9A"/>
+          <w:sz w:val="28"/>
+          <w:szCs w:val="28"/>
+        </w:rPr>
+      </w:pPr>
+    </w:p>
+    <w:p>
+      <w:pPr>
+        <w:pStyle w:val="Ttulo1"/>
+        <w:spacing w:after="180"/>
+        <w:rPr>
+          <w:rFonts w:ascii="Arial" w:hAnsi="Arial" w:cs="Arial"/>
+          <w:b/>
+          <w:bCs/>
+          <w:color w:val="2E5B9A"/>
+          <w:sz w:val="28"/>
+          <w:szCs w:val="28"/>
+        </w:rPr>
+      </w:pPr>
+    </w:p>
+    <w:p>
+      <w:pPr>
+        <w:pStyle w:val="Ttulo1"/>
+        <w:spacing w:after="180"/>
+        <w:rPr>
+          <w:rFonts w:ascii="Arial" w:hAnsi="Arial" w:cs="Arial"/>
+          <w:b/>
+          <w:bCs/>
+          <w:color w:val="2E5B9A"/>
+          <w:sz w:val="28"/>
+          <w:szCs w:val="28"/>
+        </w:rPr>
+      </w:pPr>
+      <w:r>
+        <w:rPr>
+          <w:rFonts w:ascii="Arial" w:hAnsi="Arial" w:cs="Arial"/>
+          <w:b/>
+          <w:bCs/>
+          <w:color w:val="2E5B9A"/>
+          <w:sz w:val="28"/>
+          <w:szCs w:val="28"/>
+        </w:rPr>
+        <w:lastRenderedPageBreak/>
+        <w:t>DER</w:t>
+      </w:r>
+      <w:r>
+        <w:rPr>
+          <w:rFonts w:ascii="Arial" w:hAnsi="Arial" w:cs="Arial"/>
+          <w:b/>
+          <w:bCs/>
+          <w:color w:val="2E5B9A"/>
+          <w:sz w:val="28"/>
+          <w:szCs w:val="28"/>
+        </w:rPr>
+        <w:t xml:space="preserve"> </w:t>
+      </w:r>
+    </w:p>
+    <w:p>
+      <w:pPr>
+        <w:rPr>
+          <w:sz w:val="36"/>
+          <w:szCs w:val="36"/>
+        </w:rPr>
+      </w:pPr>
+    </w:p>
+    <w:p>
+      <w:pPr>
+        <w:rPr>
+          <w:sz w:val="36"/>
+          <w:szCs w:val="36"/>
+        </w:rPr>
+      </w:pPr>
+      <w:r>
+        <w:rPr>
+          <w:noProof/>
+          <w:sz w:val="36"/>
+          <w:szCs w:val="36"/>
+        </w:rPr>
+        <w:drawing>
+          <wp:inline distT="0" distB="0" distL="0" distR="0" wp14:anchorId="1190E19F" wp14:editId="5998A630">
+            <wp:extent cx="5400040" cy="1624965"/>
+            <wp:effectExtent l="0" t="0" r="0" b="0"/>
+            <wp:docPr id="1282431894" name="Imagen 6"/>
+            <wp:cNvGraphicFramePr>
+              <a:graphicFrameLocks xmlns:a="http://schemas.openxmlformats.org/drawingml/2006/main" noChangeAspect="1"/>
+            </wp:cNvGraphicFramePr>
+            <a:graphic xmlns:a="http://schemas.openxmlformats.org/drawingml/2006/main">
+              <a:graphicData uri="http://schemas.openxmlformats.org/drawingml/2006/picture">
+                <pic:pic xmlns:pic="http://schemas.openxmlformats.org/drawingml/2006/picture">
+                  <pic:nvPicPr>
+                    <pic:cNvPr id="0" name="Picture 20"/>
+                    <pic:cNvPicPr>
+                      <a:picLocks noChangeAspect="1" noChangeArrowheads="1"/>
+                    </pic:cNvPicPr>
+                  </pic:nvPicPr>
+                  <pic:blipFill>
+                    <a:blip r:embed="rId25">
+                      <a:extLst>
+                        <a:ext uri="{28A0092B-C50C-407E-A947-70E740481C1C}">
+                          <a14:useLocalDpi xmlns:a14="http://schemas.microsoft.com/office/drawing/2010/main" val="0"/>
+                        </a:ext>
+                      </a:extLst>
+                    </a:blip>
+                    <a:srcRect/>
+                    <a:stretch>
+                      <a:fillRect/>
+                    </a:stretch>
+                  </pic:blipFill>
+                  <pic:spPr bwMode="auto">
+                    <a:xfrm>
+                      <a:off x="0" y="0"/>
+                      <a:ext cx="5400040" cy="1624965"/>
+                    </a:xfrm>
+                    <a:prstGeom prst="rect">
+                      <a:avLst/>
+                    </a:prstGeom>
+                    <a:noFill/>
+                    <a:ln>
+                      <a:noFill/>
+                    </a:ln>
+                  </pic:spPr>
+                </pic:pic>
+              </a:graphicData>
+            </a:graphic>
+          </wp:inline>
+        </w:drawing>
+      </w:r>
+    </w:p>
+    <w:p>
+      <w:pPr>
+        <w:rPr>
+          <w:sz w:val="36"/>
+          <w:szCs w:val="36"/>
+        </w:rPr>
+      </w:pPr>
+    </w:p>
+    <w:p>
+      <w:pPr>
+        <w:rPr>
+          <w:sz w:val="36"/>
+          <w:szCs w:val="36"/>
+        </w:rPr>
+      </w:pPr>
+    </w:p>
+    <w:p>
+      <w:pPr>
+        <w:pStyle w:val="Ttulo1"/>
+        <w:spacing w:after="180"/>
+        <w:rPr>
+          <w:rFonts w:ascii="Arial" w:hAnsi="Arial" w:cs="Arial"/>
+          <w:b/>
+          <w:bCs/>
+          <w:color w:val="2E5B9A"/>
+          <w:sz w:val="28"/>
+          <w:szCs w:val="28"/>
+        </w:rPr>
+      </w:pPr>
+    </w:p>
+    <w:p>
+      <w:pPr>
+        <w:pStyle w:val="Ttulo1"/>
+        <w:spacing w:after="180"/>
+        <w:rPr>
+          <w:rFonts w:ascii="Arial" w:hAnsi="Arial" w:cs="Arial"/>
+          <w:b/>
+          <w:bCs/>
+          <w:color w:val="2E5B9A"/>
+          <w:sz w:val="28"/>
+          <w:szCs w:val="28"/>
+        </w:rPr>
+      </w:pPr>
+      <w:r>
+        <w:rPr>
+          <w:rFonts w:ascii="Arial" w:hAnsi="Arial" w:cs="Arial"/>
+          <w:b/>
+          <w:bCs/>
+          <w:color w:val="2E5B9A"/>
+          <w:sz w:val="28"/>
+          <w:szCs w:val="28"/>
+        </w:rPr>
+        <w:t>T0</w:t>
+      </w:r>
+      <w:r>
+        <w:rPr>
+          <w:rFonts w:ascii="Arial" w:hAnsi="Arial" w:cs="Arial"/>
+          <w:b/>
+          <w:bCs/>
+          <w:color w:val="2E5B9A"/>
+          <w:sz w:val="28"/>
+          <w:szCs w:val="28"/>
+        </w:rPr>
+        <w:t>6. Gestión de Bitácora y Control de cambios</w:t>
+      </w:r>
+    </w:p>
+    <w:p>
+      <w:pPr>
+        <w:rPr>
+          <w:sz w:val="36"/>
+          <w:szCs w:val="36"/>
+        </w:rPr>
+      </w:pPr>
     </w:p>
     <w:sectPr>
-      <w:headerReference w:type="default" r:id="rId17"/>
-      <w:footerReference w:type="default" r:id="rId18"/>
+      <w:headerReference w:type="default" r:id="rId26"/>
+      <w:footerReference w:type="default" r:id="rId27"/>
       <w:pgSz w:w="11906" w:h="16838"/>
       <w:pgMar w:top="1417" w:right="1701" w:bottom="1417" w:left="1701" w:header="708" w:footer="708" w:gutter="0"/>
       <w:cols w:space="708"/>
@@ -6902,6 +10488,119 @@
 <file path=word/numbering.xml><?xml version="1.0" encoding="utf-8"?>
 <w:numbering xmlns:wpc="http://schemas.microsoft.com/office/word/2010/wordprocessingCanvas" xmlns:cx="http://schemas.microsoft.com/office/drawing/2014/chartex" xmlns:cx1="http://schemas.microsoft.com/office/drawing/2015/9/8/chartex" xmlns:cx2="http://schemas.microsoft.com/office/drawing/2015/10/21/chartex" xmlns:cx3="http://schemas.microsoft.com/office/drawing/2016/5/9/chartex" xmlns:cx4="http://schemas.microsoft.com/office/drawing/2016/5/10/chartex" xmlns:cx5="http://schemas.microsoft.com/office/drawing/2016/5/11/chartex" xmlns:cx6="http://schemas.microsoft.com/office/drawing/2016/5/12/chartex" xmlns:cx7="http://schemas.microsoft.com/office/drawing/2016/5/13/chartex" xmlns:cx8="http://schemas.microsoft.com/office/drawing/2016/5/14/chartex" xmlns:mc="http://schemas.openxmlformats.org/markup-compatibility/2006" xmlns:aink="http://schemas.microsoft.com/office/drawing/2016/ink" xmlns:am3d="http://schemas.microsoft.com/office/drawing/2017/model3d" xmlns:o="urn:schemas-microsoft-com:office:office" xmlns:oel="http://schemas.microsoft.com/office/2019/extlst" xmlns:r="http://schemas.openxmlformats.org/officeDocument/2006/relationships" xmlns:m="http://schemas.openxmlformats.org/officeDocument/2006/math" xmlns:v="urn:schemas-microsoft-com:vml" xmlns:wp14="http://schemas.microsoft.com/office/word/2010/wordprocessingDrawing" xmlns:wp="http://schemas.openxmlformats.org/drawingml/2006/wordprocessingDrawing" xmlns:w10="urn:schemas-microsoft-com:office:word" xmlns:w="http://schemas.openxmlformats.org/wordprocessingml/2006/main" xmlns:w14="http://schemas.microsoft.com/office/word/2010/wordml" xmlns:w15="http://schemas.microsoft.com/office/word/2012/wordml" xmlns:w16cex="http://schemas.microsoft.com/office/word/2018/wordml/cex" xmlns:w16cid="http://schemas.microsoft.com/office/word/2016/wordml/cid" xmlns:w16="http://schemas.microsoft.com/office/word/2018/wordml" xmlns:w16du="http://schemas.microsoft.com/office/word/2023/wordml/word16du" xmlns:w16sdtdh="http://schemas.microsoft.com/office/word/2020/wordml/sdtdatahash" xmlns:w16sdtfl="http://schemas.microsoft.com/office/word/2024/wordml/sdtformatlock" xmlns:w16se="http://schemas.microsoft.com/office/word/2015/wordml/symex" xmlns:wpg="http://schemas.microsoft.com/office/word/2010/wordprocessingGroup" xmlns:wpi="http://schemas.microsoft.com/office/word/2010/wordprocessingInk" xmlns:wne="http://schemas.microsoft.com/office/word/2006/wordml" xmlns:wps="http://schemas.microsoft.com/office/word/2010/wordprocessingShape" mc:Ignorable="w14 w15 w16se w16cid w16 w16cex w16sdtdh w16sdtfl w16du wp14">
   <w:abstractNum w:abstractNumId="0" w15:restartNumberingAfterBreak="0">
+    <w:nsid w:val="00D102A6"/>
+    <w:multiLevelType w:val="multilevel"/>
+    <w:tmpl w:val="8E6E9D64"/>
+    <w:lvl w:ilvl="0">
+      <w:start w:val="1"/>
+      <w:numFmt w:val="decimal"/>
+      <w:lvlText w:val="%1."/>
+      <w:lvlJc w:val="left"/>
+      <w:pPr>
+        <w:tabs>
+          <w:tab w:val="num" w:pos="720"/>
+        </w:tabs>
+        <w:ind w:left="720" w:hanging="360"/>
+      </w:pPr>
+    </w:lvl>
+    <w:lvl w:ilvl="1" w:tentative="1">
+      <w:start w:val="1"/>
+      <w:numFmt w:val="decimal"/>
+      <w:lvlText w:val="%2."/>
+      <w:lvlJc w:val="left"/>
+      <w:pPr>
+        <w:tabs>
+          <w:tab w:val="num" w:pos="1440"/>
+        </w:tabs>
+        <w:ind w:left="1440" w:hanging="360"/>
+      </w:pPr>
+    </w:lvl>
+    <w:lvl w:ilvl="2" w:tentative="1">
+      <w:start w:val="1"/>
+      <w:numFmt w:val="decimal"/>
+      <w:lvlText w:val="%3."/>
+      <w:lvlJc w:val="left"/>
+      <w:pPr>
+        <w:tabs>
+          <w:tab w:val="num" w:pos="2160"/>
+        </w:tabs>
+        <w:ind w:left="2160" w:hanging="360"/>
+      </w:pPr>
+    </w:lvl>
+    <w:lvl w:ilvl="3" w:tentative="1">
+      <w:start w:val="1"/>
+      <w:numFmt w:val="decimal"/>
+      <w:lvlText w:val="%4."/>
+      <w:lvlJc w:val="left"/>
+      <w:pPr>
+        <w:tabs>
+          <w:tab w:val="num" w:pos="2880"/>
+        </w:tabs>
+        <w:ind w:left="2880" w:hanging="360"/>
+      </w:pPr>
+    </w:lvl>
+    <w:lvl w:ilvl="4" w:tentative="1">
+      <w:start w:val="1"/>
+      <w:numFmt w:val="decimal"/>
+      <w:lvlText w:val="%5."/>
+      <w:lvlJc w:val="left"/>
+      <w:pPr>
+        <w:tabs>
+          <w:tab w:val="num" w:pos="3600"/>
+        </w:tabs>
+        <w:ind w:left="3600" w:hanging="360"/>
+      </w:pPr>
+    </w:lvl>
+    <w:lvl w:ilvl="5" w:tentative="1">
+      <w:start w:val="1"/>
+      <w:numFmt w:val="decimal"/>
+      <w:lvlText w:val="%6."/>
+      <w:lvlJc w:val="left"/>
+      <w:pPr>
+        <w:tabs>
+          <w:tab w:val="num" w:pos="4320"/>
+        </w:tabs>
+        <w:ind w:left="4320" w:hanging="360"/>
+      </w:pPr>
+    </w:lvl>
+    <w:lvl w:ilvl="6" w:tentative="1">
+      <w:start w:val="1"/>
+      <w:numFmt w:val="decimal"/>
+      <w:lvlText w:val="%7."/>
+      <w:lvlJc w:val="left"/>
+      <w:pPr>
+        <w:tabs>
+          <w:tab w:val="num" w:pos="5040"/>
+        </w:tabs>
+        <w:ind w:left="5040" w:hanging="360"/>
+      </w:pPr>
+    </w:lvl>
+    <w:lvl w:ilvl="7" w:tentative="1">
+      <w:start w:val="1"/>
+      <w:numFmt w:val="decimal"/>
+      <w:lvlText w:val="%8."/>
+      <w:lvlJc w:val="left"/>
+      <w:pPr>
+        <w:tabs>
+          <w:tab w:val="num" w:pos="5760"/>
+        </w:tabs>
+        <w:ind w:left="5760" w:hanging="360"/>
+      </w:pPr>
+    </w:lvl>
+    <w:lvl w:ilvl="8" w:tentative="1">
+      <w:start w:val="1"/>
+      <w:numFmt w:val="decimal"/>
+      <w:lvlText w:val="%9."/>
+      <w:lvlJc w:val="left"/>
+      <w:pPr>
+        <w:tabs>
+          <w:tab w:val="num" w:pos="6480"/>
+        </w:tabs>
+        <w:ind w:left="6480" w:hanging="360"/>
+      </w:pPr>
+    </w:lvl>
+  </w:abstractNum>
+  <w:abstractNum w:abstractNumId="1" w15:restartNumberingAfterBreak="0">
     <w:nsid w:val="192D1C15"/>
     <w:multiLevelType w:val="hybridMultilevel"/>
     <w:tmpl w:val="1FC05CB4"/>
@@ -6987,7 +10686,7 @@
       </w:pPr>
     </w:lvl>
   </w:abstractNum>
-  <w:abstractNum w:abstractNumId="1" w15:restartNumberingAfterBreak="0">
+  <w:abstractNum w:abstractNumId="2" w15:restartNumberingAfterBreak="0">
     <w:nsid w:val="1EBE16EB"/>
     <w:multiLevelType w:val="hybridMultilevel"/>
     <w:tmpl w:val="C2944F5E"/>
@@ -7041,7 +10740,7 @@
       <w:lvlJc w:val="left"/>
     </w:lvl>
   </w:abstractNum>
-  <w:abstractNum w:abstractNumId="2" w15:restartNumberingAfterBreak="0">
+  <w:abstractNum w:abstractNumId="3" w15:restartNumberingAfterBreak="0">
     <w:nsid w:val="25753FB5"/>
     <w:multiLevelType w:val="hybridMultilevel"/>
     <w:tmpl w:val="80E8CE22"/>
@@ -7154,7 +10853,7 @@
       </w:rPr>
     </w:lvl>
   </w:abstractNum>
-  <w:abstractNum w:abstractNumId="3" w15:restartNumberingAfterBreak="0">
+  <w:abstractNum w:abstractNumId="4" w15:restartNumberingAfterBreak="0">
     <w:nsid w:val="39E66188"/>
     <w:multiLevelType w:val="hybridMultilevel"/>
     <w:tmpl w:val="DE864572"/>
@@ -7243,10 +10942,10 @@
       </w:pPr>
     </w:lvl>
   </w:abstractNum>
-  <w:abstractNum w:abstractNumId="4" w15:restartNumberingAfterBreak="0">
+  <w:abstractNum w:abstractNumId="5" w15:restartNumberingAfterBreak="0">
     <w:nsid w:val="3A7E3306"/>
     <w:multiLevelType w:val="multilevel"/>
-    <w:tmpl w:val="8786BC28"/>
+    <w:tmpl w:val="FF364CA4"/>
     <w:lvl w:ilvl="0">
       <w:start w:val="1"/>
       <w:numFmt w:val="decimal"/>
@@ -7259,17 +10958,17 @@
         <w:ind w:left="720" w:hanging="360"/>
       </w:pPr>
     </w:lvl>
-    <w:lvl w:ilvl="1" w:tentative="1">
+    <w:lvl w:ilvl="1">
       <w:start w:val="1"/>
-      <w:numFmt w:val="decimal"/>
+      <w:numFmt w:val="lowerLetter"/>
       <w:lvlText w:val="%2."/>
       <w:lvlJc w:val="left"/>
       <w:pPr>
-        <w:tabs>
-          <w:tab w:val="num" w:pos="1440"/>
-        </w:tabs>
         <w:ind w:left="1440" w:hanging="360"/>
       </w:pPr>
+      <w:rPr>
+        <w:rFonts w:hint="default"/>
+      </w:rPr>
     </w:lvl>
     <w:lvl w:ilvl="2" w:tentative="1">
       <w:start w:val="1"/>
@@ -7356,7 +11055,93 @@
       </w:pPr>
     </w:lvl>
   </w:abstractNum>
-  <w:abstractNum w:abstractNumId="5" w15:restartNumberingAfterBreak="0">
+  <w:abstractNum w:abstractNumId="6" w15:restartNumberingAfterBreak="0">
+    <w:nsid w:val="3ED82E99"/>
+    <w:multiLevelType w:val="hybridMultilevel"/>
+    <w:tmpl w:val="A4EC8012"/>
+    <w:lvl w:ilvl="0" w:tplc="A05093F0">
+      <w:start w:val="1"/>
+      <w:numFmt w:val="bullet"/>
+      <w:lvlText w:val="●"/>
+      <w:lvlJc w:val="left"/>
+      <w:pPr>
+        <w:ind w:left="720" w:hanging="360"/>
+      </w:pPr>
+    </w:lvl>
+    <w:lvl w:ilvl="1" w:tplc="CAFCE436">
+      <w:start w:val="1"/>
+      <w:numFmt w:val="bullet"/>
+      <w:lvlText w:val="○"/>
+      <w:lvlJc w:val="left"/>
+      <w:pPr>
+        <w:ind w:left="1440" w:hanging="360"/>
+      </w:pPr>
+    </w:lvl>
+    <w:lvl w:ilvl="2" w:tplc="9C469F6A">
+      <w:start w:val="1"/>
+      <w:numFmt w:val="bullet"/>
+      <w:lvlText w:val="■"/>
+      <w:lvlJc w:val="left"/>
+      <w:pPr>
+        <w:ind w:left="2160" w:hanging="360"/>
+      </w:pPr>
+    </w:lvl>
+    <w:lvl w:ilvl="3" w:tplc="275E9960">
+      <w:start w:val="1"/>
+      <w:numFmt w:val="bullet"/>
+      <w:lvlText w:val="●"/>
+      <w:lvlJc w:val="left"/>
+      <w:pPr>
+        <w:ind w:left="2880" w:hanging="360"/>
+      </w:pPr>
+    </w:lvl>
+    <w:lvl w:ilvl="4" w:tplc="A08ECE9C">
+      <w:start w:val="1"/>
+      <w:numFmt w:val="bullet"/>
+      <w:lvlText w:val="○"/>
+      <w:lvlJc w:val="left"/>
+      <w:pPr>
+        <w:ind w:left="3600" w:hanging="360"/>
+      </w:pPr>
+    </w:lvl>
+    <w:lvl w:ilvl="5" w:tplc="DB3C31C6">
+      <w:start w:val="1"/>
+      <w:numFmt w:val="bullet"/>
+      <w:lvlText w:val="■"/>
+      <w:lvlJc w:val="left"/>
+      <w:pPr>
+        <w:ind w:left="4320" w:hanging="360"/>
+      </w:pPr>
+    </w:lvl>
+    <w:lvl w:ilvl="6" w:tplc="CD6639B4">
+      <w:start w:val="1"/>
+      <w:numFmt w:val="bullet"/>
+      <w:lvlText w:val="●"/>
+      <w:lvlJc w:val="left"/>
+      <w:pPr>
+        <w:ind w:left="5040" w:hanging="360"/>
+      </w:pPr>
+    </w:lvl>
+    <w:lvl w:ilvl="7" w:tplc="2CF4D676">
+      <w:start w:val="1"/>
+      <w:numFmt w:val="bullet"/>
+      <w:lvlText w:val="●"/>
+      <w:lvlJc w:val="left"/>
+      <w:pPr>
+        <w:ind w:left="5760" w:hanging="360"/>
+      </w:pPr>
+    </w:lvl>
+    <w:lvl w:ilvl="8" w:tplc="F47CE198">
+      <w:start w:val="1"/>
+      <w:numFmt w:val="bullet"/>
+      <w:lvlText w:val="●"/>
+      <w:lvlJc w:val="left"/>
+      <w:pPr>
+        <w:ind w:left="6480" w:hanging="360"/>
+      </w:pPr>
+    </w:lvl>
+  </w:abstractNum>
+  <w:abstractNum w:abstractNumId="7" w15:restartNumberingAfterBreak="0">
     <w:nsid w:val="48302974"/>
     <w:multiLevelType w:val="hybridMultilevel"/>
     <w:tmpl w:val="E8F80652"/>
@@ -7445,7 +11230,120 @@
       </w:pPr>
     </w:lvl>
   </w:abstractNum>
-  <w:abstractNum w:abstractNumId="6" w15:restartNumberingAfterBreak="0">
+  <w:abstractNum w:abstractNumId="8" w15:restartNumberingAfterBreak="0">
+    <w:nsid w:val="5BC7206D"/>
+    <w:multiLevelType w:val="multilevel"/>
+    <w:tmpl w:val="432AFB6E"/>
+    <w:lvl w:ilvl="0">
+      <w:start w:val="1"/>
+      <w:numFmt w:val="decimal"/>
+      <w:lvlText w:val="%1."/>
+      <w:lvlJc w:val="left"/>
+      <w:pPr>
+        <w:tabs>
+          <w:tab w:val="num" w:pos="720"/>
+        </w:tabs>
+        <w:ind w:left="720" w:hanging="360"/>
+      </w:pPr>
+    </w:lvl>
+    <w:lvl w:ilvl="1" w:tentative="1">
+      <w:start w:val="1"/>
+      <w:numFmt w:val="decimal"/>
+      <w:lvlText w:val="%2."/>
+      <w:lvlJc w:val="left"/>
+      <w:pPr>
+        <w:tabs>
+          <w:tab w:val="num" w:pos="1440"/>
+        </w:tabs>
+        <w:ind w:left="1440" w:hanging="360"/>
+      </w:pPr>
+    </w:lvl>
+    <w:lvl w:ilvl="2" w:tentative="1">
+      <w:start w:val="1"/>
+      <w:numFmt w:val="decimal"/>
+      <w:lvlText w:val="%3."/>
+      <w:lvlJc w:val="left"/>
+      <w:pPr>
+        <w:tabs>
+          <w:tab w:val="num" w:pos="2160"/>
+        </w:tabs>
+        <w:ind w:left="2160" w:hanging="360"/>
+      </w:pPr>
+    </w:lvl>
+    <w:lvl w:ilvl="3" w:tentative="1">
+      <w:start w:val="1"/>
+      <w:numFmt w:val="decimal"/>
+      <w:lvlText w:val="%4."/>
+      <w:lvlJc w:val="left"/>
+      <w:pPr>
+        <w:tabs>
+          <w:tab w:val="num" w:pos="2880"/>
+        </w:tabs>
+        <w:ind w:left="2880" w:hanging="360"/>
+      </w:pPr>
+    </w:lvl>
+    <w:lvl w:ilvl="4" w:tentative="1">
+      <w:start w:val="1"/>
+      <w:numFmt w:val="decimal"/>
+      <w:lvlText w:val="%5."/>
+      <w:lvlJc w:val="left"/>
+      <w:pPr>
+        <w:tabs>
+          <w:tab w:val="num" w:pos="3600"/>
+        </w:tabs>
+        <w:ind w:left="3600" w:hanging="360"/>
+      </w:pPr>
+    </w:lvl>
+    <w:lvl w:ilvl="5" w:tentative="1">
+      <w:start w:val="1"/>
+      <w:numFmt w:val="decimal"/>
+      <w:lvlText w:val="%6."/>
+      <w:lvlJc w:val="left"/>
+      <w:pPr>
+        <w:tabs>
+          <w:tab w:val="num" w:pos="4320"/>
+        </w:tabs>
+        <w:ind w:left="4320" w:hanging="360"/>
+      </w:pPr>
+    </w:lvl>
+    <w:lvl w:ilvl="6" w:tentative="1">
+      <w:start w:val="1"/>
+      <w:numFmt w:val="decimal"/>
+      <w:lvlText w:val="%7."/>
+      <w:lvlJc w:val="left"/>
+      <w:pPr>
+        <w:tabs>
+          <w:tab w:val="num" w:pos="5040"/>
+        </w:tabs>
+        <w:ind w:left="5040" w:hanging="360"/>
+      </w:pPr>
+    </w:lvl>
+    <w:lvl w:ilvl="7" w:tentative="1">
+      <w:start w:val="1"/>
+      <w:numFmt w:val="decimal"/>
+      <w:lvlText w:val="%8."/>
+      <w:lvlJc w:val="left"/>
+      <w:pPr>
+        <w:tabs>
+          <w:tab w:val="num" w:pos="5760"/>
+        </w:tabs>
+        <w:ind w:left="5760" w:hanging="360"/>
+      </w:pPr>
+    </w:lvl>
+    <w:lvl w:ilvl="8" w:tentative="1">
+      <w:start w:val="1"/>
+      <w:numFmt w:val="decimal"/>
+      <w:lvlText w:val="%9."/>
+      <w:lvlJc w:val="left"/>
+      <w:pPr>
+        <w:tabs>
+          <w:tab w:val="num" w:pos="6480"/>
+        </w:tabs>
+        <w:ind w:left="6480" w:hanging="360"/>
+      </w:pPr>
+    </w:lvl>
+  </w:abstractNum>
+  <w:abstractNum w:abstractNumId="9" w15:restartNumberingAfterBreak="0">
     <w:nsid w:val="7C730833"/>
     <w:multiLevelType w:val="multilevel"/>
     <w:tmpl w:val="8786BC28"/>
@@ -7558,7 +11456,7 @@
       </w:pPr>
     </w:lvl>
   </w:abstractNum>
-  <w:abstractNum w:abstractNumId="7" w15:restartNumberingAfterBreak="0">
+  <w:abstractNum w:abstractNumId="10" w15:restartNumberingAfterBreak="0">
     <w:nsid w:val="7E7A5CCF"/>
     <w:multiLevelType w:val="multilevel"/>
     <w:tmpl w:val="8786BC28"/>
@@ -7671,32 +11569,160 @@
       </w:pPr>
     </w:lvl>
   </w:abstractNum>
+  <w:abstractNum w:abstractNumId="11" w15:restartNumberingAfterBreak="0">
+    <w:nsid w:val="7FC4614B"/>
+    <w:multiLevelType w:val="multilevel"/>
+    <w:tmpl w:val="432AFB6E"/>
+    <w:lvl w:ilvl="0">
+      <w:start w:val="1"/>
+      <w:numFmt w:val="decimal"/>
+      <w:lvlText w:val="%1."/>
+      <w:lvlJc w:val="left"/>
+      <w:pPr>
+        <w:tabs>
+          <w:tab w:val="num" w:pos="720"/>
+        </w:tabs>
+        <w:ind w:left="720" w:hanging="360"/>
+      </w:pPr>
+    </w:lvl>
+    <w:lvl w:ilvl="1" w:tentative="1">
+      <w:start w:val="1"/>
+      <w:numFmt w:val="decimal"/>
+      <w:lvlText w:val="%2."/>
+      <w:lvlJc w:val="left"/>
+      <w:pPr>
+        <w:tabs>
+          <w:tab w:val="num" w:pos="1440"/>
+        </w:tabs>
+        <w:ind w:left="1440" w:hanging="360"/>
+      </w:pPr>
+    </w:lvl>
+    <w:lvl w:ilvl="2" w:tentative="1">
+      <w:start w:val="1"/>
+      <w:numFmt w:val="decimal"/>
+      <w:lvlText w:val="%3."/>
+      <w:lvlJc w:val="left"/>
+      <w:pPr>
+        <w:tabs>
+          <w:tab w:val="num" w:pos="2160"/>
+        </w:tabs>
+        <w:ind w:left="2160" w:hanging="360"/>
+      </w:pPr>
+    </w:lvl>
+    <w:lvl w:ilvl="3" w:tentative="1">
+      <w:start w:val="1"/>
+      <w:numFmt w:val="decimal"/>
+      <w:lvlText w:val="%4."/>
+      <w:lvlJc w:val="left"/>
+      <w:pPr>
+        <w:tabs>
+          <w:tab w:val="num" w:pos="2880"/>
+        </w:tabs>
+        <w:ind w:left="2880" w:hanging="360"/>
+      </w:pPr>
+    </w:lvl>
+    <w:lvl w:ilvl="4" w:tentative="1">
+      <w:start w:val="1"/>
+      <w:numFmt w:val="decimal"/>
+      <w:lvlText w:val="%5."/>
+      <w:lvlJc w:val="left"/>
+      <w:pPr>
+        <w:tabs>
+          <w:tab w:val="num" w:pos="3600"/>
+        </w:tabs>
+        <w:ind w:left="3600" w:hanging="360"/>
+      </w:pPr>
+    </w:lvl>
+    <w:lvl w:ilvl="5" w:tentative="1">
+      <w:start w:val="1"/>
+      <w:numFmt w:val="decimal"/>
+      <w:lvlText w:val="%6."/>
+      <w:lvlJc w:val="left"/>
+      <w:pPr>
+        <w:tabs>
+          <w:tab w:val="num" w:pos="4320"/>
+        </w:tabs>
+        <w:ind w:left="4320" w:hanging="360"/>
+      </w:pPr>
+    </w:lvl>
+    <w:lvl w:ilvl="6" w:tentative="1">
+      <w:start w:val="1"/>
+      <w:numFmt w:val="decimal"/>
+      <w:lvlText w:val="%7."/>
+      <w:lvlJc w:val="left"/>
+      <w:pPr>
+        <w:tabs>
+          <w:tab w:val="num" w:pos="5040"/>
+        </w:tabs>
+        <w:ind w:left="5040" w:hanging="360"/>
+      </w:pPr>
+    </w:lvl>
+    <w:lvl w:ilvl="7" w:tentative="1">
+      <w:start w:val="1"/>
+      <w:numFmt w:val="decimal"/>
+      <w:lvlText w:val="%8."/>
+      <w:lvlJc w:val="left"/>
+      <w:pPr>
+        <w:tabs>
+          <w:tab w:val="num" w:pos="5760"/>
+        </w:tabs>
+        <w:ind w:left="5760" w:hanging="360"/>
+      </w:pPr>
+    </w:lvl>
+    <w:lvl w:ilvl="8" w:tentative="1">
+      <w:start w:val="1"/>
+      <w:numFmt w:val="decimal"/>
+      <w:lvlText w:val="%9."/>
+      <w:lvlJc w:val="left"/>
+      <w:pPr>
+        <w:tabs>
+          <w:tab w:val="num" w:pos="6480"/>
+        </w:tabs>
+        <w:ind w:left="6480" w:hanging="360"/>
+      </w:pPr>
+    </w:lvl>
+  </w:abstractNum>
   <w:num w:numId="1" w16cid:durableId="824589988">
-    <w:abstractNumId w:val="2"/>
+    <w:abstractNumId w:val="3"/>
   </w:num>
   <w:num w:numId="2" w16cid:durableId="1310397965">
-    <w:abstractNumId w:val="0"/>
+    <w:abstractNumId w:val="1"/>
   </w:num>
   <w:num w:numId="3" w16cid:durableId="406923773">
-    <w:abstractNumId w:val="1"/>
+    <w:abstractNumId w:val="2"/>
     <w:lvlOverride w:ilvl="0">
       <w:startOverride w:val="1"/>
     </w:lvlOverride>
   </w:num>
   <w:num w:numId="4" w16cid:durableId="1845053258">
+    <w:abstractNumId w:val="10"/>
+  </w:num>
+  <w:num w:numId="5" w16cid:durableId="1119908973">
+    <w:abstractNumId w:val="9"/>
+  </w:num>
+  <w:num w:numId="6" w16cid:durableId="977881883">
+    <w:abstractNumId w:val="5"/>
+  </w:num>
+  <w:num w:numId="7" w16cid:durableId="470172672">
     <w:abstractNumId w:val="7"/>
   </w:num>
-  <w:num w:numId="5" w16cid:durableId="1119908973">
-    <w:abstractNumId w:val="6"/>
-  </w:num>
-  <w:num w:numId="6" w16cid:durableId="977881883">
+  <w:num w:numId="8" w16cid:durableId="190798466">
     <w:abstractNumId w:val="4"/>
   </w:num>
-  <w:num w:numId="7" w16cid:durableId="470172672">
-    <w:abstractNumId w:val="5"/>
+  <w:num w:numId="9" w16cid:durableId="221454318">
+    <w:abstractNumId w:val="6"/>
+    <w:lvlOverride w:ilvl="0">
+      <w:startOverride w:val="1"/>
+    </w:lvlOverride>
   </w:num>
-  <w:num w:numId="8" w16cid:durableId="190798466">
-    <w:abstractNumId w:val="3"/>
+  <w:num w:numId="10" w16cid:durableId="631250285">
+    <w:abstractNumId w:val="8"/>
+  </w:num>
+  <w:num w:numId="11" w16cid:durableId="1143892021">
+    <w:abstractNumId w:val="11"/>
+  </w:num>
+  <w:num w:numId="12" w16cid:durableId="973218973">
+    <w:abstractNumId w:val="0"/>
   </w:num>
 </w:numbering>
 </file>
@@ -8714,6 +12740,82 @@
       <w:shd w:val="clear" w:color="auto" w:fill="E1DFDD"/>
     </w:rPr>
   </w:style>
+  <w:style w:type="paragraph" w:styleId="TtuloTDC">
+    <w:name w:val="TOC Heading"/>
+    <w:basedOn w:val="Ttulo1"/>
+    <w:next w:val="Normal"/>
+    <w:uiPriority w:val="39"/>
+    <w:unhideWhenUsed/>
+    <w:qFormat/>
+    <w:rsid w:val="0062724C"/>
+    <w:pPr>
+      <w:spacing w:before="240" w:after="0"/>
+      <w:outlineLvl w:val="9"/>
+    </w:pPr>
+    <w:rPr>
+      <w:kern w:val="0"/>
+      <w:sz w:val="32"/>
+      <w:szCs w:val="32"/>
+      <w:lang w:eastAsia="es-AR"/>
+      <w14:ligatures w14:val="none"/>
+    </w:rPr>
+  </w:style>
+  <w:style w:type="paragraph" w:styleId="TDC2">
+    <w:name w:val="toc 2"/>
+    <w:basedOn w:val="Normal"/>
+    <w:next w:val="Normal"/>
+    <w:autoRedefine/>
+    <w:uiPriority w:val="39"/>
+    <w:unhideWhenUsed/>
+    <w:rsid w:val="0062724C"/>
+    <w:pPr>
+      <w:spacing w:after="100"/>
+      <w:ind w:left="220"/>
+    </w:pPr>
+    <w:rPr>
+      <w:rFonts w:eastAsiaTheme="minorEastAsia" w:cs="Times New Roman"/>
+      <w:kern w:val="0"/>
+      <w:lang w:eastAsia="es-AR"/>
+      <w14:ligatures w14:val="none"/>
+    </w:rPr>
+  </w:style>
+  <w:style w:type="paragraph" w:styleId="TDC1">
+    <w:name w:val="toc 1"/>
+    <w:basedOn w:val="Normal"/>
+    <w:next w:val="Normal"/>
+    <w:autoRedefine/>
+    <w:uiPriority w:val="39"/>
+    <w:unhideWhenUsed/>
+    <w:rsid w:val="0062724C"/>
+    <w:pPr>
+      <w:spacing w:after="100"/>
+    </w:pPr>
+    <w:rPr>
+      <w:rFonts w:eastAsiaTheme="minorEastAsia" w:cs="Times New Roman"/>
+      <w:kern w:val="0"/>
+      <w:lang w:eastAsia="es-AR"/>
+      <w14:ligatures w14:val="none"/>
+    </w:rPr>
+  </w:style>
+  <w:style w:type="paragraph" w:styleId="TDC3">
+    <w:name w:val="toc 3"/>
+    <w:basedOn w:val="Normal"/>
+    <w:next w:val="Normal"/>
+    <w:autoRedefine/>
+    <w:uiPriority w:val="39"/>
+    <w:unhideWhenUsed/>
+    <w:rsid w:val="0062724C"/>
+    <w:pPr>
+      <w:spacing w:after="100"/>
+      <w:ind w:left="440"/>
+    </w:pPr>
+    <w:rPr>
+      <w:rFonts w:eastAsiaTheme="minorEastAsia" w:cs="Times New Roman"/>
+      <w:kern w:val="0"/>
+      <w:lang w:eastAsia="es-AR"/>
+      <w14:ligatures w14:val="none"/>
+    </w:rPr>
+  </w:style>
 </w:styles>
 </file>
 
@@ -9010,4 +13112,16 @@
     </a:ext>
   </a:extLst>
 </a:theme>
+</file>
+
+<file path=customXml/item1.xml><?xml version="1.0" encoding="utf-8"?>
+<b:Sources xmlns:b="http://schemas.openxmlformats.org/officeDocument/2006/bibliography" xmlns="http://schemas.openxmlformats.org/officeDocument/2006/bibliography" SelectedStyle="\APASixthEditionOfficeOnline.xsl" StyleName="APA" Version="6"/>
+</file>
+
+<file path=customXml/itemProps1.xml><?xml version="1.0" encoding="utf-8"?>
+<ds:datastoreItem xmlns:ds="http://schemas.openxmlformats.org/officeDocument/2006/customXml" ds:itemID="{73308818-AF1B-45F9-97B2-2D23C2CB233B}">
+  <ds:schemaRefs>
+    <ds:schemaRef ds:uri="http://schemas.openxmlformats.org/officeDocument/2006/bibliography"/>
+  </ds:schemaRefs>
+</ds:datastoreItem>
 </file>